--- a/fuentes/92130093_CF02_DU.docx
+++ b/fuentes/92130093_CF02_DU.docx
@@ -470,7 +470,18 @@
           <w:kern w:val="0"/>
           <w14:ligatures w14:val="none"/>
         </w:rPr>
-        <w:t>juli</w:t>
+        <w:t>J</w:t>
+      </w:r>
+      <w:r>
+        <w:rPr>
+          <w:rFonts w:ascii="Calibri" w:hAnsi="Calibri"/>
+          <w:b/>
+          <w:bCs/>
+          <w:color w:val="000000" w:themeColor="text1"/>
+          <w:kern w:val="0"/>
+          <w14:ligatures w14:val="none"/>
+        </w:rPr>
+        <w:t>uli</w:t>
       </w:r>
       <w:r>
         <w:rPr>
@@ -564,7 +575,7 @@
           <w:r>
             <w:fldChar w:fldCharType="separate"/>
           </w:r>
-          <w:hyperlink w:anchor="_Toc236726778" w:history="1">
+          <w:hyperlink w:anchor="_Toc239071865" w:history="1">
             <w:r>
               <w:rPr>
                 <w:rStyle w:val="Hipervnculo"/>
@@ -591,7 +602,7 @@
                 <w:noProof/>
                 <w:webHidden/>
               </w:rPr>
-              <w:instrText xml:space="preserve"> PAGEREF _Toc236726778 \h </w:instrText>
+              <w:instrText xml:space="preserve"> PAGEREF _Toc239071865 \h </w:instrText>
             </w:r>
             <w:r>
               <w:rPr>
@@ -637,7 +648,7 @@
               <w14:ligatures w14:val="none"/>
             </w:rPr>
           </w:pPr>
-          <w:hyperlink w:anchor="_Toc236726779" w:history="1">
+          <w:hyperlink w:anchor="_Toc239071866" w:history="1">
             <w:r>
               <w:rPr>
                 <w:rStyle w:val="Hipervnculo"/>
@@ -664,7 +675,7 @@
                 <w:noProof/>
                 <w:webHidden/>
               </w:rPr>
-              <w:instrText xml:space="preserve"> PAGEREF _Toc236726779 \h </w:instrText>
+              <w:instrText xml:space="preserve"> PAGEREF _Toc239071866 \h </w:instrText>
             </w:r>
             <w:r>
               <w:rPr>
@@ -710,7 +721,7 @@
               <w14:ligatures w14:val="none"/>
             </w:rPr>
           </w:pPr>
-          <w:hyperlink w:anchor="_Toc236726780" w:history="1">
+          <w:hyperlink w:anchor="_Toc239071867" w:history="1">
             <w:r>
               <w:rPr>
                 <w:rStyle w:val="Hipervnculo"/>
@@ -737,7 +748,7 @@
                 <w:noProof/>
                 <w:webHidden/>
               </w:rPr>
-              <w:instrText xml:space="preserve"> PAGEREF _Toc236726780 \h </w:instrText>
+              <w:instrText xml:space="preserve"> PAGEREF _Toc239071867 \h </w:instrText>
             </w:r>
             <w:r>
               <w:rPr>
@@ -783,7 +794,7 @@
               <w14:ligatures w14:val="none"/>
             </w:rPr>
           </w:pPr>
-          <w:hyperlink w:anchor="_Toc236726781" w:history="1">
+          <w:hyperlink w:anchor="_Toc239071868" w:history="1">
             <w:r>
               <w:rPr>
                 <w:rStyle w:val="Hipervnculo"/>
@@ -793,10 +804,17 @@
             </w:r>
             <w:r>
               <w:rPr>
+                <w:rStyle w:val="Hipervnculo"/>
+                <w:noProof/>
+              </w:rPr>
+              <w:t>……………………………………………………………………………………………………………</w:t>
+            </w:r>
+            <w:r>
+              <w:rPr>
                 <w:noProof/>
                 <w:webHidden/>
               </w:rPr>
-              <w:tab/>
+              <w:t xml:space="preserve"> </w:t>
             </w:r>
             <w:r>
               <w:rPr>
@@ -810,7 +828,7 @@
                 <w:noProof/>
                 <w:webHidden/>
               </w:rPr>
-              <w:instrText xml:space="preserve"> PAGEREF _Toc236726781 \h </w:instrText>
+              <w:instrText xml:space="preserve"> PAGEREF _Toc239071868 \h </w:instrText>
             </w:r>
             <w:r>
               <w:rPr>
@@ -830,7 +848,7 @@
                 <w:noProof/>
                 <w:webHidden/>
               </w:rPr>
-              <w:t>7</w:t>
+              <w:t>8</w:t>
             </w:r>
             <w:r>
               <w:rPr>
@@ -856,7 +874,7 @@
               <w14:ligatures w14:val="none"/>
             </w:rPr>
           </w:pPr>
-          <w:hyperlink w:anchor="_Toc236726782" w:history="1">
+          <w:hyperlink w:anchor="_Toc239071869" w:history="1">
             <w:r>
               <w:rPr>
                 <w:rStyle w:val="Hipervnculo"/>
@@ -883,7 +901,7 @@
                 <w:noProof/>
                 <w:webHidden/>
               </w:rPr>
-              <w:instrText xml:space="preserve"> PAGEREF _Toc236726782 \h </w:instrText>
+              <w:instrText xml:space="preserve"> PAGEREF _Toc239071869 \h </w:instrText>
             </w:r>
             <w:r>
               <w:rPr>
@@ -903,7 +921,7 @@
                 <w:noProof/>
                 <w:webHidden/>
               </w:rPr>
-              <w:t>9</w:t>
+              <w:t>10</w:t>
             </w:r>
             <w:r>
               <w:rPr>
@@ -929,7 +947,7 @@
               <w14:ligatures w14:val="none"/>
             </w:rPr>
           </w:pPr>
-          <w:hyperlink w:anchor="_Toc236726783" w:history="1">
+          <w:hyperlink w:anchor="_Toc239071870" w:history="1">
             <w:r>
               <w:rPr>
                 <w:rStyle w:val="Hipervnculo"/>
@@ -956,7 +974,7 @@
                 <w:noProof/>
                 <w:webHidden/>
               </w:rPr>
-              <w:instrText xml:space="preserve"> PAGEREF _Toc236726783 \h </w:instrText>
+              <w:instrText xml:space="preserve"> PAGEREF _Toc239071870 \h </w:instrText>
             </w:r>
             <w:r>
               <w:rPr>
@@ -976,7 +994,7 @@
                 <w:noProof/>
                 <w:webHidden/>
               </w:rPr>
-              <w:t>10</w:t>
+              <w:t>11</w:t>
             </w:r>
             <w:r>
               <w:rPr>
@@ -1002,7 +1020,7 @@
               <w14:ligatures w14:val="none"/>
             </w:rPr>
           </w:pPr>
-          <w:hyperlink w:anchor="_Toc236726784" w:history="1">
+          <w:hyperlink w:anchor="_Toc239071871" w:history="1">
             <w:r>
               <w:rPr>
                 <w:rStyle w:val="Hipervnculo"/>
@@ -1029,7 +1047,7 @@
                 <w:noProof/>
                 <w:webHidden/>
               </w:rPr>
-              <w:instrText xml:space="preserve"> PAGEREF _Toc236726784 \h </w:instrText>
+              <w:instrText xml:space="preserve"> PAGEREF _Toc239071871 \h </w:instrText>
             </w:r>
             <w:r>
               <w:rPr>
@@ -1049,7 +1067,7 @@
                 <w:noProof/>
                 <w:webHidden/>
               </w:rPr>
-              <w:t>12</w:t>
+              <w:t>13</w:t>
             </w:r>
             <w:r>
               <w:rPr>
@@ -1075,7 +1093,7 @@
               <w14:ligatures w14:val="none"/>
             </w:rPr>
           </w:pPr>
-          <w:hyperlink w:anchor="_Toc236726785" w:history="1">
+          <w:hyperlink w:anchor="_Toc239071872" w:history="1">
             <w:r>
               <w:rPr>
                 <w:rStyle w:val="Hipervnculo"/>
@@ -1102,7 +1120,7 @@
                 <w:noProof/>
                 <w:webHidden/>
               </w:rPr>
-              <w:instrText xml:space="preserve"> PAGEREF _Toc236726785 \h </w:instrText>
+              <w:instrText xml:space="preserve"> PAGEREF _Toc239071872 \h </w:instrText>
             </w:r>
             <w:r>
               <w:rPr>
@@ -1122,7 +1140,7 @@
                 <w:noProof/>
                 <w:webHidden/>
               </w:rPr>
-              <w:t>12</w:t>
+              <w:t>13</w:t>
             </w:r>
             <w:r>
               <w:rPr>
@@ -1148,7 +1166,7 @@
               <w14:ligatures w14:val="none"/>
             </w:rPr>
           </w:pPr>
-          <w:hyperlink w:anchor="_Toc236726786" w:history="1">
+          <w:hyperlink w:anchor="_Toc239071873" w:history="1">
             <w:r>
               <w:rPr>
                 <w:rStyle w:val="Hipervnculo"/>
@@ -1175,7 +1193,7 @@
                 <w:noProof/>
                 <w:webHidden/>
               </w:rPr>
-              <w:instrText xml:space="preserve"> PAGEREF _Toc236726786 \h </w:instrText>
+              <w:instrText xml:space="preserve"> PAGEREF _Toc239071873 \h </w:instrText>
             </w:r>
             <w:r>
               <w:rPr>
@@ -1195,7 +1213,7 @@
                 <w:noProof/>
                 <w:webHidden/>
               </w:rPr>
-              <w:t>14</w:t>
+              <w:t>15</w:t>
             </w:r>
             <w:r>
               <w:rPr>
@@ -1221,7 +1239,7 @@
               <w14:ligatures w14:val="none"/>
             </w:rPr>
           </w:pPr>
-          <w:hyperlink w:anchor="_Toc236726787" w:history="1">
+          <w:hyperlink w:anchor="_Toc239071874" w:history="1">
             <w:r>
               <w:rPr>
                 <w:rStyle w:val="Hipervnculo"/>
@@ -1248,7 +1266,7 @@
                 <w:noProof/>
                 <w:webHidden/>
               </w:rPr>
-              <w:instrText xml:space="preserve"> PAGEREF _Toc236726787 \h </w:instrText>
+              <w:instrText xml:space="preserve"> PAGEREF _Toc239071874 \h </w:instrText>
             </w:r>
             <w:r>
               <w:rPr>
@@ -1268,7 +1286,7 @@
                 <w:noProof/>
                 <w:webHidden/>
               </w:rPr>
-              <w:t>16</w:t>
+              <w:t>17</w:t>
             </w:r>
             <w:r>
               <w:rPr>
@@ -1294,7 +1312,7 @@
               <w14:ligatures w14:val="none"/>
             </w:rPr>
           </w:pPr>
-          <w:hyperlink w:anchor="_Toc236726788" w:history="1">
+          <w:hyperlink w:anchor="_Toc239071875" w:history="1">
             <w:r>
               <w:rPr>
                 <w:rStyle w:val="Hipervnculo"/>
@@ -1321,7 +1339,7 @@
                 <w:noProof/>
                 <w:webHidden/>
               </w:rPr>
-              <w:instrText xml:space="preserve"> PAGEREF _Toc236726788 \h </w:instrText>
+              <w:instrText xml:space="preserve"> PAGEREF _Toc239071875 \h </w:instrText>
             </w:r>
             <w:r>
               <w:rPr>
@@ -1341,7 +1359,7 @@
                 <w:noProof/>
                 <w:webHidden/>
               </w:rPr>
-              <w:t>20</w:t>
+              <w:t>21</w:t>
             </w:r>
             <w:r>
               <w:rPr>
@@ -1367,7 +1385,7 @@
               <w14:ligatures w14:val="none"/>
             </w:rPr>
           </w:pPr>
-          <w:hyperlink w:anchor="_Toc236726789" w:history="1">
+          <w:hyperlink w:anchor="_Toc239071876" w:history="1">
             <w:r>
               <w:rPr>
                 <w:rStyle w:val="Hipervnculo"/>
@@ -1394,7 +1412,7 @@
                 <w:noProof/>
                 <w:webHidden/>
               </w:rPr>
-              <w:instrText xml:space="preserve"> PAGEREF _Toc236726789 \h </w:instrText>
+              <w:instrText xml:space="preserve"> PAGEREF _Toc239071876 \h </w:instrText>
             </w:r>
             <w:r>
               <w:rPr>
@@ -1414,7 +1432,7 @@
                 <w:noProof/>
                 <w:webHidden/>
               </w:rPr>
-              <w:t>22</w:t>
+              <w:t>23</w:t>
             </w:r>
             <w:r>
               <w:rPr>
@@ -1440,7 +1458,7 @@
               <w14:ligatures w14:val="none"/>
             </w:rPr>
           </w:pPr>
-          <w:hyperlink w:anchor="_Toc236726790" w:history="1">
+          <w:hyperlink w:anchor="_Toc239071877" w:history="1">
             <w:r>
               <w:rPr>
                 <w:rStyle w:val="Hipervnculo"/>
@@ -1467,7 +1485,7 @@
                 <w:noProof/>
                 <w:webHidden/>
               </w:rPr>
-              <w:instrText xml:space="preserve"> PAGEREF _Toc236726790 \h </w:instrText>
+              <w:instrText xml:space="preserve"> PAGEREF _Toc239071877 \h </w:instrText>
             </w:r>
             <w:r>
               <w:rPr>
@@ -1487,7 +1505,7 @@
                 <w:noProof/>
                 <w:webHidden/>
               </w:rPr>
-              <w:t>24</w:t>
+              <w:t>25</w:t>
             </w:r>
             <w:r>
               <w:rPr>
@@ -1513,7 +1531,7 @@
               <w14:ligatures w14:val="none"/>
             </w:rPr>
           </w:pPr>
-          <w:hyperlink w:anchor="_Toc236726791" w:history="1">
+          <w:hyperlink w:anchor="_Toc239071878" w:history="1">
             <w:r>
               <w:rPr>
                 <w:rStyle w:val="Hipervnculo"/>
@@ -1540,7 +1558,7 @@
                 <w:noProof/>
                 <w:webHidden/>
               </w:rPr>
-              <w:instrText xml:space="preserve"> PAGEREF _Toc236726791 \h </w:instrText>
+              <w:instrText xml:space="preserve"> PAGEREF _Toc239071878 \h </w:instrText>
             </w:r>
             <w:r>
               <w:rPr>
@@ -1560,7 +1578,7 @@
                 <w:noProof/>
                 <w:webHidden/>
               </w:rPr>
-              <w:t>26</w:t>
+              <w:t>27</w:t>
             </w:r>
             <w:r>
               <w:rPr>
@@ -1586,7 +1604,7 @@
               <w14:ligatures w14:val="none"/>
             </w:rPr>
           </w:pPr>
-          <w:hyperlink w:anchor="_Toc236726792" w:history="1">
+          <w:hyperlink w:anchor="_Toc239071879" w:history="1">
             <w:r>
               <w:rPr>
                 <w:rStyle w:val="Hipervnculo"/>
@@ -1613,7 +1631,7 @@
                 <w:noProof/>
                 <w:webHidden/>
               </w:rPr>
-              <w:instrText xml:space="preserve"> PAGEREF _Toc236726792 \h </w:instrText>
+              <w:instrText xml:space="preserve"> PAGEREF _Toc239071879 \h </w:instrText>
             </w:r>
             <w:r>
               <w:rPr>
@@ -1633,7 +1651,7 @@
                 <w:noProof/>
                 <w:webHidden/>
               </w:rPr>
-              <w:t>28</w:t>
+              <w:t>29</w:t>
             </w:r>
             <w:r>
               <w:rPr>
@@ -1659,7 +1677,7 @@
               <w14:ligatures w14:val="none"/>
             </w:rPr>
           </w:pPr>
-          <w:hyperlink w:anchor="_Toc236726793" w:history="1">
+          <w:hyperlink w:anchor="_Toc239071880" w:history="1">
             <w:r>
               <w:rPr>
                 <w:rStyle w:val="Hipervnculo"/>
@@ -1686,7 +1704,7 @@
                 <w:noProof/>
                 <w:webHidden/>
               </w:rPr>
-              <w:instrText xml:space="preserve"> PAGEREF _Toc236726793 \h </w:instrText>
+              <w:instrText xml:space="preserve"> PAGEREF _Toc239071880 \h </w:instrText>
             </w:r>
             <w:r>
               <w:rPr>
@@ -1706,7 +1724,7 @@
                 <w:noProof/>
                 <w:webHidden/>
               </w:rPr>
-              <w:t>32</w:t>
+              <w:t>34</w:t>
             </w:r>
             <w:r>
               <w:rPr>
@@ -1732,7 +1750,7 @@
               <w14:ligatures w14:val="none"/>
             </w:rPr>
           </w:pPr>
-          <w:hyperlink w:anchor="_Toc236726794" w:history="1">
+          <w:hyperlink w:anchor="_Toc239071881" w:history="1">
             <w:r>
               <w:rPr>
                 <w:rStyle w:val="Hipervnculo"/>
@@ -1759,7 +1777,7 @@
                 <w:noProof/>
                 <w:webHidden/>
               </w:rPr>
-              <w:instrText xml:space="preserve"> PAGEREF _Toc236726794 \h </w:instrText>
+              <w:instrText xml:space="preserve"> PAGEREF _Toc239071881 \h </w:instrText>
             </w:r>
             <w:r>
               <w:rPr>
@@ -1779,7 +1797,7 @@
                 <w:noProof/>
                 <w:webHidden/>
               </w:rPr>
-              <w:t>32</w:t>
+              <w:t>34</w:t>
             </w:r>
             <w:r>
               <w:rPr>
@@ -1805,7 +1823,7 @@
               <w14:ligatures w14:val="none"/>
             </w:rPr>
           </w:pPr>
-          <w:hyperlink w:anchor="_Toc236726795" w:history="1">
+          <w:hyperlink w:anchor="_Toc239071882" w:history="1">
             <w:r>
               <w:rPr>
                 <w:rStyle w:val="Hipervnculo"/>
@@ -1832,7 +1850,7 @@
                 <w:noProof/>
                 <w:webHidden/>
               </w:rPr>
-              <w:instrText xml:space="preserve"> PAGEREF _Toc236726795 \h </w:instrText>
+              <w:instrText xml:space="preserve"> PAGEREF _Toc239071882 \h </w:instrText>
             </w:r>
             <w:r>
               <w:rPr>
@@ -1852,7 +1870,7 @@
                 <w:noProof/>
                 <w:webHidden/>
               </w:rPr>
-              <w:t>37</w:t>
+              <w:t>39</w:t>
             </w:r>
             <w:r>
               <w:rPr>
@@ -1878,7 +1896,7 @@
               <w14:ligatures w14:val="none"/>
             </w:rPr>
           </w:pPr>
-          <w:hyperlink w:anchor="_Toc236726796" w:history="1">
+          <w:hyperlink w:anchor="_Toc239071883" w:history="1">
             <w:r>
               <w:rPr>
                 <w:rStyle w:val="Hipervnculo"/>
@@ -1905,7 +1923,7 @@
                 <w:noProof/>
                 <w:webHidden/>
               </w:rPr>
-              <w:instrText xml:space="preserve"> PAGEREF _Toc236726796 \h </w:instrText>
+              <w:instrText xml:space="preserve"> PAGEREF _Toc239071883 \h </w:instrText>
             </w:r>
             <w:r>
               <w:rPr>
@@ -1925,7 +1943,7 @@
                 <w:noProof/>
                 <w:webHidden/>
               </w:rPr>
-              <w:t>40</w:t>
+              <w:t>42</w:t>
             </w:r>
             <w:r>
               <w:rPr>
@@ -1951,7 +1969,7 @@
               <w14:ligatures w14:val="none"/>
             </w:rPr>
           </w:pPr>
-          <w:hyperlink w:anchor="_Toc236726797" w:history="1">
+          <w:hyperlink w:anchor="_Toc239071884" w:history="1">
             <w:r>
               <w:rPr>
                 <w:rStyle w:val="Hipervnculo"/>
@@ -1978,7 +1996,7 @@
                 <w:noProof/>
                 <w:webHidden/>
               </w:rPr>
-              <w:instrText xml:space="preserve"> PAGEREF _Toc236726797 \h </w:instrText>
+              <w:instrText xml:space="preserve"> PAGEREF _Toc239071884 \h </w:instrText>
             </w:r>
             <w:r>
               <w:rPr>
@@ -1998,7 +2016,7 @@
                 <w:noProof/>
                 <w:webHidden/>
               </w:rPr>
-              <w:t>45</w:t>
+              <w:t>47</w:t>
             </w:r>
             <w:r>
               <w:rPr>
@@ -2024,7 +2042,7 @@
               <w14:ligatures w14:val="none"/>
             </w:rPr>
           </w:pPr>
-          <w:hyperlink w:anchor="_Toc236726798" w:history="1">
+          <w:hyperlink w:anchor="_Toc239071885" w:history="1">
             <w:r>
               <w:rPr>
                 <w:rStyle w:val="Hipervnculo"/>
@@ -2051,7 +2069,7 @@
                 <w:noProof/>
                 <w:webHidden/>
               </w:rPr>
-              <w:instrText xml:space="preserve"> PAGEREF _Toc236726798 \h </w:instrText>
+              <w:instrText xml:space="preserve"> PAGEREF _Toc239071885 \h </w:instrText>
             </w:r>
             <w:r>
               <w:rPr>
@@ -2071,7 +2089,7 @@
                 <w:noProof/>
                 <w:webHidden/>
               </w:rPr>
-              <w:t>45</w:t>
+              <w:t>47</w:t>
             </w:r>
             <w:r>
               <w:rPr>
@@ -2097,7 +2115,7 @@
               <w14:ligatures w14:val="none"/>
             </w:rPr>
           </w:pPr>
-          <w:hyperlink w:anchor="_Toc236726799" w:history="1">
+          <w:hyperlink w:anchor="_Toc239071886" w:history="1">
             <w:r>
               <w:rPr>
                 <w:rStyle w:val="Hipervnculo"/>
@@ -2124,7 +2142,7 @@
                 <w:noProof/>
                 <w:webHidden/>
               </w:rPr>
-              <w:instrText xml:space="preserve"> PAGEREF _Toc236726799 \h </w:instrText>
+              <w:instrText xml:space="preserve"> PAGEREF _Toc239071886 \h </w:instrText>
             </w:r>
             <w:r>
               <w:rPr>
@@ -2144,7 +2162,7 @@
                 <w:noProof/>
                 <w:webHidden/>
               </w:rPr>
-              <w:t>48</w:t>
+              <w:t>50</w:t>
             </w:r>
             <w:r>
               <w:rPr>
@@ -2170,7 +2188,7 @@
               <w14:ligatures w14:val="none"/>
             </w:rPr>
           </w:pPr>
-          <w:hyperlink w:anchor="_Toc236726800" w:history="1">
+          <w:hyperlink w:anchor="_Toc239071887" w:history="1">
             <w:r>
               <w:rPr>
                 <w:rStyle w:val="Hipervnculo"/>
@@ -2197,7 +2215,7 @@
                 <w:noProof/>
                 <w:webHidden/>
               </w:rPr>
-              <w:instrText xml:space="preserve"> PAGEREF _Toc236726800 \h </w:instrText>
+              <w:instrText xml:space="preserve"> PAGEREF _Toc239071887 \h </w:instrText>
             </w:r>
             <w:r>
               <w:rPr>
@@ -2217,7 +2235,7 @@
                 <w:noProof/>
                 <w:webHidden/>
               </w:rPr>
-              <w:t>51</w:t>
+              <w:t>53</w:t>
             </w:r>
             <w:r>
               <w:rPr>
@@ -2243,7 +2261,7 @@
               <w14:ligatures w14:val="none"/>
             </w:rPr>
           </w:pPr>
-          <w:hyperlink w:anchor="_Toc236726801" w:history="1">
+          <w:hyperlink w:anchor="_Toc239071888" w:history="1">
             <w:r>
               <w:rPr>
                 <w:rStyle w:val="Hipervnculo"/>
@@ -2270,7 +2288,7 @@
                 <w:noProof/>
                 <w:webHidden/>
               </w:rPr>
-              <w:instrText xml:space="preserve"> PAGEREF _Toc236726801 \h </w:instrText>
+              <w:instrText xml:space="preserve"> PAGEREF _Toc239071888 \h </w:instrText>
             </w:r>
             <w:r>
               <w:rPr>
@@ -2290,7 +2308,7 @@
                 <w:noProof/>
                 <w:webHidden/>
               </w:rPr>
-              <w:t>53</w:t>
+              <w:t>55</w:t>
             </w:r>
             <w:r>
               <w:rPr>
@@ -2316,7 +2334,7 @@
               <w14:ligatures w14:val="none"/>
             </w:rPr>
           </w:pPr>
-          <w:hyperlink w:anchor="_Toc236726802" w:history="1">
+          <w:hyperlink w:anchor="_Toc239071889" w:history="1">
             <w:r>
               <w:rPr>
                 <w:rStyle w:val="Hipervnculo"/>
@@ -2343,7 +2361,7 @@
                 <w:noProof/>
                 <w:webHidden/>
               </w:rPr>
-              <w:instrText xml:space="preserve"> PAGEREF _Toc236726802 \h </w:instrText>
+              <w:instrText xml:space="preserve"> PAGEREF _Toc239071889 \h </w:instrText>
             </w:r>
             <w:r>
               <w:rPr>
@@ -2363,7 +2381,7 @@
                 <w:noProof/>
                 <w:webHidden/>
               </w:rPr>
-              <w:t>57</w:t>
+              <w:t>60</w:t>
             </w:r>
             <w:r>
               <w:rPr>
@@ -2389,7 +2407,7 @@
               <w14:ligatures w14:val="none"/>
             </w:rPr>
           </w:pPr>
-          <w:hyperlink w:anchor="_Toc236726803" w:history="1">
+          <w:hyperlink w:anchor="_Toc239071890" w:history="1">
             <w:r>
               <w:rPr>
                 <w:rStyle w:val="Hipervnculo"/>
@@ -2416,7 +2434,7 @@
                 <w:noProof/>
                 <w:webHidden/>
               </w:rPr>
-              <w:instrText xml:space="preserve"> PAGEREF _Toc236726803 \h </w:instrText>
+              <w:instrText xml:space="preserve"> PAGEREF _Toc239071890 \h </w:instrText>
             </w:r>
             <w:r>
               <w:rPr>
@@ -2436,7 +2454,7 @@
                 <w:noProof/>
                 <w:webHidden/>
               </w:rPr>
-              <w:t>59</w:t>
+              <w:t>62</w:t>
             </w:r>
             <w:r>
               <w:rPr>
@@ -2462,7 +2480,7 @@
               <w14:ligatures w14:val="none"/>
             </w:rPr>
           </w:pPr>
-          <w:hyperlink w:anchor="_Toc236726804" w:history="1">
+          <w:hyperlink w:anchor="_Toc239071891" w:history="1">
             <w:r>
               <w:rPr>
                 <w:rStyle w:val="Hipervnculo"/>
@@ -2489,7 +2507,7 @@
                 <w:noProof/>
                 <w:webHidden/>
               </w:rPr>
-              <w:instrText xml:space="preserve"> PAGEREF _Toc236726804 \h </w:instrText>
+              <w:instrText xml:space="preserve"> PAGEREF _Toc239071891 \h </w:instrText>
             </w:r>
             <w:r>
               <w:rPr>
@@ -2509,7 +2527,7 @@
                 <w:noProof/>
                 <w:webHidden/>
               </w:rPr>
-              <w:t>62</w:t>
+              <w:t>65</w:t>
             </w:r>
             <w:r>
               <w:rPr>
@@ -2535,7 +2553,7 @@
               <w14:ligatures w14:val="none"/>
             </w:rPr>
           </w:pPr>
-          <w:hyperlink w:anchor="_Toc236726805" w:history="1">
+          <w:hyperlink w:anchor="_Toc239071892" w:history="1">
             <w:r>
               <w:rPr>
                 <w:rStyle w:val="Hipervnculo"/>
@@ -2562,7 +2580,7 @@
                 <w:noProof/>
                 <w:webHidden/>
               </w:rPr>
-              <w:instrText xml:space="preserve"> PAGEREF _Toc236726805 \h </w:instrText>
+              <w:instrText xml:space="preserve"> PAGEREF _Toc239071892 \h </w:instrText>
             </w:r>
             <w:r>
               <w:rPr>
@@ -2582,7 +2600,7 @@
                 <w:noProof/>
                 <w:webHidden/>
               </w:rPr>
-              <w:t>64</w:t>
+              <w:t>67</w:t>
             </w:r>
             <w:r>
               <w:rPr>
@@ -2610,7 +2628,7 @@
       <w:pPr>
         <w:pStyle w:val="Titulosgenerales"/>
       </w:pPr>
-      <w:bookmarkStart w:id="0" w:name="_Toc236726778"/>
+      <w:bookmarkStart w:id="0" w:name="_Toc239071865"/>
       <w:r>
         <w:lastRenderedPageBreak/>
         <w:t>Introducción</w:t>
@@ -2649,7 +2667,7 @@
       <w:pPr>
         <w:pStyle w:val="Ttulo1"/>
       </w:pPr>
-      <w:bookmarkStart w:id="1" w:name="_Toc236726779"/>
+      <w:bookmarkStart w:id="1" w:name="_Toc239071866"/>
       <w:r>
         <w:lastRenderedPageBreak/>
         <w:t>Fundamentos de los programas de saneamiento en la industria alimentaria</w:t>
@@ -2673,7 +2691,7 @@
       <w:pPr>
         <w:pStyle w:val="Ttulo2"/>
       </w:pPr>
-      <w:bookmarkStart w:id="2" w:name="_Toc236726780"/>
+      <w:bookmarkStart w:id="2" w:name="_Toc239071867"/>
       <w:r>
         <w:t>Concepto e importancia de los programas de saneamiento</w:t>
       </w:r>
@@ -2728,55 +2746,63 @@
     </w:p>
     <w:p>
       <w:pPr>
-        <w:rPr>
-          <w:lang w:val="es-419" w:eastAsia="es-CO"/>
-        </w:rPr>
-      </w:pPr>
-      <w:r>
+        <w:jc w:val="center"/>
         <w:rPr>
           <w:highlight w:val="yellow"/>
           <w:lang w:val="es-419" w:eastAsia="es-CO"/>
         </w:rPr>
-        <w:t xml:space="preserve">Texto </w:t>
-      </w:r>
-      <w:proofErr w:type="spellStart"/>
-      <w:r>
-        <w:rPr>
-          <w:highlight w:val="yellow"/>
-          <w:lang w:val="es-419" w:eastAsia="es-CO"/>
-        </w:rPr>
-        <w:t>alt</w:t>
-      </w:r>
-      <w:proofErr w:type="spellEnd"/>
-      <w:r>
-        <w:rPr>
-          <w:highlight w:val="yellow"/>
-          <w:lang w:val="es-419" w:eastAsia="es-CO"/>
-        </w:rPr>
-        <w:t>:</w:t>
-      </w:r>
-      <w:r>
-        <w:rPr>
-          <w:lang w:val="es-419" w:eastAsia="es-CO"/>
-        </w:rPr>
-        <w:t xml:space="preserve"> </w:t>
-      </w:r>
-      <w:r>
-        <w:rPr>
-          <w:lang w:val="es-419" w:eastAsia="es-CO"/>
-        </w:rPr>
-        <w:t>La figura 1 describe cómo los programas de saneamiento y las BPM son la base fundamental sobre la que se construyen sistemas más avanzados y se alcanza la competitividad.</w:t>
-      </w:r>
-    </w:p>
-    <w:p>
-      <w:pPr>
-        <w:rPr>
-          <w:lang w:val="es-419" w:eastAsia="es-CO"/>
-        </w:rPr>
-      </w:pPr>
-    </w:p>
-    <w:p>
-      <w:pPr>
+      </w:pPr>
+      <w:r>
+        <w:rPr>
+          <w:noProof/>
+          <w:lang w:val="es-419" w:eastAsia="es-CO"/>
+        </w:rPr>
+        <w:drawing>
+          <wp:inline distT="0" distB="0" distL="0" distR="0" wp14:anchorId="6176135A" wp14:editId="72D0F228">
+            <wp:extent cx="4680000" cy="2682000"/>
+            <wp:effectExtent l="0" t="0" r="6350" b="4445"/>
+            <wp:docPr id="1" name="Imagen 1" descr="La figura 1 describe cómo los programas de saneamiento y las BPM son la base fundamental sobre la que se construyen sistemas más avanzados y se alcanza la competitividad."/>
+            <wp:cNvGraphicFramePr>
+              <a:graphicFrameLocks xmlns:a="http://schemas.openxmlformats.org/drawingml/2006/main" noChangeAspect="1"/>
+            </wp:cNvGraphicFramePr>
+            <a:graphic xmlns:a="http://schemas.openxmlformats.org/drawingml/2006/main">
+              <a:graphicData uri="http://schemas.openxmlformats.org/drawingml/2006/picture">
+                <pic:pic xmlns:pic="http://schemas.openxmlformats.org/drawingml/2006/picture">
+                  <pic:nvPicPr>
+                    <pic:cNvPr id="1" name="Imagen 1" descr="La figura 1 describe cómo los programas de saneamiento y las BPM son la base fundamental sobre la que se construyen sistemas más avanzados y se alcanza la competitividad."/>
+                    <pic:cNvPicPr/>
+                  </pic:nvPicPr>
+                  <pic:blipFill>
+                    <a:blip r:embed="rId12" cstate="print">
+                      <a:extLst>
+                        <a:ext uri="{28A0092B-C50C-407E-A947-70E740481C1C}">
+                          <a14:useLocalDpi xmlns:a14="http://schemas.microsoft.com/office/drawing/2010/main" val="0"/>
+                        </a:ext>
+                      </a:extLst>
+                    </a:blip>
+                    <a:stretch>
+                      <a:fillRect/>
+                    </a:stretch>
+                  </pic:blipFill>
+                  <pic:spPr>
+                    <a:xfrm>
+                      <a:off x="0" y="0"/>
+                      <a:ext cx="4680000" cy="2682000"/>
+                    </a:xfrm>
+                    <a:prstGeom prst="rect">
+                      <a:avLst/>
+                    </a:prstGeom>
+                  </pic:spPr>
+                </pic:pic>
+              </a:graphicData>
+            </a:graphic>
+          </wp:inline>
+        </w:drawing>
+      </w:r>
+    </w:p>
+    <w:p>
+      <w:pPr>
+        <w:ind w:left="707"/>
         <w:rPr>
           <w:lang w:val="es-419" w:eastAsia="es-CO"/>
         </w:rPr>
@@ -2792,8 +2818,9 @@
       <w:pPr>
         <w:pStyle w:val="Ttulo2"/>
       </w:pPr>
-      <w:bookmarkStart w:id="3" w:name="_Toc236726781"/>
-      <w:r>
+      <w:bookmarkStart w:id="3" w:name="_Toc239071868"/>
+      <w:r>
+        <w:lastRenderedPageBreak/>
         <w:t>Marco normativo colombiano aplicable a los programas de saneamiento</w:t>
       </w:r>
       <w:bookmarkEnd w:id="3"/>
@@ -2808,14 +2835,7 @@
         <w:rPr>
           <w:lang w:val="es-419" w:eastAsia="es-CO"/>
         </w:rPr>
-        <w:t xml:space="preserve">En Colombia, el cumplimiento de los programas de saneamiento es de carácter obligatorio y se encuentra respaldado por un marco normativo que establece los requisitos sanitarios para la producción, el procesamiento, el almacenamiento y la comercialización de alimentos. Estas disposiciones constituyen el referente para la </w:t>
-      </w:r>
-      <w:r>
-        <w:rPr>
-          <w:lang w:val="es-419" w:eastAsia="es-CO"/>
-        </w:rPr>
-        <w:lastRenderedPageBreak/>
-        <w:t>implementación de los programas de saneamiento, así como para la ejecución de inspecciones sanitarias oficiales, auditorías internas y procesos de verificación.</w:t>
+        <w:t>En Colombia, el cumplimiento de los programas de saneamiento es de carácter obligatorio y se encuentra respaldado por un marco normativo que establece los requisitos sanitarios para la producción, el procesamiento, el almacenamiento y la comercialización de alimentos. Estas disposiciones constituyen el referente para la implementación de los programas de saneamiento, así como para la ejecución de inspecciones sanitarias oficiales, auditorías internas y procesos de verificación.</w:t>
       </w:r>
     </w:p>
     <w:p>
@@ -2931,15 +2951,15 @@
         <w:rPr>
           <w:lang w:val="es-419" w:eastAsia="es-CO"/>
         </w:rPr>
-        <w:t>Por su parte, el Decreto 60 de 2002 promueve la aplicación del Sistema de Análisis de Peligros y Puntos Críticos de Control (HACCP) en los establecimientos de alimentos y establece los lineamientos para los programas prerrequisito, los cuales constituyen la base para la implementación de este sistema preventivo. En consecuencia, la verificación del cumplimiento de los programas de saneamiento se realiza tomando como referencias estas y otras disposiciones normativas, las cuales sirven de fundamento para las inspecciones oficiales, las auditorías internas y los procesos de aseguramiento de la inocuidad alimentaria.</w:t>
-      </w:r>
-    </w:p>
-    <w:p>
-      <w:pPr>
-        <w:rPr>
-          <w:lang w:val="es-419" w:eastAsia="es-CO"/>
-        </w:rPr>
-      </w:pPr>
+        <w:t xml:space="preserve">Por su parte, el Decreto 60 de 2002 promueve la aplicación del Sistema de Análisis de Peligros y Puntos Críticos de Control (HACCP) en los establecimientos de alimentos y establece los lineamientos para los programas prerrequisito, los cuales </w:t>
+      </w:r>
+      <w:r>
+        <w:rPr>
+          <w:lang w:val="es-419" w:eastAsia="es-CO"/>
+        </w:rPr>
+        <w:lastRenderedPageBreak/>
+        <w:t>constituyen la base para la implementación de este sistema preventivo. En consecuencia, la verificación del cumplimiento de los programas de saneamiento se realiza tomando como referencias estas y otras disposiciones normativas, las cuales sirven de fundamento para las inspecciones oficiales, las auditorías internas y los procesos de aseguramiento de la inocuidad alimentaria.</w:t>
+      </w:r>
     </w:p>
     <w:p>
       <w:pPr>
@@ -2952,7 +2972,6 @@
         <w:rPr>
           <w:lang w:val="es-419" w:eastAsia="es-CO"/>
         </w:rPr>
-        <w:lastRenderedPageBreak/>
         <w:t>Requisitos normativos clave para programas de saneamiento</w:t>
       </w:r>
     </w:p>
@@ -2965,8 +2984,8 @@
       <w:tblGrid>
         <w:gridCol w:w="1871"/>
         <w:gridCol w:w="2340"/>
-        <w:gridCol w:w="2538"/>
-        <w:gridCol w:w="3213"/>
+        <w:gridCol w:w="2872"/>
+        <w:gridCol w:w="2879"/>
       </w:tblGrid>
       <w:tr>
         <w:trPr>
@@ -3000,7 +3019,7 @@
         </w:tc>
         <w:tc>
           <w:tcPr>
-            <w:tcW w:w="2538" w:type="dxa"/>
+            <w:tcW w:w="2872" w:type="dxa"/>
           </w:tcPr>
           <w:p>
             <w:pPr>
@@ -3013,7 +3032,7 @@
         </w:tc>
         <w:tc>
           <w:tcPr>
-            <w:tcW w:w="3213" w:type="dxa"/>
+            <w:tcW w:w="2879" w:type="dxa"/>
           </w:tcPr>
           <w:p>
             <w:pPr>
@@ -3057,7 +3076,7 @@
         </w:tc>
         <w:tc>
           <w:tcPr>
-            <w:tcW w:w="2538" w:type="dxa"/>
+            <w:tcW w:w="2872" w:type="dxa"/>
           </w:tcPr>
           <w:p>
             <w:pPr>
@@ -3070,7 +3089,7 @@
         </w:tc>
         <w:tc>
           <w:tcPr>
-            <w:tcW w:w="3213" w:type="dxa"/>
+            <w:tcW w:w="2879" w:type="dxa"/>
           </w:tcPr>
           <w:p>
             <w:pPr>
@@ -3111,7 +3130,7 @@
         </w:tc>
         <w:tc>
           <w:tcPr>
-            <w:tcW w:w="2538" w:type="dxa"/>
+            <w:tcW w:w="2872" w:type="dxa"/>
           </w:tcPr>
           <w:p>
             <w:pPr>
@@ -3124,7 +3143,7 @@
         </w:tc>
         <w:tc>
           <w:tcPr>
-            <w:tcW w:w="3213" w:type="dxa"/>
+            <w:tcW w:w="2879" w:type="dxa"/>
           </w:tcPr>
           <w:p>
             <w:pPr>
@@ -3168,7 +3187,7 @@
         </w:tc>
         <w:tc>
           <w:tcPr>
-            <w:tcW w:w="2538" w:type="dxa"/>
+            <w:tcW w:w="2872" w:type="dxa"/>
           </w:tcPr>
           <w:p>
             <w:pPr>
@@ -3181,7 +3200,7 @@
         </w:tc>
         <w:tc>
           <w:tcPr>
-            <w:tcW w:w="3213" w:type="dxa"/>
+            <w:tcW w:w="2879" w:type="dxa"/>
           </w:tcPr>
           <w:p>
             <w:pPr>
@@ -3222,7 +3241,7 @@
         </w:tc>
         <w:tc>
           <w:tcPr>
-            <w:tcW w:w="2538" w:type="dxa"/>
+            <w:tcW w:w="2872" w:type="dxa"/>
           </w:tcPr>
           <w:p>
             <w:pPr>
@@ -3235,7 +3254,7 @@
         </w:tc>
         <w:tc>
           <w:tcPr>
-            <w:tcW w:w="3213" w:type="dxa"/>
+            <w:tcW w:w="2879" w:type="dxa"/>
           </w:tcPr>
           <w:p>
             <w:pPr>
@@ -3279,7 +3298,7 @@
         </w:tc>
         <w:tc>
           <w:tcPr>
-            <w:tcW w:w="2538" w:type="dxa"/>
+            <w:tcW w:w="2872" w:type="dxa"/>
           </w:tcPr>
           <w:p>
             <w:pPr>
@@ -3292,14 +3311,18 @@
         </w:tc>
         <w:tc>
           <w:tcPr>
-            <w:tcW w:w="3213" w:type="dxa"/>
+            <w:tcW w:w="2879" w:type="dxa"/>
           </w:tcPr>
           <w:p>
             <w:pPr>
               <w:pStyle w:val="TextoTablas"/>
             </w:pPr>
             <w:r>
-              <w:t>Demostrar que los programas de saneamiento están funcionando antes de pasar a un sistema HACCP.</w:t>
+              <w:t xml:space="preserve">Demostrar que los programas de saneamiento están </w:t>
+            </w:r>
+            <w:r>
+              <w:lastRenderedPageBreak/>
+              <w:t>funcionando antes de pasar a un sistema HACCP.</w:t>
             </w:r>
           </w:p>
         </w:tc>
@@ -3315,6 +3338,7 @@
         <w:rPr>
           <w:lang w:val="es-419" w:eastAsia="es-CO"/>
         </w:rPr>
+        <w:lastRenderedPageBreak/>
         <w:t xml:space="preserve">Nota. SENA, (2026). </w:t>
       </w:r>
     </w:p>
@@ -3322,7 +3346,7 @@
       <w:pPr>
         <w:pStyle w:val="Ttulo2"/>
       </w:pPr>
-      <w:bookmarkStart w:id="4" w:name="_Toc236726782"/>
+      <w:bookmarkStart w:id="4" w:name="_Toc239071869"/>
       <w:r>
         <w:t>Relación de los programas de saneamiento con las Buenas Prácticas de Manufactura (BPM)</w:t>
       </w:r>
@@ -3338,35 +3362,29 @@
         <w:rPr>
           <w:lang w:val="es-419" w:eastAsia="es-CO"/>
         </w:rPr>
-        <w:t xml:space="preserve">Las Buenas Prácticas de Manufactura (BPM) son los principios básicos y prácticas generales de higiene en la manipulación, preparación, elaboración, envasado y </w:t>
-      </w:r>
-      <w:r>
-        <w:rPr>
-          <w:lang w:val="es-419" w:eastAsia="es-CO"/>
-        </w:rPr>
+        <w:t>Las Buenas Prácticas de Manufactura (BPM) son los principios básicos y prácticas generales de higiene en la manipulación, preparación, elaboración, envasado y almacenamiento de alimentos para consumo humano. Son el punto de partida de cualquier sistema de calidad. Los programas de saneamiento son, en esencia, la materialización operativa y detallada de los principios de higiene que las BPM exigen.</w:t>
+      </w:r>
+    </w:p>
+    <w:p>
+      <w:pPr>
+        <w:rPr>
+          <w:lang w:val="es-419" w:eastAsia="es-CO"/>
+        </w:rPr>
+      </w:pPr>
+      <w:r>
+        <w:rPr>
+          <w:lang w:val="es-419" w:eastAsia="es-CO"/>
+        </w:rPr>
+        <w:t>Mientras las BPM dictan, por ejemplo, que "las instalaciones deben mantenerse limpias", el programa de limpieza y desinfección (contenido en los POES) especifica cómo (procedimiento paso a paso, incluyendo técnicas de cepillado, enjuague, etc.), cuándo (frecuencia diaria, semanal, mensual, asociada a la producción), con qué (productos específicos, concentraciones, tiempos de contacto y temperatura de la solución) y quién (responsable de ejecutar y responsable de verificar) se llevará a cabo esa limpieza. De esta manera, los programas de saneamiento le dan un carácter sistemático, medible y verificable a los principios generales establecidos en las BPM. En conjunto, forman un sistema coherente que garantiza un ambiente de producción higiénico y controlado.</w:t>
+      </w:r>
+    </w:p>
+    <w:p>
+      <w:pPr>
+        <w:pStyle w:val="Ttulo2"/>
+      </w:pPr>
+      <w:bookmarkStart w:id="5" w:name="_Toc239071870"/>
+      <w:r>
         <w:lastRenderedPageBreak/>
-        <w:t>almacenamiento de alimentos para consumo humano. Son el punto de partida de cualquier sistema de calidad. Los programas de saneamiento son, en esencia, la materialización operativa y detallada de los principios de higiene que las BPM exigen.</w:t>
-      </w:r>
-    </w:p>
-    <w:p>
-      <w:pPr>
-        <w:rPr>
-          <w:lang w:val="es-419" w:eastAsia="es-CO"/>
-        </w:rPr>
-      </w:pPr>
-      <w:r>
-        <w:rPr>
-          <w:lang w:val="es-419" w:eastAsia="es-CO"/>
-        </w:rPr>
-        <w:t>Mientras las BPM dictan, por ejemplo, que "las instalaciones deben mantenerse limpias", el programa de limpieza y desinfección (contenido en los POES) especifica cómo (procedimiento paso a paso, incluyendo técnicas de cepillado, enjuague, etc.), cuándo (frecuencia diaria, semanal, mensual, asociada a la producción), con qué (productos específicos, concentraciones, tiempos de contacto y temperatura de la solución) y quién (responsable de ejecutar y responsable de verificar) se llevará a cabo esa limpieza. De esta manera, los programas de saneamiento le dan un carácter sistemático, medible y verificable a los principios generales establecidos en las BPM. En conjunto, forman un sistema coherente que garantiza un ambiente de producción higiénico y controlado.</w:t>
-      </w:r>
-    </w:p>
-    <w:p>
-      <w:pPr>
-        <w:pStyle w:val="Ttulo2"/>
-      </w:pPr>
-      <w:bookmarkStart w:id="5" w:name="_Toc236726783"/>
-      <w:r>
         <w:t>Estructura documental de un programa de saneamiento</w:t>
       </w:r>
       <w:bookmarkEnd w:id="5"/>
@@ -3453,7 +3471,6 @@
         <w:rPr>
           <w:lang w:val="es-419" w:eastAsia="es-CO"/>
         </w:rPr>
-        <w:lastRenderedPageBreak/>
         <w:t>Procedimientos (POES): descripción detallada de las actividades, paso a paso.</w:t>
       </w:r>
     </w:p>
@@ -3585,6 +3602,7 @@
           <w:bCs/>
           <w:lang w:val="es-419" w:eastAsia="es-CO"/>
         </w:rPr>
+        <w:lastRenderedPageBreak/>
         <w:t>Hacer (Do):</w:t>
       </w:r>
       <w:r>
@@ -3710,7 +3728,7 @@
       <w:pPr>
         <w:pStyle w:val="Ttulo1"/>
       </w:pPr>
-      <w:bookmarkStart w:id="6" w:name="_Toc236726784"/>
+      <w:bookmarkStart w:id="6" w:name="_Toc239071871"/>
       <w:r>
         <w:lastRenderedPageBreak/>
         <w:t>Verificación de los programas que soportan las condiciones de saneamiento</w:t>
@@ -3734,7 +3752,7 @@
       <w:pPr>
         <w:pStyle w:val="Ttulo2"/>
       </w:pPr>
-      <w:bookmarkStart w:id="7" w:name="_Toc236726785"/>
+      <w:bookmarkStart w:id="7" w:name="_Toc239071872"/>
       <w:r>
         <w:t xml:space="preserve">Programa de </w:t>
       </w:r>
@@ -3858,18 +3876,27 @@
     <w:p>
       <w:pPr>
         <w:pStyle w:val="Prrafodelista"/>
-        <w:ind w:left="1429" w:firstLine="0"/>
-        <w:rPr>
-          <w:lang w:val="es-419" w:eastAsia="es-CO"/>
-        </w:rPr>
-      </w:pPr>
+        <w:numPr>
+          <w:ilvl w:val="0"/>
+          <w:numId w:val="46"/>
+        </w:numPr>
+        <w:rPr>
+          <w:lang w:val="es-419" w:eastAsia="es-CO"/>
+        </w:rPr>
+      </w:pPr>
+      <w:r>
+        <w:rPr>
+          <w:lang w:val="es-419" w:eastAsia="es-CO"/>
+        </w:rPr>
+        <w:t xml:space="preserve">Hisopados microbiológicos: se toman muestras de áreas definidas (por ejemplo, 100 cm²) para realizar el recuento de microorganismos indicadores, como aerobios mesófilos, enterobacterias y coliformes, o para detectar microorganismos patógenos específicos. </w:t>
+      </w:r>
     </w:p>
     <w:p>
       <w:pPr>
         <w:pStyle w:val="Prrafodelista"/>
         <w:numPr>
           <w:ilvl w:val="0"/>
-          <w:numId w:val="9"/>
+          <w:numId w:val="46"/>
         </w:numPr>
         <w:rPr>
           <w:lang w:val="es-419" w:eastAsia="es-CO"/>
@@ -3879,24 +3906,6 @@
         <w:rPr>
           <w:lang w:val="es-419" w:eastAsia="es-CO"/>
         </w:rPr>
-        <w:t xml:space="preserve">Hisopados microbiológicos: se toman muestras de áreas definidas (por ejemplo, 100 cm²) para realizar el recuento de microorganismos indicadores, como aerobios mesófilos, enterobacterias y coliformes, o para detectar microorganismos patógenos específicos. </w:t>
-      </w:r>
-    </w:p>
-    <w:p>
-      <w:pPr>
-        <w:pStyle w:val="Prrafodelista"/>
-        <w:numPr>
-          <w:ilvl w:val="0"/>
-          <w:numId w:val="9"/>
-        </w:numPr>
-        <w:rPr>
-          <w:lang w:val="es-419" w:eastAsia="es-CO"/>
-        </w:rPr>
-      </w:pPr>
-      <w:r>
-        <w:rPr>
-          <w:lang w:val="es-419" w:eastAsia="es-CO"/>
-        </w:rPr>
         <w:t>Bioluminiscencia (ATP): utiliza un equipo que mide la cantidad de trifosfato de adenosina (ATP), molécula presente en todas las células vivas, incluidos los microorganismos y los residuos orgánicos. Un resultado superior a 100 Unidades Relativas de Luz (URL) indica la presencia de residuos orgánicos, lo que evidencia una limpieza deficiente.</w:t>
       </w:r>
     </w:p>
@@ -3911,7 +3920,19 @@
           <w:lang w:val="es-419" w:eastAsia="es-CO"/>
         </w:rPr>
         <w:lastRenderedPageBreak/>
-        <w:t>Para garantizar la confiabilidad de los resultados durante la verificación analítica, se debe establecer un plan de muestreo que defina las superficies que serán objeto de evaluación —priorizando aquellas que están en contacto directo con los alimentos—, la frecuencia del muestreo (diaria, semanal o mensual), los métodos de análisis que se utilizarán y los criterios de aceptación establecidos.</w:t>
+        <w:t xml:space="preserve">Para garantizar la confiabilidad de los resultados durante la verificación analítica, se debe establecer un plan de muestreo que defina las superficies que serán objeto de evaluación </w:t>
+      </w:r>
+      <w:r>
+        <w:rPr>
+          <w:lang w:val="es-419" w:eastAsia="es-CO"/>
+        </w:rPr>
+        <w:t xml:space="preserve">- </w:t>
+      </w:r>
+      <w:r>
+        <w:rPr>
+          <w:lang w:val="es-419" w:eastAsia="es-CO"/>
+        </w:rPr>
+        <w:t>priorizando aquellas que están en contacto directo con los alimentos—, la frecuencia del muestreo (diaria, semanal o mensual), los métodos de análisis que se utilizarán y los criterios de aceptación establecidos.</w:t>
       </w:r>
     </w:p>
     <w:p>
@@ -3967,7 +3988,7 @@
       <w:pPr>
         <w:pStyle w:val="Ttulo2"/>
       </w:pPr>
-      <w:bookmarkStart w:id="8" w:name="_Toc236726786"/>
+      <w:bookmarkStart w:id="8" w:name="_Toc239071873"/>
       <w:r>
         <w:t>Programa de Control de Plagas</w:t>
       </w:r>
@@ -4115,7 +4136,7 @@
       <w:pPr>
         <w:pStyle w:val="Ttulo2"/>
       </w:pPr>
-      <w:bookmarkStart w:id="9" w:name="_Toc236726787"/>
+      <w:bookmarkStart w:id="9" w:name="_Toc239071874"/>
       <w:r>
         <w:t>P</w:t>
       </w:r>
@@ -5279,7 +5300,7 @@
       <w:pPr>
         <w:pStyle w:val="Ttulo2"/>
       </w:pPr>
-      <w:bookmarkStart w:id="10" w:name="_Toc236726788"/>
+      <w:bookmarkStart w:id="10" w:name="_Toc239071875"/>
       <w:r>
         <w:lastRenderedPageBreak/>
         <w:t>P</w:t>
@@ -5517,7 +5538,7 @@
       <w:pPr>
         <w:pStyle w:val="Ttulo2"/>
       </w:pPr>
-      <w:bookmarkStart w:id="11" w:name="_Toc236726789"/>
+      <w:bookmarkStart w:id="11" w:name="_Toc239071876"/>
       <w:r>
         <w:t>Programa de mantenimiento de instalaciones y equipos</w:t>
       </w:r>
@@ -5710,7 +5731,7 @@
       <w:pPr>
         <w:pStyle w:val="Ttulo2"/>
       </w:pPr>
-      <w:bookmarkStart w:id="12" w:name="_Toc236726790"/>
+      <w:bookmarkStart w:id="12" w:name="_Toc239071877"/>
       <w:r>
         <w:t>Programa de control de proveedores y materias primas</w:t>
       </w:r>
@@ -5914,10 +5935,18 @@
     </w:p>
     <w:p>
       <w:pPr>
-        <w:rPr>
-          <w:lang w:val="es-419" w:eastAsia="es-CO"/>
-        </w:rPr>
-      </w:pPr>
+        <w:spacing w:before="0" w:after="160" w:line="259" w:lineRule="auto"/>
+        <w:ind w:firstLine="0"/>
+        <w:rPr>
+          <w:lang w:val="es-419" w:eastAsia="es-CO"/>
+        </w:rPr>
+      </w:pPr>
+      <w:r>
+        <w:rPr>
+          <w:lang w:val="es-419" w:eastAsia="es-CO"/>
+        </w:rPr>
+        <w:br w:type="page"/>
+      </w:r>
     </w:p>
     <w:p>
       <w:pPr>
@@ -5930,112 +5959,120 @@
         <w:rPr>
           <w:lang w:val="es-419"/>
         </w:rPr>
+        <w:lastRenderedPageBreak/>
         <w:t>Flujograma de verificación en la recepción de materias primas</w:t>
       </w:r>
     </w:p>
     <w:p>
       <w:pPr>
-        <w:rPr>
-          <w:lang w:val="es-419" w:eastAsia="es-CO"/>
-        </w:rPr>
-      </w:pPr>
-      <w:r>
-        <w:rPr>
-          <w:highlight w:val="yellow"/>
-          <w:lang w:val="es-419" w:eastAsia="es-CO"/>
-        </w:rPr>
-        <w:t xml:space="preserve">Texto </w:t>
-      </w:r>
-      <w:proofErr w:type="spellStart"/>
-      <w:r>
-        <w:rPr>
-          <w:highlight w:val="yellow"/>
-          <w:lang w:val="es-419" w:eastAsia="es-CO"/>
-        </w:rPr>
-        <w:t>alt</w:t>
-      </w:r>
-      <w:proofErr w:type="spellEnd"/>
-      <w:r>
-        <w:rPr>
-          <w:lang w:val="es-419" w:eastAsia="es-CO"/>
-        </w:rPr>
-        <w:t xml:space="preserve">: </w:t>
-      </w:r>
-      <w:r>
-        <w:rPr>
-          <w:lang w:val="es-419" w:eastAsia="es-CO"/>
-        </w:rPr>
-        <w:t xml:space="preserve"> </w:t>
-      </w:r>
-      <w:r>
-        <w:t xml:space="preserve">La figura 2 corresponde a un diagrama de flujo que describe el procedimiento de verificación durante la recepción de materias primas en una planta de alimentos. El proceso inicia con la llegada del vehículo y la validación de que el </w:t>
-      </w:r>
-      <w:r>
+        <w:jc w:val="center"/>
+        <w:rPr>
+          <w:lang w:val="es-419" w:eastAsia="es-CO"/>
+        </w:rPr>
+      </w:pPr>
+      <w:r>
+        <w:rPr>
+          <w:noProof/>
+          <w:lang w:val="es-419" w:eastAsia="es-CO"/>
+        </w:rPr>
+        <w:drawing>
+          <wp:inline distT="0" distB="0" distL="0" distR="0" wp14:anchorId="11CA894B" wp14:editId="27FF57C7">
+            <wp:extent cx="4680000" cy="5065200"/>
+            <wp:effectExtent l="0" t="0" r="6350" b="2540"/>
+            <wp:docPr id="10" name="Imagen 10" descr="La figura 2 corresponde a un diagrama de flujo que describe el procedimiento de verificación durante la recepción de materias primas en una planta de alimentos. El proceso inicia con la llegada del vehículo y la validación de que el proveedor se encuentre aprobado por la organización. Posteriormente, se inspeccionan la documentación, la temperatura, la ausencia de plagas y el cumplimiento de las especificaciones del producto. Si se detecta alguna no conformidad, la materia prima se rechaza o se envía a cuarentena y se notifica a las áreas responsables para la implementación de las acciones correctivas. Cuando todos los requisitos se cumplen, el producto es liberado para su almacenamiento y se registra el resultado de la verificación. El diagrama evidencia la secuencia de actividades y los puntos de decisión que garantizan el ingreso al proceso productivo únicamente de materias primas que cumplen los requisitos de calidad e inocuidad."/>
+            <wp:cNvGraphicFramePr>
+              <a:graphicFrameLocks xmlns:a="http://schemas.openxmlformats.org/drawingml/2006/main" noChangeAspect="1"/>
+            </wp:cNvGraphicFramePr>
+            <a:graphic xmlns:a="http://schemas.openxmlformats.org/drawingml/2006/main">
+              <a:graphicData uri="http://schemas.openxmlformats.org/drawingml/2006/picture">
+                <pic:pic xmlns:pic="http://schemas.openxmlformats.org/drawingml/2006/picture">
+                  <pic:nvPicPr>
+                    <pic:cNvPr id="10" name="Imagen 10" descr="La figura 2 corresponde a un diagrama de flujo que describe el procedimiento de verificación durante la recepción de materias primas en una planta de alimentos. El proceso inicia con la llegada del vehículo y la validación de que el proveedor se encuentre aprobado por la organización. Posteriormente, se inspeccionan la documentación, la temperatura, la ausencia de plagas y el cumplimiento de las especificaciones del producto. Si se detecta alguna no conformidad, la materia prima se rechaza o se envía a cuarentena y se notifica a las áreas responsables para la implementación de las acciones correctivas. Cuando todos los requisitos se cumplen, el producto es liberado para su almacenamiento y se registra el resultado de la verificación. El diagrama evidencia la secuencia de actividades y los puntos de decisión que garantizan el ingreso al proceso productivo únicamente de materias primas que cumplen los requisitos de calidad e inocuidad."/>
+                    <pic:cNvPicPr/>
+                  </pic:nvPicPr>
+                  <pic:blipFill>
+                    <a:blip r:embed="rId13">
+                      <a:extLst>
+                        <a:ext uri="{28A0092B-C50C-407E-A947-70E740481C1C}">
+                          <a14:useLocalDpi xmlns:a14="http://schemas.microsoft.com/office/drawing/2010/main" val="0"/>
+                        </a:ext>
+                      </a:extLst>
+                    </a:blip>
+                    <a:stretch>
+                      <a:fillRect/>
+                    </a:stretch>
+                  </pic:blipFill>
+                  <pic:spPr>
+                    <a:xfrm>
+                      <a:off x="0" y="0"/>
+                      <a:ext cx="4680000" cy="5065200"/>
+                    </a:xfrm>
+                    <a:prstGeom prst="rect">
+                      <a:avLst/>
+                    </a:prstGeom>
+                  </pic:spPr>
+                </pic:pic>
+              </a:graphicData>
+            </a:graphic>
+          </wp:inline>
+        </w:drawing>
+      </w:r>
+    </w:p>
+    <w:p>
+      <w:pPr>
+        <w:ind w:left="707"/>
+        <w:rPr>
+          <w:lang w:val="es-419" w:eastAsia="es-CO"/>
+        </w:rPr>
+      </w:pPr>
+      <w:r>
+        <w:rPr>
+          <w:lang w:val="es-419" w:eastAsia="es-CO"/>
+        </w:rPr>
+        <w:t>Nota. Adaptado de la Resolución 2674 de 2013 y del Decreto 60 de 2002.</w:t>
+      </w:r>
+    </w:p>
+    <w:p>
+      <w:pPr>
+        <w:pStyle w:val="Ttulo2"/>
+      </w:pPr>
+      <w:bookmarkStart w:id="13" w:name="_Toc239071878"/>
+      <w:r>
+        <w:t>Programa de capacitación del personal</w:t>
+      </w:r>
+      <w:bookmarkEnd w:id="13"/>
+    </w:p>
+    <w:p>
+      <w:pPr>
+        <w:rPr>
+          <w:lang w:val="es-419" w:eastAsia="es-CO"/>
+        </w:rPr>
+      </w:pPr>
+      <w:r>
+        <w:rPr>
+          <w:lang w:val="es-419" w:eastAsia="es-CO"/>
+        </w:rPr>
+        <w:t xml:space="preserve">El personal constituye un elemento fundamental para garantizar la inocuidad alimentaria. Sin la formación adecuada, las actividades de manipulación pueden convertirse en una fuente potencial de contaminación. Por esta razón, el programa de </w:t>
+      </w:r>
+      <w:r>
+        <w:rPr>
+          <w:lang w:val="es-419" w:eastAsia="es-CO"/>
+        </w:rPr>
         <w:lastRenderedPageBreak/>
-        <w:t>proveedor se encuentre aprobado por la organización. Posteriormente, se inspeccionan la documentación, la temperatura, la ausencia de plagas y el cumplimiento de las especificaciones del producto. Si se detecta alguna no conformidad, la materia prima se rechaza o se envía a cuarentena y se notifica a las áreas responsables para la implementación de las acciones correctivas. Cuando todos los requisitos se cumplen, el producto es liberado para su almacenamiento y se registra el resultado de la verificación. El diagrama evidencia la secuencia de actividades y los puntos de decisión que garantizan el ingreso al proceso productivo únicamente de materias primas que cumplen los requisitos de calidad e inocuidad.</w:t>
-      </w:r>
-    </w:p>
-    <w:p>
-      <w:pPr>
-        <w:rPr>
-          <w:lang w:val="es-419" w:eastAsia="es-CO"/>
-        </w:rPr>
-      </w:pPr>
-    </w:p>
-    <w:p>
-      <w:pPr>
-        <w:rPr>
-          <w:lang w:val="es-419" w:eastAsia="es-CO"/>
-        </w:rPr>
-      </w:pPr>
-      <w:r>
-        <w:rPr>
-          <w:lang w:val="es-419" w:eastAsia="es-CO"/>
-        </w:rPr>
-        <w:t>Nota. Adaptado de la Resolución 2674 de 2013 y del Decreto 60 de 2002.</w:t>
-      </w:r>
-    </w:p>
-    <w:p>
-      <w:pPr>
-        <w:pStyle w:val="Ttulo2"/>
-      </w:pPr>
-      <w:bookmarkStart w:id="13" w:name="_Toc236726791"/>
-      <w:r>
-        <w:t>Programa de capacitación del personal</w:t>
-      </w:r>
-      <w:bookmarkEnd w:id="13"/>
-    </w:p>
-    <w:p>
-      <w:pPr>
-        <w:rPr>
-          <w:lang w:val="es-419" w:eastAsia="es-CO"/>
-        </w:rPr>
-      </w:pPr>
-      <w:r>
-        <w:rPr>
-          <w:lang w:val="es-419" w:eastAsia="es-CO"/>
-        </w:rPr>
-        <w:t>El personal constituye un elemento fundamental para garantizar la inocuidad alimentaria. Sin la formación adecuada, las actividades de manipulación pueden convertirse en una fuente potencial de contaminación. Por esta razón, el programa de capacitación del personal representa un componente esencial dentro de los programas de saneamiento.</w:t>
-      </w:r>
-    </w:p>
-    <w:p>
-      <w:pPr>
-        <w:rPr>
-          <w:lang w:val="es-419" w:eastAsia="es-CO"/>
-        </w:rPr>
-      </w:pPr>
-      <w:r>
-        <w:rPr>
-          <w:lang w:val="es-419" w:eastAsia="es-CO"/>
-        </w:rPr>
-        <w:t xml:space="preserve">Con el propósito de fortalecer las competencias del talento humano y garantizar el cumplimiento de las condiciones de inocuidad, todo el personal que ingrese a la organización debe recibir capacitación en Buenas Prácticas de Manufactura (BPM) y programas de saneamiento antes de iniciar las actividades de producción. Asimismo, la </w:t>
-      </w:r>
-      <w:r>
-        <w:rPr>
-          <w:lang w:val="es-419" w:eastAsia="es-CO"/>
-        </w:rPr>
-        <w:lastRenderedPageBreak/>
-        <w:t>organización debe disponer de un plan de capacitación continua que permita actualizar y reforzar los conocimientos relacionados con las actividades desarrolladas en el proceso productivo.</w:t>
+        <w:t>capacitación del personal representa un componente esencial dentro de los programas de saneamiento.</w:t>
+      </w:r>
+    </w:p>
+    <w:p>
+      <w:pPr>
+        <w:rPr>
+          <w:lang w:val="es-419" w:eastAsia="es-CO"/>
+        </w:rPr>
+      </w:pPr>
+      <w:r>
+        <w:rPr>
+          <w:lang w:val="es-419" w:eastAsia="es-CO"/>
+        </w:rPr>
+        <w:t>Con el propósito de fortalecer las competencias del talento humano y garantizar el cumplimiento de las condiciones de inocuidad, todo el personal que ingrese a la organización debe recibir capacitación en Buenas Prácticas de Manufactura (BPM) y programas de saneamiento antes de iniciar las actividades de producción. Asimismo, la organización debe disponer de un plan de capacitación continua que permita actualizar y reforzar los conocimientos relacionados con las actividades desarrolladas en el proceso productivo.</w:t>
       </w:r>
     </w:p>
     <w:p>
@@ -6171,6 +6208,7 @@
           <w:bCs/>
           <w:lang w:val="es-419" w:eastAsia="es-CO"/>
         </w:rPr>
+        <w:lastRenderedPageBreak/>
         <w:t>Evaluaciones escritas o prácticas</w:t>
       </w:r>
       <w:r>
@@ -6223,62 +6261,62 @@
           <w:bCs/>
           <w:lang w:val="es-419" w:eastAsia="es-CO"/>
         </w:rPr>
+        <w:t>Indicadores de desempeño:</w:t>
+      </w:r>
+      <w:r>
+        <w:rPr>
+          <w:lang w:val="es-419" w:eastAsia="es-CO"/>
+        </w:rPr>
+        <w:t xml:space="preserve"> permiten monitorear aspectos como el número de no conformidades asociadas al incumplimiento de las Buenas Prácticas de Manufactura, por ejemplo, el uso inadecuado de la dotación o el incumplimiento de las normas de higiene personal. </w:t>
+      </w:r>
+    </w:p>
+    <w:p>
+      <w:pPr>
+        <w:rPr>
+          <w:lang w:val="es-419" w:eastAsia="es-CO"/>
+        </w:rPr>
+      </w:pPr>
+      <w:r>
+        <w:rPr>
+          <w:lang w:val="es-419" w:eastAsia="es-CO"/>
+        </w:rPr>
+        <w:t>Estas actividades permiten evaluar el nivel de apropiación de los conocimientos por parte del personal, identificar necesidades de capacitación o refuerzo y contribuir al mejoramiento continuo de las prácticas de inocuidad dentro de la organización.</w:t>
+      </w:r>
+    </w:p>
+    <w:p>
+      <w:pPr>
+        <w:pStyle w:val="Ttulo2"/>
+      </w:pPr>
+      <w:bookmarkStart w:id="14" w:name="_Toc239071879"/>
+      <w:r>
+        <w:t>Verificación, registros y acciones correctivas</w:t>
+      </w:r>
+      <w:bookmarkEnd w:id="14"/>
+    </w:p>
+    <w:p>
+      <w:pPr>
+        <w:rPr>
+          <w:lang w:val="es-419" w:eastAsia="es-CO"/>
+        </w:rPr>
+      </w:pPr>
+      <w:r>
+        <w:rPr>
+          <w:lang w:val="es-419" w:eastAsia="es-CO"/>
+        </w:rPr>
+        <w:t>La verificación de los programas de saneamiento debe estar respaldada por registros que constituyan la evidencia objetiva de la ejecución de las actividades y de los resultados obtenidos durante el proceso de verificación. Estos registros deben elaborarse de forma clara y legible, diligenciarse con tinta indeleble, sin enmendaduras y contener la fecha, la firma del responsable de la actividad y, cuando corresponda, la firma de quien realiza la verificación.</w:t>
+      </w:r>
+    </w:p>
+    <w:p>
+      <w:pPr>
+        <w:rPr>
+          <w:lang w:val="es-419" w:eastAsia="es-CO"/>
+        </w:rPr>
+      </w:pPr>
+      <w:r>
+        <w:rPr>
+          <w:lang w:val="es-419" w:eastAsia="es-CO"/>
+        </w:rPr>
         <w:lastRenderedPageBreak/>
-        <w:t>Indicadores de desempeño:</w:t>
-      </w:r>
-      <w:r>
-        <w:rPr>
-          <w:lang w:val="es-419" w:eastAsia="es-CO"/>
-        </w:rPr>
-        <w:t xml:space="preserve"> permiten monitorear aspectos como el número de no conformidades asociadas al incumplimiento de las Buenas Prácticas de Manufactura, por ejemplo, el uso inadecuado de la dotación o el incumplimiento de las normas de higiene personal. </w:t>
-      </w:r>
-    </w:p>
-    <w:p>
-      <w:pPr>
-        <w:rPr>
-          <w:lang w:val="es-419" w:eastAsia="es-CO"/>
-        </w:rPr>
-      </w:pPr>
-      <w:r>
-        <w:rPr>
-          <w:lang w:val="es-419" w:eastAsia="es-CO"/>
-        </w:rPr>
-        <w:t>Estas actividades permiten evaluar el nivel de apropiación de los conocimientos por parte del personal, identificar necesidades de capacitación o refuerzo y contribuir al mejoramiento continuo de las prácticas de inocuidad dentro de la organización.</w:t>
-      </w:r>
-    </w:p>
-    <w:p>
-      <w:pPr>
-        <w:pStyle w:val="Ttulo2"/>
-      </w:pPr>
-      <w:bookmarkStart w:id="14" w:name="_Toc236726792"/>
-      <w:r>
-        <w:t>Verificación, registros y acciones correctivas</w:t>
-      </w:r>
-      <w:bookmarkEnd w:id="14"/>
-    </w:p>
-    <w:p>
-      <w:pPr>
-        <w:rPr>
-          <w:lang w:val="es-419" w:eastAsia="es-CO"/>
-        </w:rPr>
-      </w:pPr>
-      <w:r>
-        <w:rPr>
-          <w:lang w:val="es-419" w:eastAsia="es-CO"/>
-        </w:rPr>
-        <w:t>La verificación de los programas de saneamiento debe estar respaldada por registros que constituyan la evidencia objetiva de la ejecución de las actividades y de los resultados obtenidos durante el proceso de verificación. Estos registros deben elaborarse de forma clara y legible, diligenciarse con tinta indeleble, sin enmendaduras y contener la fecha, la firma del responsable de la actividad y, cuando corresponda, la firma de quien realiza la verificación.</w:t>
-      </w:r>
-    </w:p>
-    <w:p>
-      <w:pPr>
-        <w:rPr>
-          <w:lang w:val="es-419" w:eastAsia="es-CO"/>
-        </w:rPr>
-      </w:pPr>
-      <w:r>
-        <w:rPr>
-          <w:lang w:val="es-419" w:eastAsia="es-CO"/>
-        </w:rPr>
         <w:t>Los registros permiten demostrar el cumplimiento de los procedimientos establecidos, facilitan la trazabilidad de la información y constituyen un soporte para los procesos de inspección, auditoría y mejora continua.</w:t>
       </w:r>
     </w:p>
@@ -6292,14 +6330,7 @@
         <w:rPr>
           <w:lang w:val="es-419" w:eastAsia="es-CO"/>
         </w:rPr>
-        <w:t xml:space="preserve">Cuando durante la verificación se identifica una no conformidad, como niveles inadecuados de cloro residual, resultados no conformes en pruebas de ATP, evidencia de plagas o fallas en las instalaciones y equipos, se deben implementar las acciones </w:t>
-      </w:r>
-      <w:r>
-        <w:rPr>
-          <w:lang w:val="es-419" w:eastAsia="es-CO"/>
-        </w:rPr>
-        <w:lastRenderedPageBreak/>
-        <w:t>correctivas establecidas por la organización. Estas acciones tienen como propósito eliminar la causa de la no conformidad y prevenir su recurrencia.</w:t>
+        <w:t>Cuando durante la verificación se identifica una no conformidad, como niveles inadecuados de cloro residual, resultados no conformes en pruebas de ATP, evidencia de plagas o fallas en las instalaciones y equipos, se deben implementar las acciones correctivas establecidas por la organización. Estas acciones tienen como propósito eliminar la causa de la no conformidad y prevenir su recurrencia.</w:t>
       </w:r>
     </w:p>
     <w:p>
@@ -6389,6 +6420,21 @@
     </w:p>
     <w:p>
       <w:pPr>
+        <w:spacing w:before="0" w:after="160" w:line="259" w:lineRule="auto"/>
+        <w:ind w:firstLine="0"/>
+        <w:rPr>
+          <w:lang w:val="es-419" w:eastAsia="es-CO"/>
+        </w:rPr>
+      </w:pPr>
+      <w:r>
+        <w:rPr>
+          <w:lang w:val="es-419" w:eastAsia="es-CO"/>
+        </w:rPr>
+        <w:br w:type="page"/>
+      </w:r>
+    </w:p>
+    <w:p>
+      <w:pPr>
         <w:pStyle w:val="Figura"/>
         <w:rPr>
           <w:lang w:val="es-419"/>
@@ -6398,58 +6444,65 @@
         <w:rPr>
           <w:lang w:val="es-419"/>
         </w:rPr>
+        <w:lastRenderedPageBreak/>
         <w:t>Ciclo de verificación y mejora en los programas de saneamiento</w:t>
       </w:r>
     </w:p>
     <w:p>
       <w:pPr>
-        <w:rPr>
-          <w:lang w:val="es-419" w:eastAsia="es-CO"/>
-        </w:rPr>
-      </w:pPr>
-      <w:r>
+        <w:jc w:val="center"/>
         <w:rPr>
           <w:highlight w:val="yellow"/>
           <w:lang w:val="es-419" w:eastAsia="es-CO"/>
         </w:rPr>
-        <w:t xml:space="preserve">Pendiente texto </w:t>
-      </w:r>
-      <w:proofErr w:type="spellStart"/>
-      <w:r>
-        <w:rPr>
-          <w:highlight w:val="yellow"/>
-          <w:lang w:val="es-419" w:eastAsia="es-CO"/>
-        </w:rPr>
-        <w:t>alt</w:t>
-      </w:r>
-      <w:proofErr w:type="spellEnd"/>
-    </w:p>
-    <w:p>
-      <w:pPr>
-        <w:rPr>
-          <w:lang w:val="es-419" w:eastAsia="es-CO"/>
-        </w:rPr>
-      </w:pPr>
-      <w:r>
-        <w:rPr>
-          <w:lang w:val="es-419" w:eastAsia="es-CO"/>
-        </w:rPr>
-        <w:t xml:space="preserve">La figura 3 presenta un diagrama de flujo que representa el ciclo de verificación y mejora continua aplicado a los programas de saneamiento. El proceso inicia con la ejecución de las actividades de saneamiento de acuerdo con los Procedimientos Operativos Estandarizados de Saneamiento (POES) y continúa con el registro de las actividades realizadas. Posteriormente, se verifica la eficacia de las acciones implementadas mediante verificaciones visuales, operacionales o analíticas. Cuando los resultados son conformes, se registra la conformidad y se archiva el registro </w:t>
-      </w:r>
-      <w:r>
-        <w:rPr>
-          <w:lang w:val="es-419" w:eastAsia="es-CO"/>
-        </w:rPr>
-        <w:lastRenderedPageBreak/>
-        <w:t>correspondiente. En caso de identificarse una no conformidad, se implementa una acción correctiva inmediata para controlar la situación, seguida de la investigación de la causa raíz que originó el incumplimiento. A partir de este análisis se establece e implementa una acción correctiva definitiva para evitar la recurrencia de la no conformidad. Finalmente, se verifica la eficacia de las acciones correctivas implementadas y, una vez comprobada su efectividad, el proceso retorna a la ejecución de las actividades de saneamiento, evidenciando el carácter cíclico del mejoramiento continuo y el fortalecimiento permanente de la inocuidad alimentaria.</w:t>
-      </w:r>
-    </w:p>
-    <w:p>
-      <w:pPr>
-        <w:rPr>
-          <w:lang w:val="es-419" w:eastAsia="es-CO"/>
-        </w:rPr>
-      </w:pPr>
+      </w:pPr>
+      <w:r>
+        <w:rPr>
+          <w:noProof/>
+          <w:lang w:val="es-419" w:eastAsia="es-CO"/>
+        </w:rPr>
+        <w:drawing>
+          <wp:inline distT="0" distB="0" distL="0" distR="0" wp14:anchorId="25B29C18" wp14:editId="1898E079">
+            <wp:extent cx="4680000" cy="3240000"/>
+            <wp:effectExtent l="0" t="0" r="6350" b="0"/>
+            <wp:docPr id="4" name="Imagen 4" descr="La figura 3 presenta un diagrama de flujo que representa el ciclo de verificación y mejora continua aplicado a los programas de saneamiento. El proceso inicia con la ejecución de las actividades de saneamiento de acuerdo con los Procedimientos Operativos Estandarizados de Saneamiento (POES) y continúa con el registro de las actividades realizadas. Posteriormente, se verifica la eficacia de las acciones implementadas mediante verificaciones visuales, operacionales o analíticas. Cuando los resultados son conformes, se registra la conformidad y se archiva el registro correspondiente. En caso de identificarse una no conformidad, se implementa una acción correctiva inmediata para controlar la situación, seguida de la investigación de la causa raíz que originó el incumplimiento. A partir de este análisis se establece e implementa una acción correctiva definitiva para evitar la recurrencia de la no conformidad. Finalmente, se verifica la eficacia de las acciones correctivas implementadas y, una vez comprobada su efectividad, el proceso retorna a la ejecución de las actividades de saneamiento, evidenciando el carácter cíclico del mejoramiento continuo y el fortalecimiento permanente de la inocuidad alimentaria."/>
+            <wp:cNvGraphicFramePr>
+              <a:graphicFrameLocks xmlns:a="http://schemas.openxmlformats.org/drawingml/2006/main" noChangeAspect="1"/>
+            </wp:cNvGraphicFramePr>
+            <a:graphic xmlns:a="http://schemas.openxmlformats.org/drawingml/2006/main">
+              <a:graphicData uri="http://schemas.openxmlformats.org/drawingml/2006/picture">
+                <pic:pic xmlns:pic="http://schemas.openxmlformats.org/drawingml/2006/picture">
+                  <pic:nvPicPr>
+                    <pic:cNvPr id="4" name="Imagen 4" descr="La figura 3 presenta un diagrama de flujo que representa el ciclo de verificación y mejora continua aplicado a los programas de saneamiento. El proceso inicia con la ejecución de las actividades de saneamiento de acuerdo con los Procedimientos Operativos Estandarizados de Saneamiento (POES) y continúa con el registro de las actividades realizadas. Posteriormente, se verifica la eficacia de las acciones implementadas mediante verificaciones visuales, operacionales o analíticas. Cuando los resultados son conformes, se registra la conformidad y se archiva el registro correspondiente. En caso de identificarse una no conformidad, se implementa una acción correctiva inmediata para controlar la situación, seguida de la investigación de la causa raíz que originó el incumplimiento. A partir de este análisis se establece e implementa una acción correctiva definitiva para evitar la recurrencia de la no conformidad. Finalmente, se verifica la eficacia de las acciones correctivas implementadas y, una vez comprobada su efectividad, el proceso retorna a la ejecución de las actividades de saneamiento, evidenciando el carácter cíclico del mejoramiento continuo y el fortalecimiento permanente de la inocuidad alimentaria."/>
+                    <pic:cNvPicPr/>
+                  </pic:nvPicPr>
+                  <pic:blipFill>
+                    <a:blip r:embed="rId14">
+                      <a:extLst>
+                        <a:ext uri="{28A0092B-C50C-407E-A947-70E740481C1C}">
+                          <a14:useLocalDpi xmlns:a14="http://schemas.microsoft.com/office/drawing/2010/main" val="0"/>
+                        </a:ext>
+                      </a:extLst>
+                    </a:blip>
+                    <a:stretch>
+                      <a:fillRect/>
+                    </a:stretch>
+                  </pic:blipFill>
+                  <pic:spPr>
+                    <a:xfrm>
+                      <a:off x="0" y="0"/>
+                      <a:ext cx="4680000" cy="3240000"/>
+                    </a:xfrm>
+                    <a:prstGeom prst="rect">
+                      <a:avLst/>
+                    </a:prstGeom>
+                  </pic:spPr>
+                </pic:pic>
+              </a:graphicData>
+            </a:graphic>
+          </wp:inline>
+        </w:drawing>
+      </w:r>
     </w:p>
     <w:p>
       <w:pPr>
@@ -6490,13 +6543,6 @@
           <w:lang w:val="es-419" w:eastAsia="es-CO"/>
         </w:rPr>
       </w:pPr>
-      <w:r>
-        <w:rPr>
-          <w:highlight w:val="yellow"/>
-          <w:lang w:val="es-419" w:eastAsia="es-CO"/>
-        </w:rPr>
-        <w:t>Podcast_1_</w:t>
-      </w:r>
     </w:p>
     <w:tbl>
       <w:tblPr>
@@ -6528,6 +6574,20 @@
               </w:rPr>
               <w:t xml:space="preserve">Transcripción del pódcast. </w:t>
             </w:r>
+            <w:r>
+              <w:rPr>
+                <w:b/>
+                <w:bCs/>
+              </w:rPr>
+              <w:t>Verificación de programas de saneamiento: POES, plagas y agua</w:t>
+            </w:r>
+            <w:r>
+              <w:rPr>
+                <w:b/>
+                <w:bCs/>
+              </w:rPr>
+              <w:t>.</w:t>
+            </w:r>
           </w:p>
         </w:tc>
       </w:tr>
@@ -6536,19 +6596,207 @@
           <w:tcPr>
             <w:tcW w:w="9962" w:type="dxa"/>
           </w:tcPr>
-          <w:p/>
-          <w:p/>
-          <w:p/>
-          <w:p/>
-          <w:p/>
-          <w:p/>
-          <w:p/>
-          <w:p/>
-          <w:p/>
-          <w:p/>
-          <w:p/>
-          <w:p/>
-          <w:p/>
+          <w:p>
+            <w:r>
+              <w:rPr>
+                <w:b/>
+                <w:bCs/>
+              </w:rPr>
+              <w:t>Mujer</w:t>
+            </w:r>
+            <w:r>
+              <w:rPr>
+                <w:b/>
+                <w:bCs/>
+              </w:rPr>
+              <w:t>:</w:t>
+            </w:r>
+            <w:r>
+              <w:t xml:space="preserve"> </w:t>
+            </w:r>
+            <w:r>
+              <w:t>Tener una carpeta llena de manuales de limpieza en la oficina de calidad resulta insuficiente si esos procedimientos fallan directamente en la planta de producción.</w:t>
+            </w:r>
+          </w:p>
+          <w:p>
+            <w:r>
+              <w:rPr>
+                <w:b/>
+                <w:bCs/>
+              </w:rPr>
+              <w:t>Hombre</w:t>
+            </w:r>
+            <w:r>
+              <w:rPr>
+                <w:b/>
+                <w:bCs/>
+              </w:rPr>
+              <w:t>:</w:t>
+            </w:r>
+            <w:r>
+              <w:t xml:space="preserve"> </w:t>
+            </w:r>
+            <w:r>
+              <w:t>Garantizar la inocuidad de los alimentos exige verificar directamente en terreno que los programas de saneamiento funcionan de manera efectiva.</w:t>
+            </w:r>
+          </w:p>
+          <w:p>
+            <w:r>
+              <w:rPr>
+                <w:b/>
+                <w:bCs/>
+              </w:rPr>
+              <w:t>Mujer</w:t>
+            </w:r>
+            <w:r>
+              <w:rPr>
+                <w:b/>
+                <w:bCs/>
+              </w:rPr>
+              <w:t>:</w:t>
+            </w:r>
+            <w:r>
+              <w:t xml:space="preserve"> </w:t>
+            </w:r>
+            <w:r>
+              <w:t>Esta verificación se enfoca en tres áreas principales: los Procedimientos Operativos Estandarizados de Saneamiento o POES, el control de plagas y el suministro de agua potable.</w:t>
+            </w:r>
+          </w:p>
+          <w:p>
+            <w:r>
+              <w:rPr>
+                <w:b/>
+                <w:bCs/>
+              </w:rPr>
+              <w:t>Hombre</w:t>
+            </w:r>
+            <w:r>
+              <w:t xml:space="preserve">: </w:t>
+            </w:r>
+            <w:r>
+              <w:t>Los POES garantizan la correcta limpieza y desinfección de las superficies, los equipos y los utensilios de trabajo.</w:t>
+            </w:r>
+          </w:p>
+          <w:p>
+            <w:r>
+              <w:rPr>
+                <w:b/>
+                <w:bCs/>
+              </w:rPr>
+              <w:t>Mujer</w:t>
+            </w:r>
+            <w:r>
+              <w:t xml:space="preserve">: </w:t>
+            </w:r>
+            <w:r>
+              <w:t>Por su parte, el control integrado de plagas bloquea la presencia de vectores capaces de transportar agentes contaminantes hacia las áreas de proceso.</w:t>
+            </w:r>
+          </w:p>
+          <w:p>
+            <w:r>
+              <w:rPr>
+                <w:b/>
+                <w:bCs/>
+              </w:rPr>
+              <w:t>Hombre</w:t>
+            </w:r>
+            <w:r>
+              <w:t xml:space="preserve">: </w:t>
+            </w:r>
+            <w:r>
+              <w:t>Y el programa de agua potable asegura que este recurso mantenga las condiciones microbiológicas y fisicoquímicas exactas para su uso seguro en la industria.</w:t>
+            </w:r>
+          </w:p>
+          <w:p>
+            <w:r>
+              <w:rPr>
+                <w:b/>
+                <w:bCs/>
+              </w:rPr>
+              <w:t>Mujer</w:t>
+            </w:r>
+            <w:r>
+              <w:t xml:space="preserve">: </w:t>
+            </w:r>
+            <w:r>
+              <w:t xml:space="preserve">Evaluar la eficacia de estos tres programas requiere recolectar evidencia mediante inspecciones visuales, pruebas en los equipos y análisis de laboratorio. </w:t>
+            </w:r>
+          </w:p>
+          <w:p>
+            <w:r>
+              <w:rPr>
+                <w:b/>
+                <w:bCs/>
+              </w:rPr>
+              <w:lastRenderedPageBreak/>
+              <w:t>Hombre</w:t>
+            </w:r>
+            <w:r>
+              <w:t xml:space="preserve">: </w:t>
+            </w:r>
+            <w:r>
+              <w:t>Esto significa que se debe auditar la limpieza de las áreas, monitorear las trampas para plagas y realizar análisis de cloro residual y microorganismos.</w:t>
+            </w:r>
+          </w:p>
+          <w:p>
+            <w:r>
+              <w:rPr>
+                <w:b/>
+                <w:bCs/>
+              </w:rPr>
+              <w:t>Mujer</w:t>
+            </w:r>
+            <w:r>
+              <w:rPr>
+                <w:b/>
+                <w:bCs/>
+              </w:rPr>
+              <w:t>:</w:t>
+            </w:r>
+            <w:r>
+              <w:t xml:space="preserve"> </w:t>
+            </w:r>
+            <w:r>
+              <w:t xml:space="preserve">Estas acciones de monitoreo facilitan la detección temprana de desviaciones y permiten aplicar medidas correctivas oportunas para mejorar los procesos. </w:t>
+            </w:r>
+          </w:p>
+          <w:p>
+            <w:r>
+              <w:rPr>
+                <w:b/>
+                <w:bCs/>
+              </w:rPr>
+              <w:t>Hombre</w:t>
+            </w:r>
+            <w:r>
+              <w:t xml:space="preserve">: </w:t>
+            </w:r>
+            <w:r>
+              <w:t>Recuerden que estos controles hacen parte de las exigencias sanitarias. La Resolución 2674 de 2013 y el Decreto 60 de 2002 los establecen como prerrequisitos para sistemas de inocuidad avanzados como el HACCP.</w:t>
+            </w:r>
+          </w:p>
+          <w:p>
+            <w:r>
+              <w:rPr>
+                <w:b/>
+                <w:bCs/>
+              </w:rPr>
+              <w:t>Mujer</w:t>
+            </w:r>
+            <w:r>
+              <w:rPr>
+                <w:b/>
+                <w:bCs/>
+              </w:rPr>
+              <w:tab/>
+            </w:r>
+            <w:r>
+              <w:t xml:space="preserve">: </w:t>
+            </w:r>
+            <w:r>
+              <w:t>Verificar el cumplimiento de los programas de saneamiento protege la salud pública y consolida la confianza del consumidor en todos los productos elaborados.</w:t>
+            </w:r>
+          </w:p>
         </w:tc>
       </w:tr>
     </w:tbl>
@@ -6578,7 +6826,7 @@
       <w:pPr>
         <w:pStyle w:val="Ttulo1"/>
       </w:pPr>
-      <w:bookmarkStart w:id="15" w:name="_Toc236726793"/>
+      <w:bookmarkStart w:id="15" w:name="_Toc239071880"/>
       <w:r>
         <w:lastRenderedPageBreak/>
         <w:t>Factores de contaminación de los alimentos</w:t>
@@ -6602,7 +6850,7 @@
       <w:pPr>
         <w:pStyle w:val="Ttulo2"/>
       </w:pPr>
-      <w:bookmarkStart w:id="16" w:name="_Toc236726794"/>
+      <w:bookmarkStart w:id="16" w:name="_Toc239071881"/>
       <w:r>
         <w:t>Clasificación de los peligros: físicos, químicos y biológicos</w:t>
       </w:r>
@@ -6681,7 +6929,7 @@
         <w:pStyle w:val="Prrafodelista"/>
         <w:numPr>
           <w:ilvl w:val="0"/>
-          <w:numId w:val="29"/>
+          <w:numId w:val="47"/>
         </w:numPr>
         <w:rPr>
           <w:lang w:val="es-419" w:eastAsia="es-CO"/>
@@ -6717,7 +6965,7 @@
         <w:pStyle w:val="Prrafodelista"/>
         <w:numPr>
           <w:ilvl w:val="0"/>
-          <w:numId w:val="29"/>
+          <w:numId w:val="47"/>
         </w:numPr>
         <w:rPr>
           <w:lang w:val="es-419" w:eastAsia="es-CO"/>
@@ -6747,7 +6995,7 @@
         <w:pStyle w:val="Prrafodelista"/>
         <w:numPr>
           <w:ilvl w:val="0"/>
-          <w:numId w:val="29"/>
+          <w:numId w:val="47"/>
         </w:numPr>
         <w:rPr>
           <w:lang w:val="es-419" w:eastAsia="es-CO"/>
@@ -6783,7 +7031,7 @@
         <w:pStyle w:val="Prrafodelista"/>
         <w:numPr>
           <w:ilvl w:val="0"/>
-          <w:numId w:val="29"/>
+          <w:numId w:val="47"/>
         </w:numPr>
         <w:rPr>
           <w:lang w:val="es-419" w:eastAsia="es-CO"/>
@@ -6813,7 +7061,7 @@
         <w:pStyle w:val="Prrafodelista"/>
         <w:numPr>
           <w:ilvl w:val="0"/>
-          <w:numId w:val="29"/>
+          <w:numId w:val="47"/>
         </w:numPr>
         <w:rPr>
           <w:lang w:val="es-419" w:eastAsia="es-CO"/>
@@ -6843,7 +7091,7 @@
         <w:pStyle w:val="Prrafodelista"/>
         <w:numPr>
           <w:ilvl w:val="0"/>
-          <w:numId w:val="29"/>
+          <w:numId w:val="47"/>
         </w:numPr>
         <w:rPr>
           <w:lang w:val="es-419" w:eastAsia="es-CO"/>
@@ -6867,13 +7115,6 @@
         </w:rPr>
         <w:t>Joyas (anillos, aretes), botones, monedas y lapiceros.</w:t>
       </w:r>
-    </w:p>
-    <w:p>
-      <w:pPr>
-        <w:rPr>
-          <w:lang w:val="es-419" w:eastAsia="es-CO"/>
-        </w:rPr>
-      </w:pPr>
     </w:p>
     <w:p>
       <w:pPr>
@@ -6890,21 +7131,39 @@
         <w:rPr>
           <w:lang w:val="es-419" w:eastAsia="es-CO"/>
         </w:rPr>
-        <w:t>Medidas preventivas: Instalación de imanes, detectores de metales, tamices y filtros; mantenimiento preventivo de equipos; inspección de materias primas; políticas estrictas sobre objetos personales y prohibición de madera en áreas de producción; uso de materiales irrompibles y protectores para iluminación.</w:t>
-      </w:r>
-    </w:p>
-    <w:p>
-      <w:pPr>
-        <w:rPr>
-          <w:lang w:val="es-419" w:eastAsia="es-CO"/>
-        </w:rPr>
-      </w:pPr>
+        <w:t xml:space="preserve">Medidas preventivas: </w:t>
+      </w:r>
+      <w:r>
+        <w:rPr>
+          <w:lang w:val="es-419" w:eastAsia="es-CO"/>
+        </w:rPr>
+        <w:t>i</w:t>
+      </w:r>
+      <w:r>
+        <w:rPr>
+          <w:lang w:val="es-419" w:eastAsia="es-CO"/>
+        </w:rPr>
+        <w:t>nstalación de imanes, detectores de metales, tamices y filtros; mantenimiento preventivo de equipos; inspección de materias primas; políticas estrictas sobre objetos personales y prohibición de madera en áreas de producción; uso de materiales irrompibles y protectores para iluminación.</w:t>
+      </w:r>
+    </w:p>
+    <w:p>
+      <w:pPr>
+        <w:rPr>
+          <w:lang w:val="es-419" w:eastAsia="es-CO"/>
+        </w:rPr>
+      </w:pPr>
+      <w:r>
+        <w:rPr>
+          <w:lang w:val="es-419" w:eastAsia="es-CO"/>
+        </w:rPr>
+        <w:t xml:space="preserve">Los peligros químicos son sustancias que pueden estar presentes en los alimentos de forma accidental o intencional (pero no declarada) y causar intoxicaciones agudas o </w:t>
+      </w:r>
       <w:r>
         <w:rPr>
           <w:lang w:val="es-419" w:eastAsia="es-CO"/>
         </w:rPr>
         <w:lastRenderedPageBreak/>
-        <w:t xml:space="preserve">Los peligros químicos son sustancias que pueden estar presentes en los alimentos de forma accidental o intencional (pero no declarada) y causar intoxicaciones agudas o enfermedades crónicas. Su presencia puede originarse en diferentes etapas de la cadena productiva, por lo que es fundamental identificar sus fuentes y establecer medidas de control adecuadas. Entre los peligros químicos más comunes se encuentran: </w:t>
+        <w:t xml:space="preserve">enfermedades crónicas. Su presencia puede originarse en diferentes etapas de la cadena productiva, por lo que es fundamental identificar sus fuentes y establecer medidas de control adecuadas. Entre los peligros químicos más comunes se encuentran: </w:t>
       </w:r>
     </w:p>
     <w:p>
@@ -6927,15 +7186,6 @@
     </w:p>
     <w:p>
       <w:pPr>
-        <w:spacing w:before="0" w:after="160" w:line="259" w:lineRule="auto"/>
-        <w:ind w:firstLine="0"/>
-        <w:rPr>
-          <w:lang w:val="es-419" w:eastAsia="es-CO"/>
-        </w:rPr>
-      </w:pPr>
-    </w:p>
-    <w:p>
-      <w:pPr>
         <w:rPr>
           <w:b/>
           <w:bCs/>
@@ -6953,16 +7203,15 @@
     </w:p>
     <w:p>
       <w:pPr>
-        <w:rPr>
-          <w:lang w:val="es-419" w:eastAsia="es-CO"/>
-        </w:rPr>
-      </w:pPr>
-      <w:r>
-        <w:rPr>
-          <w:lang w:val="es-419" w:eastAsia="es-CO"/>
-        </w:rPr>
-        <w:t xml:space="preserve"> </w:t>
-      </w:r>
+        <w:pStyle w:val="Prrafodelista"/>
+        <w:numPr>
+          <w:ilvl w:val="0"/>
+          <w:numId w:val="50"/>
+        </w:numPr>
+        <w:rPr>
+          <w:lang w:val="es-419" w:eastAsia="es-CO"/>
+        </w:rPr>
+      </w:pPr>
       <w:r>
         <w:rPr>
           <w:b/>
@@ -6992,6 +7241,11 @@
     </w:p>
     <w:p>
       <w:pPr>
+        <w:pStyle w:val="Prrafodelista"/>
+        <w:numPr>
+          <w:ilvl w:val="0"/>
+          <w:numId w:val="50"/>
+        </w:numPr>
         <w:rPr>
           <w:lang w:val="es-419" w:eastAsia="es-CO"/>
         </w:rPr>
@@ -7025,6 +7279,11 @@
     </w:p>
     <w:p>
       <w:pPr>
+        <w:pStyle w:val="Prrafodelista"/>
+        <w:numPr>
+          <w:ilvl w:val="0"/>
+          <w:numId w:val="50"/>
+        </w:numPr>
         <w:rPr>
           <w:lang w:val="es-419" w:eastAsia="es-CO"/>
         </w:rPr>
@@ -7058,6 +7317,11 @@
     </w:p>
     <w:p>
       <w:pPr>
+        <w:pStyle w:val="Prrafodelista"/>
+        <w:numPr>
+          <w:ilvl w:val="0"/>
+          <w:numId w:val="50"/>
+        </w:numPr>
         <w:rPr>
           <w:lang w:val="es-419" w:eastAsia="es-CO"/>
         </w:rPr>
@@ -7068,7 +7332,7 @@
           <w:bCs/>
           <w:lang w:val="es-419" w:eastAsia="es-CO"/>
         </w:rPr>
-        <w:t xml:space="preserve"> Toxinas naturales</w:t>
+        <w:t>Toxinas naturales</w:t>
       </w:r>
       <w:r>
         <w:rPr>
@@ -7091,6 +7355,11 @@
     </w:p>
     <w:p>
       <w:pPr>
+        <w:pStyle w:val="Prrafodelista"/>
+        <w:numPr>
+          <w:ilvl w:val="0"/>
+          <w:numId w:val="50"/>
+        </w:numPr>
         <w:rPr>
           <w:lang w:val="es-419" w:eastAsia="es-CO"/>
         </w:rPr>
@@ -7101,8 +7370,7 @@
           <w:bCs/>
           <w:lang w:val="es-419" w:eastAsia="es-CO"/>
         </w:rPr>
-        <w:lastRenderedPageBreak/>
-        <w:t xml:space="preserve"> Aditivos no permitidos o en exceso</w:t>
+        <w:t>Aditivos no permitidos o en exceso</w:t>
       </w:r>
       <w:r>
         <w:rPr>
@@ -7125,22 +7393,22 @@
     </w:p>
     <w:p>
       <w:pPr>
-        <w:rPr>
-          <w:lang w:val="es-419" w:eastAsia="es-CO"/>
-        </w:rPr>
-      </w:pPr>
-      <w:r>
-        <w:rPr>
-          <w:lang w:val="es-419" w:eastAsia="es-CO"/>
-        </w:rPr>
-        <w:t xml:space="preserve"> </w:t>
-      </w:r>
+        <w:pStyle w:val="Prrafodelista"/>
+        <w:numPr>
+          <w:ilvl w:val="0"/>
+          <w:numId w:val="50"/>
+        </w:numPr>
+        <w:rPr>
+          <w:lang w:val="es-419" w:eastAsia="es-CO"/>
+        </w:rPr>
+      </w:pPr>
       <w:r>
         <w:rPr>
           <w:b/>
           <w:bCs/>
           <w:lang w:val="es-419" w:eastAsia="es-CO"/>
         </w:rPr>
+        <w:lastRenderedPageBreak/>
         <w:t>Alérgenos</w:t>
       </w:r>
       <w:r>
@@ -7227,7 +7495,7 @@
         <w:pStyle w:val="Prrafodelista"/>
         <w:numPr>
           <w:ilvl w:val="0"/>
-          <w:numId w:val="29"/>
+          <w:numId w:val="51"/>
         </w:numPr>
         <w:rPr>
           <w:lang w:val="es-419" w:eastAsia="es-CO"/>
@@ -7318,7 +7586,7 @@
     </w:p>
     <w:p>
       <w:pPr>
-        <w:ind w:left="1416" w:firstLine="1"/>
+        <w:ind w:left="2124" w:firstLine="0"/>
         <w:rPr>
           <w:lang w:val="es-419" w:eastAsia="es-CO"/>
         </w:rPr>
@@ -7434,7 +7702,7 @@
         <w:pStyle w:val="Prrafodelista"/>
         <w:numPr>
           <w:ilvl w:val="0"/>
-          <w:numId w:val="29"/>
+          <w:numId w:val="51"/>
         </w:numPr>
         <w:rPr>
           <w:lang w:val="es-419" w:eastAsia="es-CO"/>
@@ -7442,9 +7710,17 @@
       </w:pPr>
       <w:r>
         <w:rPr>
-          <w:lang w:val="es-419" w:eastAsia="es-CO"/>
-        </w:rPr>
-        <w:t>Virus:</w:t>
+          <w:b/>
+          <w:bCs/>
+          <w:lang w:val="es-419" w:eastAsia="es-CO"/>
+        </w:rPr>
+        <w:t>Virus</w:t>
+      </w:r>
+      <w:r>
+        <w:rPr>
+          <w:lang w:val="es-419" w:eastAsia="es-CO"/>
+        </w:rPr>
+        <w:t>:</w:t>
       </w:r>
       <w:r>
         <w:rPr>
@@ -7461,7 +7737,7 @@
     </w:p>
     <w:p>
       <w:pPr>
-        <w:ind w:left="707"/>
+        <w:ind w:left="1415"/>
         <w:rPr>
           <w:lang w:val="es-419" w:eastAsia="es-CO"/>
         </w:rPr>
@@ -7478,7 +7754,7 @@
         <w:pStyle w:val="Prrafodelista"/>
         <w:numPr>
           <w:ilvl w:val="0"/>
-          <w:numId w:val="29"/>
+          <w:numId w:val="51"/>
         </w:numPr>
         <w:rPr>
           <w:lang w:val="es-419" w:eastAsia="es-CO"/>
@@ -7486,9 +7762,17 @@
       </w:pPr>
       <w:r>
         <w:rPr>
-          <w:lang w:val="es-419" w:eastAsia="es-CO"/>
-        </w:rPr>
-        <w:t>Parásitos:</w:t>
+          <w:b/>
+          <w:bCs/>
+          <w:lang w:val="es-419" w:eastAsia="es-CO"/>
+        </w:rPr>
+        <w:t>Parásitos</w:t>
+      </w:r>
+      <w:r>
+        <w:rPr>
+          <w:lang w:val="es-419" w:eastAsia="es-CO"/>
+        </w:rPr>
+        <w:t>:</w:t>
       </w:r>
       <w:r>
         <w:rPr>
@@ -7505,7 +7789,7 @@
     </w:p>
     <w:p>
       <w:pPr>
-        <w:ind w:left="1416" w:firstLine="2"/>
+        <w:ind w:left="2124" w:firstLine="0"/>
         <w:rPr>
           <w:lang w:val="es-419" w:eastAsia="es-CO"/>
         </w:rPr>
@@ -7606,7 +7890,7 @@
         <w:pStyle w:val="Prrafodelista"/>
         <w:numPr>
           <w:ilvl w:val="0"/>
-          <w:numId w:val="29"/>
+          <w:numId w:val="51"/>
         </w:numPr>
         <w:rPr>
           <w:lang w:val="es-419" w:eastAsia="es-CO"/>
@@ -7614,9 +7898,17 @@
       </w:pPr>
       <w:r>
         <w:rPr>
-          <w:lang w:val="es-419" w:eastAsia="es-CO"/>
-        </w:rPr>
-        <w:t>Hongos y levaduras:</w:t>
+          <w:b/>
+          <w:bCs/>
+          <w:lang w:val="es-419" w:eastAsia="es-CO"/>
+        </w:rPr>
+        <w:t>Hongos y levaduras</w:t>
+      </w:r>
+      <w:r>
+        <w:rPr>
+          <w:lang w:val="es-419" w:eastAsia="es-CO"/>
+        </w:rPr>
+        <w:t>:</w:t>
       </w:r>
       <w:r>
         <w:rPr>
@@ -7991,7 +8283,7 @@
       <w:pPr>
         <w:pStyle w:val="Ttulo2"/>
       </w:pPr>
-      <w:bookmarkStart w:id="17" w:name="_Toc236726795"/>
+      <w:bookmarkStart w:id="17" w:name="_Toc239071882"/>
       <w:r>
         <w:t>Fuentes y rutas de contaminación en la cadena productiva</w:t>
       </w:r>
@@ -8591,11 +8883,15 @@
     <w:p>
       <w:pPr>
         <w:rPr>
-          <w:lang w:val="es-419" w:eastAsia="es-CO"/>
-        </w:rPr>
-      </w:pPr>
-      <w:r>
-        <w:rPr>
+          <w:b/>
+          <w:bCs/>
+          <w:lang w:val="es-419" w:eastAsia="es-CO"/>
+        </w:rPr>
+      </w:pPr>
+      <w:r>
+        <w:rPr>
+          <w:b/>
+          <w:bCs/>
           <w:lang w:val="es-419" w:eastAsia="es-CO"/>
         </w:rPr>
         <w:t>Ejemplos</w:t>
@@ -8641,7 +8937,7 @@
       <w:pPr>
         <w:pStyle w:val="Ttulo2"/>
       </w:pPr>
-      <w:bookmarkStart w:id="18" w:name="_Toc236726796"/>
+      <w:bookmarkStart w:id="18" w:name="_Toc239071883"/>
       <w:r>
         <w:t>Enfermedades Transmitidas por Alimentos (ETA): un enfoque en los peligros biológicos</w:t>
       </w:r>
@@ -8719,21 +9015,7 @@
         <w:rPr>
           <w:lang w:val="es-419" w:eastAsia="es-CO"/>
         </w:rPr>
-        <w:t xml:space="preserve">Salmonella </w:t>
-      </w:r>
-      <w:proofErr w:type="spellStart"/>
-      <w:r>
-        <w:rPr>
-          <w:lang w:val="es-419" w:eastAsia="es-CO"/>
-        </w:rPr>
-        <w:t>spp</w:t>
-      </w:r>
-      <w:proofErr w:type="spellEnd"/>
-      <w:r>
-        <w:rPr>
-          <w:lang w:val="es-419" w:eastAsia="es-CO"/>
-        </w:rPr>
-        <w:t>: asociada a huevos crudos, pollo, carne, leche no pasteurizada, productos lácteos, vegetales contaminados. Causa salmonelosis: diarrea, fiebre, calambres abdominales.</w:t>
+        <w:t>Salmonella spp: asociada a huevos crudos, pollo, carne, leche no pasteurizada, productos lácteos, vegetales contaminados. Causa salmonelosis: diarrea, fiebre, calambres abdominales.</w:t>
       </w:r>
     </w:p>
     <w:p>
@@ -9302,7 +9584,7 @@
       <w:pPr>
         <w:pStyle w:val="Ttulo1"/>
       </w:pPr>
-      <w:bookmarkStart w:id="19" w:name="_Toc236726797"/>
+      <w:bookmarkStart w:id="19" w:name="_Toc239071884"/>
       <w:r>
         <w:lastRenderedPageBreak/>
         <w:t>Identificación de medidas preventivas basadas en el diagnóstico sanitario</w:t>
@@ -9326,7 +9608,7 @@
       <w:pPr>
         <w:pStyle w:val="Ttulo2"/>
       </w:pPr>
-      <w:bookmarkStart w:id="20" w:name="_Toc236726798"/>
+      <w:bookmarkStart w:id="20" w:name="_Toc239071885"/>
       <w:r>
         <w:t>El diagnóstico sanitario como herramienta de análisis</w:t>
       </w:r>
@@ -9595,7 +9877,7 @@
       <w:pPr>
         <w:pStyle w:val="Ttulo2"/>
       </w:pPr>
-      <w:bookmarkStart w:id="21" w:name="_Toc236726799"/>
+      <w:bookmarkStart w:id="21" w:name="_Toc239071886"/>
       <w:r>
         <w:t>Principios del Sistema HACCP (Análisis de Peligros y Puntos Críticos de Control)</w:t>
       </w:r>
@@ -10007,81 +10289,67 @@
     </w:p>
     <w:p>
       <w:pPr>
-        <w:rPr>
-          <w:lang w:val="es-419" w:eastAsia="es-CO"/>
-        </w:rPr>
-      </w:pPr>
-      <w:r>
+        <w:jc w:val="center"/>
         <w:rPr>
           <w:highlight w:val="yellow"/>
           <w:lang w:val="es-419" w:eastAsia="es-CO"/>
         </w:rPr>
-        <w:t xml:space="preserve">Texto </w:t>
-      </w:r>
-      <w:proofErr w:type="spellStart"/>
-      <w:r>
-        <w:rPr>
-          <w:highlight w:val="yellow"/>
-          <w:lang w:val="es-419" w:eastAsia="es-CO"/>
-        </w:rPr>
-        <w:t>alt</w:t>
-      </w:r>
-      <w:proofErr w:type="spellEnd"/>
-      <w:r>
-        <w:rPr>
-          <w:lang w:val="es-419" w:eastAsia="es-CO"/>
-        </w:rPr>
-        <w:t xml:space="preserve"> </w:t>
-      </w:r>
-      <w:r>
-        <w:rPr>
-          <w:lang w:val="es-419" w:eastAsia="es-CO"/>
-        </w:rPr>
-        <w:t xml:space="preserve">La figura 4 describe la secuencia </w:t>
-      </w:r>
-      <w:r>
-        <w:rPr>
-          <w:lang w:val="es-419" w:eastAsia="es-CO"/>
-        </w:rPr>
-        <w:t>lógica</w:t>
-      </w:r>
-      <w:r>
-        <w:rPr>
-          <w:lang w:val="es-419" w:eastAsia="es-CO"/>
-        </w:rPr>
-        <w:t xml:space="preserve"> para la aplicación del sistema HACCP, en primer </w:t>
-      </w:r>
-      <w:r>
-        <w:rPr>
-          <w:lang w:val="es-419" w:eastAsia="es-CO"/>
-        </w:rPr>
-        <w:t>lugar,</w:t>
-      </w:r>
-      <w:r>
-        <w:rPr>
-          <w:lang w:val="es-419" w:eastAsia="es-CO"/>
-        </w:rPr>
-        <w:t xml:space="preserve"> formar al equipo HACCP, segundo lugar describir el producto y tercer lugar construir el diagrama de flujo del proceso, cuarto lugar verificar en sitio el diagrama de flujo, y luego aplicar los respectivos 7 principios. 1. Analizar peligros, 2. Determinar PCC, 3. Límites crítico, 4. Monitoreo, 5. Acciones correcta, 6. Verificación, 7. Documentación</w:t>
-      </w:r>
-      <w:r>
-        <w:rPr>
-          <w:lang w:val="es-419" w:eastAsia="es-CO"/>
-        </w:rPr>
-        <w:t>.</w:t>
-      </w:r>
-    </w:p>
-    <w:p>
-      <w:pPr>
-        <w:rPr>
-          <w:lang w:val="es-419" w:eastAsia="es-CO"/>
-        </w:rPr>
-      </w:pPr>
-      <w:r>
-        <w:rPr>
-          <w:lang w:val="es-419" w:eastAsia="es-CO"/>
-        </w:rPr>
-        <w:t xml:space="preserve"> </w:t>
-      </w:r>
+      </w:pPr>
+      <w:r>
+        <w:rPr>
+          <w:noProof/>
+          <w:lang w:val="es-419" w:eastAsia="es-CO"/>
+        </w:rPr>
+        <w:drawing>
+          <wp:inline distT="0" distB="0" distL="0" distR="0" wp14:anchorId="69E71F56" wp14:editId="799F7051">
+            <wp:extent cx="4680000" cy="2329200"/>
+            <wp:effectExtent l="0" t="0" r="6350" b="0"/>
+            <wp:docPr id="5" name="Imagen 5" descr="La figura 4 describe la secuencia lógica para la aplicación del sistema HACCP, en primer lugar, formar al equipo HACCP, segundo lugar describir el producto y tercer lugar construir el diagrama de flujo del proceso, cuarto lugar verificar en sitio el diagrama de flujo, y luego aplicar los respectivos 7 principios. 1. Analizar peligros, 2. Determinar PCC, 3. Límites crítico, 4. Monitoreo, 5. Acciones correcta, 6. Verificación, 7. Documentación."/>
+            <wp:cNvGraphicFramePr>
+              <a:graphicFrameLocks xmlns:a="http://schemas.openxmlformats.org/drawingml/2006/main" noChangeAspect="1"/>
+            </wp:cNvGraphicFramePr>
+            <a:graphic xmlns:a="http://schemas.openxmlformats.org/drawingml/2006/main">
+              <a:graphicData uri="http://schemas.openxmlformats.org/drawingml/2006/picture">
+                <pic:pic xmlns:pic="http://schemas.openxmlformats.org/drawingml/2006/picture">
+                  <pic:nvPicPr>
+                    <pic:cNvPr id="5" name="Imagen 5" descr="La figura 4 describe la secuencia lógica para la aplicación del sistema HACCP, en primer lugar, formar al equipo HACCP, segundo lugar describir el producto y tercer lugar construir el diagrama de flujo del proceso, cuarto lugar verificar en sitio el diagrama de flujo, y luego aplicar los respectivos 7 principios. 1. Analizar peligros, 2. Determinar PCC, 3. Límites crítico, 4. Monitoreo, 5. Acciones correcta, 6. Verificación, 7. Documentación."/>
+                    <pic:cNvPicPr/>
+                  </pic:nvPicPr>
+                  <pic:blipFill>
+                    <a:blip r:embed="rId15">
+                      <a:extLst>
+                        <a:ext uri="{28A0092B-C50C-407E-A947-70E740481C1C}">
+                          <a14:useLocalDpi xmlns:a14="http://schemas.microsoft.com/office/drawing/2010/main" val="0"/>
+                        </a:ext>
+                      </a:extLst>
+                    </a:blip>
+                    <a:stretch>
+                      <a:fillRect/>
+                    </a:stretch>
+                  </pic:blipFill>
+                  <pic:spPr>
+                    <a:xfrm>
+                      <a:off x="0" y="0"/>
+                      <a:ext cx="4680000" cy="2329200"/>
+                    </a:xfrm>
+                    <a:prstGeom prst="rect">
+                      <a:avLst/>
+                    </a:prstGeom>
+                  </pic:spPr>
+                </pic:pic>
+              </a:graphicData>
+            </a:graphic>
+          </wp:inline>
+        </w:drawing>
+      </w:r>
+    </w:p>
+    <w:p>
+      <w:pPr>
+        <w:ind w:left="1415"/>
+        <w:rPr>
+          <w:lang w:val="es-419" w:eastAsia="es-CO"/>
+        </w:rPr>
+      </w:pPr>
       <w:r>
         <w:rPr>
           <w:lang w:val="es-419" w:eastAsia="es-CO"/>
@@ -10093,7 +10361,7 @@
       <w:pPr>
         <w:pStyle w:val="Ttulo2"/>
       </w:pPr>
-      <w:bookmarkStart w:id="22" w:name="_Toc236726800"/>
+      <w:bookmarkStart w:id="22" w:name="_Toc239071887"/>
       <w:r>
         <w:t>Barreras primarias: control de materia prima, procesos y personal</w:t>
       </w:r>
@@ -10127,14 +10395,14 @@
         <w:rPr>
           <w:lang w:val="es-419" w:eastAsia="es-CO"/>
         </w:rPr>
-        <w:t xml:space="preserve">Recepción de materias primas: constituye la primera barrera de control. Antes de aceptar un lote de materia prima, se debe verificar que cumpla con las especificaciones de calidad e inocuidad establecidas con el proveedor. Para ello, se revisan los certificados de análisis, se realiza una </w:t>
+        <w:t xml:space="preserve">Recepción de materias primas: constituye la primera barrera de control. Antes de aceptar un lote de materia prima, se debe verificar que cumpla con las especificaciones de calidad e inocuidad establecidas con el </w:t>
       </w:r>
       <w:r>
         <w:rPr>
           <w:lang w:val="es-419" w:eastAsia="es-CO"/>
         </w:rPr>
         <w:lastRenderedPageBreak/>
-        <w:t xml:space="preserve">inspección sensorial (olor, color, textura y ausencia de daños), se mide la temperatura al momento de la recepción, se verifica la integridad de los empaques y, cuando corresponda, se toman muestras para efectuar análisis rápidos (por ejemplo, pH o </w:t>
+        <w:t xml:space="preserve">proveedor. Para ello, se revisan los certificados de análisis, se realiza una inspección sensorial (olor, color, textura y ausencia de daños), se mide la temperatura al momento de la recepción, se verifica la integridad de los empaques y, cuando corresponda, se toman muestras para efectuar análisis rápidos (por ejemplo, pH o </w:t>
       </w:r>
       <w:proofErr w:type="spellStart"/>
       <w:r>
@@ -10202,21 +10470,21 @@
         <w:rPr>
           <w:lang w:val="es-419" w:eastAsia="es-CO"/>
         </w:rPr>
-        <w:t xml:space="preserve">Control del personal manipulador: constituye una de las barreras más importantes para prevenir la contaminación de los alimentos y requiere una verificación permanente del cumplimiento de las prácticas higiénicas. </w:t>
+        <w:t xml:space="preserve">Control del personal manipulador: constituye una de las barreras más importantes para prevenir la contaminación de los alimentos y requiere </w:t>
       </w:r>
       <w:r>
         <w:rPr>
           <w:lang w:val="es-419" w:eastAsia="es-CO"/>
         </w:rPr>
         <w:lastRenderedPageBreak/>
-        <w:t>Entre los aspectos que deben verificarse se encuentran el lavado correcto y frecuente de las manos, el uso adecuado y limpio de la dotación y de los elementos de protección personal, la ausencia de joyas, el mantenimiento de uñas cortas y sin esmalte, el reporte oportuno de enfermedades o lesiones que puedan representar un riesgo para la inocuidad y la participación en las actividades de capacitación programadas por la organización.</w:t>
+        <w:t>una verificación permanente del cumplimiento de las prácticas higiénicas. Entre los aspectos que deben verificarse se encuentran el lavado correcto y frecuente de las manos, el uso adecuado y limpio de la dotación y de los elementos de protección personal, la ausencia de joyas, el mantenimiento de uñas cortas y sin esmalte, el reporte oportuno de enfermedades o lesiones que puedan representar un riesgo para la inocuidad y la participación en las actividades de capacitación programadas por la organización.</w:t>
       </w:r>
     </w:p>
     <w:p>
       <w:pPr>
         <w:pStyle w:val="Ttulo2"/>
       </w:pPr>
-      <w:bookmarkStart w:id="23" w:name="_Toc236726801"/>
+      <w:bookmarkStart w:id="23" w:name="_Toc239071888"/>
       <w:r>
         <w:t>Acciones correctivas y preventivas ante hallazgos</w:t>
       </w:r>
@@ -10311,6 +10579,7 @@
         <w:rPr>
           <w:lang w:val="es-419" w:eastAsia="es-CO"/>
         </w:rPr>
+        <w:lastRenderedPageBreak/>
         <w:t xml:space="preserve">¿Por qué no fue efectiva? Porque el desinfectante se preparó con una concentración inferior a la indicada. </w:t>
       </w:r>
     </w:p>
@@ -10329,7 +10598,6 @@
         <w:rPr>
           <w:lang w:val="es-419" w:eastAsia="es-CO"/>
         </w:rPr>
-        <w:lastRenderedPageBreak/>
         <w:t xml:space="preserve">¿Por qué se preparó con una concentración inferior? Porque el operario no midió la cantidad correcta. </w:t>
       </w:r>
     </w:p>
@@ -10511,6 +10779,7 @@
         <w:rPr>
           <w:lang w:val="es-419" w:eastAsia="es-CO"/>
         </w:rPr>
+        <w:lastRenderedPageBreak/>
         <w:t>Verificada: confirmar posteriormente que la acción implementada fue eficaz y que la no conformidad no volvió a presentarse.</w:t>
       </w:r>
     </w:p>
@@ -10542,71 +10811,62 @@
     </w:p>
     <w:p>
       <w:pPr>
-        <w:rPr>
-          <w:u w:val="single"/>
-          <w:lang w:val="es-419" w:eastAsia="es-CO"/>
-        </w:rPr>
-      </w:pPr>
-      <w:r>
-        <w:rPr>
-          <w:lang w:val="es-419" w:eastAsia="es-CO"/>
-        </w:rPr>
-        <w:lastRenderedPageBreak/>
-        <w:t xml:space="preserve"> </w:t>
-      </w:r>
-      <w:r>
-        <w:rPr>
-          <w:highlight w:val="yellow"/>
-          <w:u w:val="single"/>
-          <w:lang w:val="es-419" w:eastAsia="es-CO"/>
-        </w:rPr>
-        <w:t xml:space="preserve">Texto </w:t>
-      </w:r>
-      <w:proofErr w:type="spellStart"/>
-      <w:r>
-        <w:rPr>
-          <w:highlight w:val="yellow"/>
-          <w:u w:val="single"/>
-          <w:lang w:val="es-419" w:eastAsia="es-CO"/>
-        </w:rPr>
-        <w:t>alt</w:t>
-      </w:r>
-      <w:proofErr w:type="spellEnd"/>
-    </w:p>
-    <w:p>
-      <w:pPr>
-        <w:rPr>
-          <w:lang w:val="es-419" w:eastAsia="es-CO"/>
-        </w:rPr>
-      </w:pPr>
-      <w:r>
-        <w:rPr>
-          <w:lang w:val="es-419" w:eastAsia="es-CO"/>
-        </w:rPr>
-        <w:t xml:space="preserve">La figura </w:t>
-      </w:r>
-      <w:r>
-        <w:rPr>
-          <w:lang w:val="es-419" w:eastAsia="es-CO"/>
-        </w:rPr>
-        <w:t>5</w:t>
-      </w:r>
-      <w:r>
-        <w:rPr>
-          <w:lang w:val="es-419" w:eastAsia="es-CO"/>
-        </w:rPr>
-        <w:t>, describe la metodología de los 5 porqués en el análisis de causa raíz, primero definiendo el problema, después preguntándose 5 veces porque, y finalmente resaltar la causa raíz y su respectiva acción a resolver el problema.</w:t>
-      </w:r>
-    </w:p>
-    <w:p>
-      <w:pPr>
-        <w:rPr>
-          <w:lang w:val="es-419" w:eastAsia="es-CO"/>
-        </w:rPr>
-      </w:pPr>
-    </w:p>
-    <w:p>
-      <w:pPr>
+        <w:jc w:val="center"/>
+        <w:rPr>
+          <w:lang w:val="es-419" w:eastAsia="es-CO"/>
+        </w:rPr>
+      </w:pPr>
+      <w:r>
+        <w:rPr>
+          <w:noProof/>
+          <w:lang w:val="es-419" w:eastAsia="es-CO"/>
+        </w:rPr>
+        <w:drawing>
+          <wp:inline distT="0" distB="0" distL="0" distR="0" wp14:anchorId="02FD24C8" wp14:editId="324CDF3A">
+            <wp:extent cx="4680000" cy="3790800"/>
+            <wp:effectExtent l="0" t="0" r="6350" b="635"/>
+            <wp:docPr id="6" name="Imagen 6" descr="La figura 5, describe la metodología de los 5 porqués en el análisis de causa raíz, primero definiendo el problema, después preguntándose 5 veces porque, y finalmente resaltar la causa raíz y su respectiva acción a resolver el problema."/>
+            <wp:cNvGraphicFramePr>
+              <a:graphicFrameLocks xmlns:a="http://schemas.openxmlformats.org/drawingml/2006/main" noChangeAspect="1"/>
+            </wp:cNvGraphicFramePr>
+            <a:graphic xmlns:a="http://schemas.openxmlformats.org/drawingml/2006/main">
+              <a:graphicData uri="http://schemas.openxmlformats.org/drawingml/2006/picture">
+                <pic:pic xmlns:pic="http://schemas.openxmlformats.org/drawingml/2006/picture">
+                  <pic:nvPicPr>
+                    <pic:cNvPr id="6" name="Imagen 6" descr="La figura 5, describe la metodología de los 5 porqués en el análisis de causa raíz, primero definiendo el problema, después preguntándose 5 veces porque, y finalmente resaltar la causa raíz y su respectiva acción a resolver el problema."/>
+                    <pic:cNvPicPr/>
+                  </pic:nvPicPr>
+                  <pic:blipFill>
+                    <a:blip r:embed="rId16">
+                      <a:extLst>
+                        <a:ext uri="{28A0092B-C50C-407E-A947-70E740481C1C}">
+                          <a14:useLocalDpi xmlns:a14="http://schemas.microsoft.com/office/drawing/2010/main" val="0"/>
+                        </a:ext>
+                      </a:extLst>
+                    </a:blip>
+                    <a:stretch>
+                      <a:fillRect/>
+                    </a:stretch>
+                  </pic:blipFill>
+                  <pic:spPr>
+                    <a:xfrm>
+                      <a:off x="0" y="0"/>
+                      <a:ext cx="4680000" cy="3790800"/>
+                    </a:xfrm>
+                    <a:prstGeom prst="rect">
+                      <a:avLst/>
+                    </a:prstGeom>
+                  </pic:spPr>
+                </pic:pic>
+              </a:graphicData>
+            </a:graphic>
+          </wp:inline>
+        </w:drawing>
+      </w:r>
+    </w:p>
+    <w:p>
+      <w:pPr>
+        <w:ind w:left="707"/>
         <w:rPr>
           <w:lang w:val="es-419" w:eastAsia="es-CO"/>
         </w:rPr>
@@ -10624,38 +10884,11 @@
           <w:lang w:val="es-419" w:eastAsia="es-CO"/>
         </w:rPr>
       </w:pPr>
-    </w:p>
-    <w:p>
-      <w:pPr>
-        <w:rPr>
-          <w:lang w:val="es-419" w:eastAsia="es-CO"/>
-        </w:rPr>
-      </w:pPr>
       <w:r>
         <w:rPr>
           <w:lang w:val="es-419" w:eastAsia="es-CO"/>
         </w:rPr>
         <w:t>Para complementar los contenidos abordados sobre el diagnóstico sanitario, los principios del Sistema de Análisis de Peligros y Puntos Críticos de Control (HACCP) y la implementación de medidas preventivas, se invita a escuchar el siguiente pódcast. Este recurso permite reforzar la importancia del análisis de riesgos, la aplicación de acciones correctivas y preventivas, y el fortalecimiento de la mejora continua como elementos fundamentales para garantizar la inocuidad en la industria alimentaria.</w:t>
-      </w:r>
-    </w:p>
-    <w:p>
-      <w:pPr>
-        <w:rPr>
-          <w:lang w:val="es-419" w:eastAsia="es-CO"/>
-        </w:rPr>
-      </w:pPr>
-      <w:r>
-        <w:rPr>
-          <w:highlight w:val="yellow"/>
-          <w:lang w:val="es-419" w:eastAsia="es-CO"/>
-        </w:rPr>
-        <w:t>Podcast_2</w:t>
-      </w:r>
-      <w:r>
-        <w:rPr>
-          <w:lang w:val="es-419" w:eastAsia="es-CO"/>
-        </w:rPr>
-        <w:t>_CF02</w:t>
       </w:r>
     </w:p>
     <w:tbl>
@@ -10686,7 +10919,15 @@
                 <w:b/>
                 <w:bCs/>
               </w:rPr>
+              <w:lastRenderedPageBreak/>
               <w:t xml:space="preserve">Transcripción del pódcast. </w:t>
+            </w:r>
+            <w:r>
+              <w:rPr>
+                <w:b/>
+                <w:bCs/>
+              </w:rPr>
+              <w:t>Peligros en alimentos y medidas preventivas.</w:t>
             </w:r>
           </w:p>
         </w:tc>
@@ -10696,19 +10937,229 @@
           <w:tcPr>
             <w:tcW w:w="9962" w:type="dxa"/>
           </w:tcPr>
-          <w:p/>
-          <w:p/>
-          <w:p/>
-          <w:p/>
-          <w:p/>
-          <w:p/>
-          <w:p/>
-          <w:p/>
-          <w:p/>
-          <w:p/>
-          <w:p/>
-          <w:p/>
-          <w:p/>
+          <w:p>
+            <w:r>
+              <w:rPr>
+                <w:b/>
+                <w:bCs/>
+              </w:rPr>
+              <w:t>Mujer</w:t>
+            </w:r>
+            <w:r>
+              <w:t xml:space="preserve">: </w:t>
+            </w:r>
+            <w:r>
+              <w:t>Garantizar que un alimento sea seguro para el consumo humano requiere identificar y controlar todos los factores que amenazan su calidad sanitaria.</w:t>
+            </w:r>
+          </w:p>
+          <w:p>
+            <w:r>
+              <w:rPr>
+                <w:b/>
+                <w:bCs/>
+              </w:rPr>
+              <w:t>Hombre</w:t>
+            </w:r>
+            <w:r>
+              <w:t xml:space="preserve">: </w:t>
+            </w:r>
+            <w:r>
+              <w:t>Ese control debe mantenerse activo a lo largo de toda la cadena, desde la producción y el almacenamiento hasta la distribución y comercialización del producto.</w:t>
+            </w:r>
+          </w:p>
+          <w:p>
+            <w:r>
+              <w:rPr>
+                <w:b/>
+                <w:bCs/>
+              </w:rPr>
+              <w:t>Mujer</w:t>
+            </w:r>
+            <w:r>
+              <w:rPr>
+                <w:b/>
+                <w:bCs/>
+              </w:rPr>
+              <w:t>:</w:t>
+            </w:r>
+            <w:r>
+              <w:t xml:space="preserve"> </w:t>
+            </w:r>
+            <w:r>
+              <w:t>En la planta de producción, la prioridad es detectar y neutralizar a tiempo los peligros físicos, químicos y biológicos.</w:t>
+            </w:r>
+          </w:p>
+          <w:p>
+            <w:r>
+              <w:rPr>
+                <w:b/>
+                <w:bCs/>
+              </w:rPr>
+              <w:t>Hombre</w:t>
+            </w:r>
+            <w:r>
+              <w:rPr>
+                <w:b/>
+                <w:bCs/>
+              </w:rPr>
+              <w:t>:</w:t>
+            </w:r>
+            <w:r>
+              <w:t xml:space="preserve"> </w:t>
+            </w:r>
+            <w:r>
+              <w:t>Los físicos son los que se ven y se sienten. Un pedazo de vidrio, un tornillo suelto, plástico o una astilla de madera que caiga en la línea y termine lastimando al consumidor.</w:t>
+            </w:r>
+          </w:p>
+          <w:p>
+            <w:r>
+              <w:rPr>
+                <w:b/>
+                <w:bCs/>
+              </w:rPr>
+              <w:t>Mujer</w:t>
+            </w:r>
+            <w:r>
+              <w:rPr>
+                <w:b/>
+                <w:bCs/>
+              </w:rPr>
+              <w:t>:</w:t>
+            </w:r>
+            <w:r>
+              <w:t xml:space="preserve"> </w:t>
+            </w:r>
+            <w:r>
+              <w:t>Los químicos agrupan a las sustancias tóxicas. Ahí entran los residuos de jabón mal enjuagado, la grasa de las máquinas, los venenos para plagas o los ingredientes alérgenos que no se avisan en la etiqueta.</w:t>
+            </w:r>
+          </w:p>
+          <w:p>
+            <w:r>
+              <w:rPr>
+                <w:b/>
+                <w:bCs/>
+              </w:rPr>
+              <w:t>Hombre</w:t>
+            </w:r>
+            <w:r>
+              <w:t xml:space="preserve">: </w:t>
+            </w:r>
+            <w:r>
+              <w:t>Y los biológicos comprenden bacterias, virus, parásitos y hongos capaces de mandar a una persona directo al hospital.</w:t>
+            </w:r>
+          </w:p>
+          <w:p>
+            <w:r>
+              <w:rPr>
+                <w:b/>
+                <w:bCs/>
+              </w:rPr>
+              <w:t>Mujer</w:t>
+            </w:r>
+            <w:r>
+              <w:t xml:space="preserve">: </w:t>
+            </w:r>
+            <w:r>
+              <w:t>El camino más fácil para que estos peligros lleguen al producto terminado se llama contaminación cruzada.</w:t>
+            </w:r>
+          </w:p>
+          <w:p>
+            <w:r>
+              <w:rPr>
+                <w:b/>
+                <w:bCs/>
+              </w:rPr>
+              <w:lastRenderedPageBreak/>
+              <w:t>Hombre</w:t>
+            </w:r>
+            <w:r>
+              <w:t xml:space="preserve">: </w:t>
+            </w:r>
+            <w:r>
+              <w:t>Eso pasa cuando los microorganismos o los residuos pasan de un área contaminada, como una superficie sucia, unas manos mal lavadas o un alimento crudo, directo hacia un producto que estaba completamente limpio.</w:t>
+            </w:r>
+          </w:p>
+          <w:p>
+            <w:r>
+              <w:rPr>
+                <w:b/>
+                <w:bCs/>
+              </w:rPr>
+              <w:t>Mujer</w:t>
+            </w:r>
+            <w:r>
+              <w:t xml:space="preserve">: </w:t>
+            </w:r>
+            <w:r>
+              <w:t>Frenar ese salto exige disciplina permanente. Lavarse correctamente las manos, desinfectar los equipos y separar los alimentos crudos de los cocidos son como los mandamientos de las medidas preventivas.</w:t>
+            </w:r>
+          </w:p>
+          <w:p>
+            <w:r>
+              <w:rPr>
+                <w:b/>
+                <w:bCs/>
+              </w:rPr>
+              <w:t>Hombre</w:t>
+            </w:r>
+            <w:r>
+              <w:rPr>
+                <w:b/>
+                <w:bCs/>
+              </w:rPr>
+              <w:t>:</w:t>
+            </w:r>
+            <w:r>
+              <w:t xml:space="preserve"> </w:t>
+            </w:r>
+            <w:r>
+              <w:t>Y todo este esquema cuenta con un peso legal estricto que les exige a las fábricas cumplir con estas medidas.</w:t>
+            </w:r>
+          </w:p>
+          <w:p>
+            <w:r>
+              <w:rPr>
+                <w:b/>
+                <w:bCs/>
+              </w:rPr>
+              <w:t>Mujer</w:t>
+            </w:r>
+            <w:r>
+              <w:rPr>
+                <w:b/>
+                <w:bCs/>
+              </w:rPr>
+              <w:tab/>
+            </w:r>
+            <w:r>
+              <w:rPr>
+                <w:b/>
+                <w:bCs/>
+              </w:rPr>
+              <w:t>:</w:t>
+            </w:r>
+            <w:r>
+              <w:t xml:space="preserve"> P</w:t>
+            </w:r>
+            <w:r>
+              <w:t>or eso identificar a tiempo esos focos de contaminación protege la salud de la gente y asegura que la empresa entregue productos de primera calidad.</w:t>
+            </w:r>
+          </w:p>
+          <w:p>
+            <w:r>
+              <w:rPr>
+                <w:b/>
+                <w:bCs/>
+              </w:rPr>
+              <w:t>Hombre</w:t>
+            </w:r>
+            <w:r>
+              <w:t xml:space="preserve">: </w:t>
+            </w:r>
+            <w:r>
+              <w:t>Además, dominar estos temas es lo que nos da las verdaderas competencias técnicas para prevenir riesgos y poner nuestra producción a la altura de los mejores estándares nacionales e internacionales de inocuidad.</w:t>
+            </w:r>
+          </w:p>
         </w:tc>
       </w:tr>
     </w:tbl>
@@ -10720,7 +11171,7 @@
           <w:u w:val="single"/>
         </w:rPr>
       </w:pPr>
-      <w:bookmarkStart w:id="24" w:name="_Toc236726802"/>
+      <w:bookmarkStart w:id="24" w:name="_Toc239071889"/>
       <w:r>
         <w:lastRenderedPageBreak/>
         <w:t>Síntesis</w:t>
@@ -10744,432 +11195,442 @@
       </w:r>
     </w:p>
     <w:p>
-      <w:r>
-        <w:rPr>
-          <w:highlight w:val="yellow"/>
-        </w:rPr>
-        <w:t xml:space="preserve">Texto </w:t>
+      <w:pPr>
+        <w:ind w:firstLine="0"/>
+        <w:jc w:val="center"/>
+      </w:pPr>
+      <w:r>
+        <w:rPr>
+          <w:noProof/>
+        </w:rPr>
+        <w:lastRenderedPageBreak/>
+        <w:drawing>
+          <wp:inline distT="0" distB="0" distL="0" distR="0" wp14:anchorId="34705786" wp14:editId="67D427EC">
+            <wp:extent cx="5838825" cy="7387531"/>
+            <wp:effectExtent l="0" t="0" r="0" b="4445"/>
+            <wp:docPr id="7" name="Gráfico 7" descr="El componente formativo “Verificación, control y análisis de riesgos sanitarios” desarrolla los fundamentos necesarios para verificar el cumplimiento de los programas que soportan las condiciones de saneamiento en la industria alimentaria. Para ello, aborda la verificación de los programas de limpieza y desinfección, control de plagas, manejo de residuos sólidos y líquidos, abastecimiento de agua potable, mantenimiento de instalaciones y equipos, control de proveedores y materias primas, capacitación del personal, así como la gestión de registros y la implementación de acciones correctivas derivadas de los procesos de verificación.&#10;Asimismo, analiza los factores de contaminación de los alimentos mediante la identificación de los peligros físicos, químicos y biológicos, las fuentes y rutas de contaminación en la cadena productiva y las principales Enfermedades Transmitidas por Alimentos (ETA). Finalmente, presenta el diagnóstico sanitario como herramienta para la identificación de hallazgos y oportunidades de mejora, junto con los principios del Sistema de Análisis de Peligros y Puntos Críticos de Control (HACCP), las barreras primarias para el control de materias primas, procesos y personal, y la formulación de acciones correctivas y preventivas orientadas al fortalecimiento de la inocuidad alimentaria y la mejora continua.&#10;"/>
+            <wp:cNvGraphicFramePr>
+              <a:graphicFrameLocks xmlns:a="http://schemas.openxmlformats.org/drawingml/2006/main" noChangeAspect="1"/>
+            </wp:cNvGraphicFramePr>
+            <a:graphic xmlns:a="http://schemas.openxmlformats.org/drawingml/2006/main">
+              <a:graphicData uri="http://schemas.openxmlformats.org/drawingml/2006/picture">
+                <pic:pic xmlns:pic="http://schemas.openxmlformats.org/drawingml/2006/picture">
+                  <pic:nvPicPr>
+                    <pic:cNvPr id="7" name="Gráfico 7" descr="El componente formativo “Verificación, control y análisis de riesgos sanitarios” desarrolla los fundamentos necesarios para verificar el cumplimiento de los programas que soportan las condiciones de saneamiento en la industria alimentaria. Para ello, aborda la verificación de los programas de limpieza y desinfección, control de plagas, manejo de residuos sólidos y líquidos, abastecimiento de agua potable, mantenimiento de instalaciones y equipos, control de proveedores y materias primas, capacitación del personal, así como la gestión de registros y la implementación de acciones correctivas derivadas de los procesos de verificación.&#10;Asimismo, analiza los factores de contaminación de los alimentos mediante la identificación de los peligros físicos, químicos y biológicos, las fuentes y rutas de contaminación en la cadena productiva y las principales Enfermedades Transmitidas por Alimentos (ETA). Finalmente, presenta el diagnóstico sanitario como herramienta para la identificación de hallazgos y oportunidades de mejora, junto con los principios del Sistema de Análisis de Peligros y Puntos Críticos de Control (HACCP), las barreras primarias para el control de materias primas, procesos y personal, y la formulación de acciones correctivas y preventivas orientadas al fortalecimiento de la inocuidad alimentaria y la mejora continua.&#10;"/>
+                    <pic:cNvPicPr/>
+                  </pic:nvPicPr>
+                  <pic:blipFill>
+                    <a:blip r:embed="rId17">
+                      <a:extLst>
+                        <a:ext uri="{28A0092B-C50C-407E-A947-70E740481C1C}">
+                          <a14:useLocalDpi xmlns:a14="http://schemas.microsoft.com/office/drawing/2010/main" val="0"/>
+                        </a:ext>
+                        <a:ext uri="{96DAC541-7B7A-43D3-8B79-37D633B846F1}">
+                          <asvg:svgBlip xmlns:asvg="http://schemas.microsoft.com/office/drawing/2016/SVG/main" r:embed="rId18"/>
+                        </a:ext>
+                      </a:extLst>
+                    </a:blip>
+                    <a:stretch>
+                      <a:fillRect/>
+                    </a:stretch>
+                  </pic:blipFill>
+                  <pic:spPr>
+                    <a:xfrm>
+                      <a:off x="0" y="0"/>
+                      <a:ext cx="5841761" cy="7391245"/>
+                    </a:xfrm>
+                    <a:prstGeom prst="rect">
+                      <a:avLst/>
+                    </a:prstGeom>
+                  </pic:spPr>
+                </pic:pic>
+              </a:graphicData>
+            </a:graphic>
+          </wp:inline>
+        </w:drawing>
+      </w:r>
+    </w:p>
+    <w:p>
+      <w:pPr>
+        <w:pStyle w:val="Titulosgenerales"/>
+      </w:pPr>
+      <w:bookmarkStart w:id="25" w:name="_Toc239071890"/>
+      <w:r>
+        <w:lastRenderedPageBreak/>
+        <w:t>Glosario</w:t>
+      </w:r>
+      <w:bookmarkEnd w:id="25"/>
+    </w:p>
+    <w:p>
+      <w:r>
+        <w:rPr>
+          <w:b/>
+          <w:bCs/>
+        </w:rPr>
+        <w:t>Acción correctiva</w:t>
+      </w:r>
+      <w:r>
+        <w:t>: conjunto de acciones tomadas para eliminar la causa de una no conformidad detectada u otra situación no deseable, con el fin de evitar que vuelva a ocurrir.</w:t>
+      </w:r>
+    </w:p>
+    <w:p>
+      <w:r>
+        <w:rPr>
+          <w:b/>
+          <w:bCs/>
+        </w:rPr>
+        <w:t>Alérgeno</w:t>
+      </w:r>
+      <w:r>
+        <w:t xml:space="preserve">: </w:t>
+      </w:r>
+      <w:r>
+        <w:t>sustancia que desencadena una respuesta exagerada del sistema inmunológico (reacción alérgica) en personas susceptibles. en alimentos, incluye leche, huevo, maní, soya, gluten, entre otros.</w:t>
+      </w:r>
+    </w:p>
+    <w:p>
+      <w:r>
+        <w:rPr>
+          <w:b/>
+          <w:bCs/>
+        </w:rPr>
+        <w:t>BPM (Buenas Prácticas de Manufactura)</w:t>
+      </w:r>
+      <w:r>
+        <w:rPr>
+          <w:b/>
+          <w:bCs/>
+        </w:rPr>
+        <w:t>:</w:t>
+      </w:r>
+      <w:r>
+        <w:t xml:space="preserve"> </w:t>
+      </w:r>
+      <w:r>
+        <w:t>principios básicos y prácticas generales de higiene en la manipulación, preparación, elaboración, envasado y almacenamiento de alimentos para consumo humano.</w:t>
+      </w:r>
+    </w:p>
+    <w:p>
+      <w:r>
+        <w:rPr>
+          <w:b/>
+          <w:bCs/>
+        </w:rPr>
+        <w:t>Contaminación cruzada</w:t>
+      </w:r>
+      <w:r>
+        <w:t xml:space="preserve">: </w:t>
+      </w:r>
+      <w:r>
+        <w:t>transferencia de peligros (físicos, químicos o biológicos) de una superficie, alimento o persona a otro alimento que inicialmente estaba libre de ese peligro.</w:t>
+      </w:r>
+    </w:p>
+    <w:p>
+      <w:r>
+        <w:rPr>
+          <w:b/>
+          <w:bCs/>
+        </w:rPr>
+        <w:t>Diagnóstico sanitario</w:t>
+      </w:r>
+      <w:r>
+        <w:t xml:space="preserve">: </w:t>
+      </w:r>
+      <w:r>
+        <w:t>evaluación sistemática de las condiciones higiénicas y sanitarias de una empresa de alimentos, mediante inspección, revisión documental y análisis, para determinar su nivel de cumplimiento y áreas de mejora.</w:t>
+      </w:r>
+    </w:p>
+    <w:p>
+      <w:r>
+        <w:rPr>
+          <w:b/>
+          <w:bCs/>
+        </w:rPr>
+        <w:t>ETA (Enfermedades Transmitidas por Alimentos)</w:t>
+      </w:r>
+      <w:r>
+        <w:rPr>
+          <w:b/>
+          <w:bCs/>
+        </w:rPr>
+        <w:t>:</w:t>
+      </w:r>
+      <w:r>
+        <w:t xml:space="preserve"> </w:t>
+      </w:r>
+      <w:r>
+        <w:t>síndrome originado por la ingestión de alimentos o agua que contienen agentes biológicos o químicos en cantidades que afectan la salud del consumidor.</w:t>
+      </w:r>
+    </w:p>
+    <w:p>
+      <w:r>
+        <w:rPr>
+          <w:b/>
+          <w:bCs/>
+        </w:rPr>
+        <w:lastRenderedPageBreak/>
+        <w:t>HACCP (Análisis de Peligros y Puntos Críticos de Control)</w:t>
+      </w:r>
+      <w:r>
+        <w:rPr>
+          <w:b/>
+          <w:bCs/>
+        </w:rPr>
+        <w:t>:</w:t>
+      </w:r>
+      <w:r>
+        <w:t xml:space="preserve"> </w:t>
+      </w:r>
+      <w:r>
+        <w:t>sistema preventivo de gestión de la inocuidad que identifica, evalúa y controla peligros significativos para la seguridad de los alimentos.</w:t>
+      </w:r>
+    </w:p>
+    <w:p>
+      <w:r>
+        <w:rPr>
+          <w:b/>
+          <w:bCs/>
+        </w:rPr>
+        <w:t>Inocuidad</w:t>
+      </w:r>
+      <w:r>
+        <w:rPr>
+          <w:b/>
+          <w:bCs/>
+        </w:rPr>
+        <w:t>:</w:t>
+      </w:r>
+      <w:r>
+        <w:t xml:space="preserve"> </w:t>
+      </w:r>
+      <w:r>
+        <w:t>condición de los alimentos que garantiza que no causarán daño al consumidor cuando se preparen y/o consuman de acuerdo con el uso al que estén destinados.</w:t>
+      </w:r>
+    </w:p>
+    <w:p>
+      <w:r>
+        <w:rPr>
+          <w:b/>
+          <w:bCs/>
+        </w:rPr>
+        <w:t>Límite crítico</w:t>
+      </w:r>
+      <w:r>
+        <w:rPr>
+          <w:b/>
+          <w:bCs/>
+        </w:rPr>
+        <w:t>:</w:t>
+      </w:r>
+      <w:r>
+        <w:t xml:space="preserve"> </w:t>
+      </w:r>
+      <w:r>
+        <w:t>criterio que separa la aceptabilidad de la inaceptabilidad en un punto crítico de control (</w:t>
       </w:r>
       <w:proofErr w:type="spellStart"/>
       <w:r>
-        <w:rPr>
-          <w:highlight w:val="yellow"/>
-        </w:rPr>
-        <w:t>alt</w:t>
+        <w:t>pcc</w:t>
       </w:r>
       <w:proofErr w:type="spellEnd"/>
       <w:r>
+        <w:t>). es un valor medible (ej. tiempo, temperatura, pH).</w:t>
+      </w:r>
+    </w:p>
+    <w:p>
+      <w:r>
+        <w:rPr>
+          <w:b/>
+          <w:bCs/>
+        </w:rPr>
+        <w:t>No conformidad</w:t>
+      </w:r>
+      <w:r>
         <w:t xml:space="preserve">: </w:t>
       </w:r>
       <w:r>
-        <w:t xml:space="preserve">El componente formativo “Verificación, control y análisis de riesgos sanitarios” desarrolla los fundamentos necesarios para verificar el cumplimiento de los programas que soportan las condiciones de saneamiento en la industria alimentaria. Para ello, aborda la verificación de los programas de limpieza y desinfección, control de </w:t>
-      </w:r>
-      <w:r>
+        <w:t>incumplimiento de un requisito especificado en la normativa, un procedimiento o un estándar de calidad.</w:t>
+      </w:r>
+    </w:p>
+    <w:p>
+      <w:r>
+        <w:rPr>
+          <w:b/>
+          <w:bCs/>
+        </w:rPr>
+        <w:t>Peligro biológico</w:t>
+      </w:r>
+      <w:r>
+        <w:t xml:space="preserve">: </w:t>
+      </w:r>
+      <w:r>
+        <w:t>organismos vivos, como bacterias, virus, parásitos y hongos, cuya presencia en los alimentos puede causar enfermedad al consumidor.</w:t>
+      </w:r>
+    </w:p>
+    <w:p>
+      <w:r>
+        <w:rPr>
+          <w:b/>
+          <w:bCs/>
+        </w:rPr>
+        <w:t>Peligro físico</w:t>
+      </w:r>
+      <w:r>
+        <w:t xml:space="preserve">: </w:t>
+      </w:r>
+      <w:r>
+        <w:t>objeto extraño presente en el alimento que puede causar lesiones físicas al consumidor (ej. metal, vidrio, plástico, hueso).</w:t>
+      </w:r>
+    </w:p>
+    <w:p>
+      <w:r>
+        <w:rPr>
+          <w:b/>
+          <w:bCs/>
+        </w:rPr>
+        <w:t>Peligro químico</w:t>
+      </w:r>
+      <w:r>
+        <w:t xml:space="preserve">: </w:t>
+      </w:r>
+      <w:r>
+        <w:t>sustancia química presente en el alimento de forma no intencional que puede causar intoxicaciones o daños a la salud (ej. residuos de limpieza, plaguicidas, toxinas).</w:t>
+      </w:r>
+    </w:p>
+    <w:p>
+      <w:r>
+        <w:rPr>
+          <w:b/>
+          <w:bCs/>
+        </w:rPr>
+        <w:t>POES (Procedimientos Operativos Estandarizados de Saneamiento)</w:t>
+      </w:r>
+      <w:r>
+        <w:rPr>
+          <w:b/>
+          <w:bCs/>
+        </w:rPr>
+        <w:t>:</w:t>
+      </w:r>
+      <w:r>
+        <w:t xml:space="preserve"> </w:t>
+      </w:r>
+      <w:r>
+        <w:t>descripción detallada de cómo, cuándo, dónde y con qué se deben llevar a cabo las tareas de limpieza y desinfección.</w:t>
+      </w:r>
+    </w:p>
+    <w:p>
+      <w:r>
+        <w:rPr>
+          <w:b/>
+          <w:bCs/>
+        </w:rPr>
         <w:lastRenderedPageBreak/>
-        <w:t>plagas, manejo de residuos sólidos y líquidos, abastecimiento de agua potable, mantenimiento de instalaciones y equipos, control de proveedores y materias primas, capacitación del personal, así como la gestión de registros y la implementación de acciones correctivas derivadas de los procesos de verificación.</w:t>
-      </w:r>
-    </w:p>
-    <w:p>
-      <w:r>
-        <w:t>Asimismo, analiza los factores de contaminación de los alimentos mediante la identificación de los peligros físicos, químicos y biológicos, las fuentes y rutas de contaminación en la cadena productiva y las principales Enfermedades Transmitidas por Alimentos (ETA). Finalmente, presenta el diagnóstico sanitario como herramienta para la identificación de hallazgos y oportunidades de mejora, junto con los principios del Sistema de Análisis de Peligros y Puntos Críticos de Control (HACCP), las barreras primarias para el control de materias primas, procesos y personal, y la formulación de acciones correctivas y preventivas orientadas al fortalecimiento de la inocuidad alimentaria y la mejora continua.</w:t>
+        <w:t>Prerrequisito</w:t>
+      </w:r>
+      <w:r>
+        <w:t xml:space="preserve">: </w:t>
+      </w:r>
+      <w:r>
+        <w:t>condiciones y prácticas básicas (como los programas de saneamiento y las BPM) necesarias para mantener un ambiente higiénico a lo largo de la cadena de producción y que son la base para implementar el sistema HACCP.</w:t>
+      </w:r>
+    </w:p>
+    <w:p>
+      <w:r>
+        <w:rPr>
+          <w:b/>
+          <w:bCs/>
+        </w:rPr>
+        <w:t>PCC (Punto Crítico de Control)</w:t>
+      </w:r>
+      <w:r>
+        <w:rPr>
+          <w:b/>
+          <w:bCs/>
+        </w:rPr>
+        <w:t>:</w:t>
+      </w:r>
+      <w:r>
+        <w:t xml:space="preserve"> </w:t>
+      </w:r>
+      <w:r>
+        <w:t>punto, paso o procedimiento en la elaboración de un alimento en el que se puede aplicar un control para prevenir, eliminar o reducir un peligro a un nivel aceptable.</w:t>
+      </w:r>
+    </w:p>
+    <w:p>
+      <w:r>
+        <w:rPr>
+          <w:b/>
+          <w:bCs/>
+        </w:rPr>
+        <w:t>Registro</w:t>
+      </w:r>
+      <w:r>
+        <w:t xml:space="preserve">: </w:t>
+      </w:r>
+      <w:r>
+        <w:t>documento que presenta resultados obtenidos o proporciona evidencia de las actividades desempeñadas. en inocuidad, los registros son fundamentales para demostrar la trazabilidad y el control.</w:t>
+      </w:r>
+    </w:p>
+    <w:p>
+      <w:r>
+        <w:rPr>
+          <w:b/>
+          <w:bCs/>
+        </w:rPr>
+        <w:t>Resolución 2674 de 2013</w:t>
+      </w:r>
+      <w:r>
+        <w:t xml:space="preserve">: </w:t>
+      </w:r>
+      <w:r>
+        <w:t>norma sanitaria colombiana que establece los requisitos para las fábricas de alimentos y bebidas, incluyendo la obligatoriedad de implementar programas de saneamiento y BPM.</w:t>
+      </w:r>
+    </w:p>
+    <w:p>
+      <w:r>
+        <w:rPr>
+          <w:b/>
+          <w:bCs/>
+        </w:rPr>
+        <w:t>Trazabilidad</w:t>
+      </w:r>
+      <w:r>
+        <w:t xml:space="preserve">: </w:t>
+      </w:r>
+      <w:r>
+        <w:t>capacidad para seguir el rastro de un alimento a través de todas las etapas de producción, transformación y distribución, desde el origen (campo) hasta el consumidor final.</w:t>
+      </w:r>
+    </w:p>
+    <w:p>
+      <w:r>
+        <w:rPr>
+          <w:b/>
+          <w:bCs/>
+        </w:rPr>
+        <w:t>Verificación</w:t>
+      </w:r>
+      <w:r>
+        <w:rPr>
+          <w:b/>
+          <w:bCs/>
+        </w:rPr>
+        <w:t>:</w:t>
+      </w:r>
+      <w:r>
+        <w:t xml:space="preserve"> </w:t>
+      </w:r>
+      <w:r>
+        <w:t>aplicación de métodos, procedimientos, ensayos y otras evaluaciones, además del monitoreo, para constatar el cumplimiento del plan de control de inocuidad.</w:t>
       </w:r>
     </w:p>
     <w:p/>
     <w:p/>
     <w:p>
       <w:pPr>
-        <w:ind w:firstLine="0"/>
-      </w:pPr>
-      <w:r>
-        <w:rPr>
-          <w:noProof/>
-          <w:highlight w:val="yellow"/>
-        </w:rPr>
-        <w:t>Falta imagen</w:t>
-      </w:r>
-    </w:p>
-    <w:p/>
-    <w:p>
-      <w:pPr>
         <w:pStyle w:val="Titulosgenerales"/>
       </w:pPr>
-      <w:bookmarkStart w:id="25" w:name="_Toc236726803"/>
-      <w:r>
-        <w:lastRenderedPageBreak/>
-        <w:t>Glosario</w:t>
-      </w:r>
-      <w:bookmarkEnd w:id="25"/>
-    </w:p>
-    <w:p>
-      <w:r>
-        <w:rPr>
-          <w:b/>
-          <w:bCs/>
-        </w:rPr>
-        <w:t>Acción correctiva</w:t>
-      </w:r>
-      <w:r>
-        <w:t>: conjunto de acciones tomadas para eliminar la causa de una no conformidad detectada u otra situación no deseable, con el fin de evitar que vuelva a ocurrir.</w:t>
-      </w:r>
-    </w:p>
-    <w:p>
-      <w:r>
-        <w:rPr>
-          <w:b/>
-          <w:bCs/>
-        </w:rPr>
-        <w:t>Alérgeno</w:t>
-      </w:r>
-      <w:r>
-        <w:t xml:space="preserve">: </w:t>
-      </w:r>
-      <w:r>
-        <w:t>sustancia que desencadena una respuesta exagerada del sistema inmunológico (reacción alérgica) en personas susceptibles. en alimentos, incluye leche, huevo, maní, soya, gluten, entre otros.</w:t>
-      </w:r>
-    </w:p>
-    <w:p>
-      <w:r>
-        <w:rPr>
-          <w:b/>
-          <w:bCs/>
-        </w:rPr>
-        <w:t>BPM (Buenas Prácticas de Manufactura)</w:t>
-      </w:r>
-      <w:r>
-        <w:rPr>
-          <w:b/>
-          <w:bCs/>
-        </w:rPr>
-        <w:t>:</w:t>
-      </w:r>
-      <w:r>
-        <w:t xml:space="preserve"> </w:t>
-      </w:r>
-      <w:r>
-        <w:t>principios básicos y prácticas generales de higiene en la manipulación, preparación, elaboración, envasado y almacenamiento de alimentos para consumo humano.</w:t>
-      </w:r>
-    </w:p>
-    <w:p>
-      <w:r>
-        <w:rPr>
-          <w:b/>
-          <w:bCs/>
-        </w:rPr>
-        <w:t>Contaminación cruzada</w:t>
-      </w:r>
-      <w:r>
-        <w:t xml:space="preserve">: </w:t>
-      </w:r>
-      <w:r>
-        <w:t>transferencia de peligros (físicos, químicos o biológicos) de una superficie, alimento o persona a otro alimento que inicialmente estaba libre de ese peligro.</w:t>
-      </w:r>
-    </w:p>
-    <w:p>
-      <w:r>
-        <w:rPr>
-          <w:b/>
-          <w:bCs/>
-        </w:rPr>
-        <w:t>Diagnóstico sanitario</w:t>
-      </w:r>
-      <w:r>
-        <w:t xml:space="preserve">: </w:t>
-      </w:r>
-      <w:r>
-        <w:t>evaluación sistemática de las condiciones higiénicas y sanitarias de una empresa de alimentos, mediante inspección, revisión documental y análisis, para determinar su nivel de cumplimiento y áreas de mejora.</w:t>
-      </w:r>
-    </w:p>
-    <w:p>
-      <w:r>
-        <w:rPr>
-          <w:b/>
-          <w:bCs/>
-        </w:rPr>
-        <w:t>ETA (Enfermedades Transmitidas por Alimentos)</w:t>
-      </w:r>
-      <w:r>
-        <w:rPr>
-          <w:b/>
-          <w:bCs/>
-        </w:rPr>
-        <w:t>:</w:t>
-      </w:r>
-      <w:r>
-        <w:t xml:space="preserve"> </w:t>
-      </w:r>
-      <w:r>
-        <w:t>síndrome originado por la ingestión de alimentos o agua que contienen agentes biológicos o químicos en cantidades que afectan la salud del consumidor.</w:t>
-      </w:r>
-    </w:p>
-    <w:p>
-      <w:r>
-        <w:rPr>
-          <w:b/>
-          <w:bCs/>
-        </w:rPr>
-        <w:lastRenderedPageBreak/>
-        <w:t>HACCP (Análisis de Peligros y Puntos Críticos de Control)</w:t>
-      </w:r>
-      <w:r>
-        <w:rPr>
-          <w:b/>
-          <w:bCs/>
-        </w:rPr>
-        <w:t>:</w:t>
-      </w:r>
-      <w:r>
-        <w:t xml:space="preserve"> </w:t>
-      </w:r>
-      <w:r>
-        <w:t>sistema preventivo de gestión de la inocuidad que identifica, evalúa y controla peligros significativos para la seguridad de los alimentos.</w:t>
-      </w:r>
-    </w:p>
-    <w:p>
-      <w:r>
-        <w:rPr>
-          <w:b/>
-          <w:bCs/>
-        </w:rPr>
-        <w:t>Inocuidad</w:t>
-      </w:r>
-      <w:r>
-        <w:rPr>
-          <w:b/>
-          <w:bCs/>
-        </w:rPr>
-        <w:t>:</w:t>
-      </w:r>
-      <w:r>
-        <w:t xml:space="preserve"> </w:t>
-      </w:r>
-      <w:r>
-        <w:t>condición de los alimentos que garantiza que no causarán daño al consumidor cuando se preparen y/o consuman de acuerdo con el uso al que estén destinados.</w:t>
-      </w:r>
-    </w:p>
-    <w:p>
-      <w:r>
-        <w:rPr>
-          <w:b/>
-          <w:bCs/>
-        </w:rPr>
-        <w:t>Límite crítico</w:t>
-      </w:r>
-      <w:r>
-        <w:rPr>
-          <w:b/>
-          <w:bCs/>
-        </w:rPr>
-        <w:t>:</w:t>
-      </w:r>
-      <w:r>
-        <w:t xml:space="preserve"> </w:t>
-      </w:r>
-      <w:r>
-        <w:t>criterio que separa la aceptabilidad de la inaceptabilidad en un punto crítico de control (</w:t>
-      </w:r>
-      <w:proofErr w:type="spellStart"/>
-      <w:r>
-        <w:t>pcc</w:t>
-      </w:r>
-      <w:proofErr w:type="spellEnd"/>
-      <w:r>
-        <w:t>). es un valor medible (ej. tiempo, temperatura, pH).</w:t>
-      </w:r>
-    </w:p>
-    <w:p>
-      <w:r>
-        <w:rPr>
-          <w:b/>
-          <w:bCs/>
-        </w:rPr>
-        <w:t>No conformidad</w:t>
-      </w:r>
-      <w:r>
-        <w:t xml:space="preserve">: </w:t>
-      </w:r>
-      <w:r>
-        <w:t>incumplimiento de un requisito especificado en la normativa, un procedimiento o un estándar de calidad.</w:t>
-      </w:r>
-    </w:p>
-    <w:p>
-      <w:r>
-        <w:rPr>
-          <w:b/>
-          <w:bCs/>
-        </w:rPr>
-        <w:t>Peligro biológico</w:t>
-      </w:r>
-      <w:r>
-        <w:t xml:space="preserve">: </w:t>
-      </w:r>
-      <w:r>
-        <w:t>organismos vivos, como bacterias, virus, parásitos y hongos, cuya presencia en los alimentos puede causar enfermedad al consumidor.</w:t>
-      </w:r>
-    </w:p>
-    <w:p>
-      <w:r>
-        <w:rPr>
-          <w:b/>
-          <w:bCs/>
-        </w:rPr>
-        <w:t>Peligro físico</w:t>
-      </w:r>
-      <w:r>
-        <w:t xml:space="preserve">: </w:t>
-      </w:r>
-      <w:r>
-        <w:t>objeto extraño presente en el alimento que puede causar lesiones físicas al consumidor (ej. metal, vidrio, plástico, hueso).</w:t>
-      </w:r>
-    </w:p>
-    <w:p>
-      <w:r>
-        <w:rPr>
-          <w:b/>
-          <w:bCs/>
-        </w:rPr>
-        <w:t>Peligro químico</w:t>
-      </w:r>
-      <w:r>
-        <w:t xml:space="preserve">: </w:t>
-      </w:r>
-      <w:r>
-        <w:t>sustancia química presente en el alimento de forma no intencional que puede causar intoxicaciones o daños a la salud (ej. residuos de limpieza, plaguicidas, toxinas).</w:t>
-      </w:r>
-    </w:p>
-    <w:p>
-      <w:r>
-        <w:rPr>
-          <w:b/>
-          <w:bCs/>
-        </w:rPr>
-        <w:t>POES (Procedimientos Operativos Estandarizados de Saneamiento)</w:t>
-      </w:r>
-      <w:r>
-        <w:rPr>
-          <w:b/>
-          <w:bCs/>
-        </w:rPr>
-        <w:t>:</w:t>
-      </w:r>
-      <w:r>
-        <w:t xml:space="preserve"> </w:t>
-      </w:r>
-      <w:r>
-        <w:t>descripción detallada de cómo, cuándo, dónde y con qué se deben llevar a cabo las tareas de limpieza y desinfección.</w:t>
-      </w:r>
-    </w:p>
-    <w:p>
-      <w:r>
-        <w:rPr>
-          <w:b/>
-          <w:bCs/>
-        </w:rPr>
-        <w:lastRenderedPageBreak/>
-        <w:t>Prerrequisito</w:t>
-      </w:r>
-      <w:r>
-        <w:t xml:space="preserve">: </w:t>
-      </w:r>
-      <w:r>
-        <w:t>condiciones y prácticas básicas (como los programas de saneamiento y las BPM) necesarias para mantener un ambiente higiénico a lo largo de la cadena de producción y que son la base para implementar el sistema HACCP.</w:t>
-      </w:r>
-    </w:p>
-    <w:p>
-      <w:r>
-        <w:rPr>
-          <w:b/>
-          <w:bCs/>
-        </w:rPr>
-        <w:t>PCC (Punto Crítico de Control)</w:t>
-      </w:r>
-      <w:r>
-        <w:rPr>
-          <w:b/>
-          <w:bCs/>
-        </w:rPr>
-        <w:t>:</w:t>
-      </w:r>
-      <w:r>
-        <w:t xml:space="preserve"> </w:t>
-      </w:r>
-      <w:r>
-        <w:t>punto, paso o procedimiento en la elaboración de un alimento en el que se puede aplicar un control para prevenir, eliminar o reducir un peligro a un nivel aceptable.</w:t>
-      </w:r>
-    </w:p>
-    <w:p>
-      <w:r>
-        <w:rPr>
-          <w:b/>
-          <w:bCs/>
-        </w:rPr>
-        <w:t>Registro</w:t>
-      </w:r>
-      <w:r>
-        <w:t xml:space="preserve">: </w:t>
-      </w:r>
-      <w:r>
-        <w:t>documento que presenta resultados obtenidos o proporciona evidencia de las actividades desempeñadas. en inocuidad, los registros son fundamentales para demostrar la trazabilidad y el control.</w:t>
-      </w:r>
-    </w:p>
-    <w:p>
-      <w:r>
-        <w:rPr>
-          <w:b/>
-          <w:bCs/>
-        </w:rPr>
-        <w:t>Resolución 2674 de 2013</w:t>
-      </w:r>
-      <w:r>
-        <w:t xml:space="preserve">: </w:t>
-      </w:r>
-      <w:r>
-        <w:t>norma sanitaria colombiana que establece los requisitos para las fábricas de alimentos y bebidas, incluyendo la obligatoriedad de implementar programas de saneamiento y BPM.</w:t>
-      </w:r>
-    </w:p>
-    <w:p>
-      <w:r>
-        <w:rPr>
-          <w:b/>
-          <w:bCs/>
-        </w:rPr>
-        <w:t>Trazabilidad</w:t>
-      </w:r>
-      <w:r>
-        <w:t xml:space="preserve">: </w:t>
-      </w:r>
-      <w:r>
-        <w:t>capacidad para seguir el rastro de un alimento a través de todas las etapas de producción, transformación y distribución, desde el origen (campo) hasta el consumidor final.</w:t>
-      </w:r>
-    </w:p>
-    <w:p>
-      <w:r>
-        <w:rPr>
-          <w:b/>
-          <w:bCs/>
-        </w:rPr>
-        <w:t>Verificación</w:t>
-      </w:r>
-      <w:r>
-        <w:rPr>
-          <w:b/>
-          <w:bCs/>
-        </w:rPr>
-        <w:t>:</w:t>
-      </w:r>
-      <w:r>
-        <w:t xml:space="preserve"> </w:t>
-      </w:r>
-      <w:r>
-        <w:t>aplicación de métodos, procedimientos, ensayos y otras evaluaciones, además del monitoreo, para constatar el cumplimiento del plan de control de inocuidad.</w:t>
-      </w:r>
-    </w:p>
-    <w:p/>
-    <w:p/>
-    <w:p>
-      <w:pPr>
-        <w:pStyle w:val="Titulosgenerales"/>
-      </w:pPr>
-      <w:bookmarkStart w:id="26" w:name="_Toc236726804"/>
+      <w:bookmarkStart w:id="26" w:name="_Toc239071891"/>
       <w:r>
         <w:lastRenderedPageBreak/>
         <w:t>Referencias bibliográficas</w:t>
@@ -11183,7 +11644,7 @@
       <w:r>
         <w:t xml:space="preserve">Bureau Veritas Formación. (2024). Publicada la versión en español de los principios generales de los alimentos del Codex. Recuperado de </w:t>
       </w:r>
-      <w:hyperlink r:id="rId12" w:history="1">
+      <w:hyperlink r:id="rId19" w:history="1">
         <w:r>
           <w:rPr>
             <w:rStyle w:val="Hipervnculo"/>
@@ -11290,7 +11751,7 @@
       <w:r>
         <w:t xml:space="preserve"> Federal do Rio Grande do Sul. Recuperado de </w:t>
       </w:r>
-      <w:hyperlink r:id="rId13" w:history="1">
+      <w:hyperlink r:id="rId20" w:history="1">
         <w:r>
           <w:rPr>
             <w:rStyle w:val="Hipervnculo"/>
@@ -11303,7 +11764,7 @@
       <w:r>
         <w:t xml:space="preserve">Codex Alimentarius. (2009). Higiene de los alimentos: Textos básicos (4.ª ed.). Organización de las Naciones Unidas para la Agricultura y la Alimentación y Organización Mundial de la Salud. Recuperado de </w:t>
       </w:r>
-      <w:hyperlink r:id="rId14" w:history="1">
+      <w:hyperlink r:id="rId21" w:history="1">
         <w:r>
           <w:rPr>
             <w:rStyle w:val="Hipervnculo"/>
@@ -11316,7 +11777,7 @@
       <w:r>
         <w:t xml:space="preserve">Codex Alimentarius. (2020). Principios generales de higiene de los alimentos (CXC 1-1969). Organización de las Naciones Unidas para la Agricultura y la Alimentación y Organización Mundial de la Salud. Recuperado de </w:t>
       </w:r>
-      <w:hyperlink r:id="rId15" w:history="1">
+      <w:hyperlink r:id="rId22" w:history="1">
         <w:r>
           <w:rPr>
             <w:rStyle w:val="Hipervnculo"/>
@@ -11329,7 +11790,7 @@
       <w:r>
         <w:t xml:space="preserve">FAO/OMS. (2023). Principios generales de higiene de los alimentos. Revisión 2020. Codex Alimentarius. Recuperado de </w:t>
       </w:r>
-      <w:hyperlink r:id="rId16" w:history="1">
+      <w:hyperlink r:id="rId23" w:history="1">
         <w:r>
           <w:rPr>
             <w:rStyle w:val="Hipervnculo"/>
@@ -11343,7 +11804,7 @@
       <w:r>
         <w:t xml:space="preserve">Ministerio de Salud y Protección Social. (2002). Decreto 60 de 2002. Por el cual se promueve la aplicación del Sistema de Análisis de Peligros y Puntos Críticos de Control (HACCP) en las fábricas de alimentos y se reglamenta el proceso de certificación. Diario Oficial No. 44.698. Recuperado de </w:t>
       </w:r>
-      <w:hyperlink r:id="rId17" w:history="1">
+      <w:hyperlink r:id="rId24" w:history="1">
         <w:r>
           <w:rPr>
             <w:rStyle w:val="Hipervnculo"/>
@@ -11356,7 +11817,7 @@
       <w:r>
         <w:t xml:space="preserve">Ministerio de Salud y Protección Social. (2013). Resolución 2674 de 2013. Por la cual se reglamenta el artículo 126 del Decreto-Ley 019 de 2012 y se dictan otras disposiciones. Diario Oficial No. 48.891. Recuperado de </w:t>
       </w:r>
-      <w:hyperlink r:id="rId18" w:history="1">
+      <w:hyperlink r:id="rId25" w:history="1">
         <w:r>
           <w:rPr>
             <w:rStyle w:val="Hipervnculo"/>
@@ -11398,7 +11859,7 @@
       <w:r>
         <w:t xml:space="preserve"> (SQFI). (2023). Hojas guía: Plan de higiene personal. Recuperado de </w:t>
       </w:r>
-      <w:hyperlink r:id="rId19" w:history="1">
+      <w:hyperlink r:id="rId26" w:history="1">
         <w:r>
           <w:rPr>
             <w:rStyle w:val="Hipervnculo"/>
@@ -11411,7 +11872,7 @@
       <w:r>
         <w:t xml:space="preserve">Universidad Nacional de Colombia. Sede Bogotá. Oficina de Gestión Ambiental. (s. f.). Residuos peligrosos. Recuperado de </w:t>
       </w:r>
-      <w:hyperlink r:id="rId20" w:history="1">
+      <w:hyperlink r:id="rId27" w:history="1">
         <w:r>
           <w:rPr>
             <w:rStyle w:val="Hipervnculo"/>
@@ -11427,7 +11888,7 @@
       <w:pPr>
         <w:pStyle w:val="Titulosgenerales"/>
       </w:pPr>
-      <w:bookmarkStart w:id="27" w:name="_Toc236726805"/>
+      <w:bookmarkStart w:id="27" w:name="_Toc239071892"/>
       <w:r>
         <w:lastRenderedPageBreak/>
         <w:t>Créditos</w:t>
@@ -11619,7 +12080,7 @@
               <w:rPr>
                 <w:lang w:val="es-CO"/>
               </w:rPr>
-              <w:t>Responsable de la línea de producción</w:t>
+              <w:t>Responsable de línea de producción</w:t>
             </w:r>
           </w:p>
         </w:tc>
@@ -11670,6 +12131,12 @@
                 <w:lang w:val="es-CO"/>
               </w:rPr>
             </w:pPr>
+            <w:r>
+              <w:rPr>
+                <w:lang w:val="es-CO"/>
+              </w:rPr>
+              <w:t>Yina Paola Castro Zarate</w:t>
+            </w:r>
           </w:p>
         </w:tc>
         <w:tc>
@@ -11683,6 +12150,24 @@
                 <w:lang w:val="es-CO"/>
               </w:rPr>
             </w:pPr>
+            <w:r>
+              <w:rPr>
+                <w:rFonts w:eastAsia="Calibri" w:cs="Calibri"/>
+              </w:rPr>
+              <w:t>Expert</w:t>
+            </w:r>
+            <w:r>
+              <w:rPr>
+                <w:rFonts w:eastAsia="Calibri" w:cs="Calibri"/>
+              </w:rPr>
+              <w:t>a</w:t>
+            </w:r>
+            <w:r>
+              <w:rPr>
+                <w:rFonts w:eastAsia="Calibri" w:cs="Calibri"/>
+              </w:rPr>
+              <w:t xml:space="preserve"> temático</w:t>
+            </w:r>
           </w:p>
         </w:tc>
         <w:tc>
@@ -11700,7 +12185,19 @@
               <w:rPr>
                 <w:lang w:val="es-CO"/>
               </w:rPr>
-              <w:t xml:space="preserve">Centro de Comercio y Servicios – Regional Atlántico     </w:t>
+              <w:t xml:space="preserve">Centro de Comercio y Servicios </w:t>
+            </w:r>
+            <w:r>
+              <w:rPr>
+                <w:lang w:val="es-CO"/>
+              </w:rPr>
+              <w:t>-</w:t>
+            </w:r>
+            <w:r>
+              <w:rPr>
+                <w:lang w:val="es-CO"/>
+              </w:rPr>
+              <w:t xml:space="preserve"> Regional Atlántico     </w:t>
             </w:r>
           </w:p>
         </w:tc>
@@ -11717,6 +12214,12 @@
                 <w:lang w:val="es-CO"/>
               </w:rPr>
             </w:pPr>
+            <w:r>
+              <w:rPr>
+                <w:lang w:val="es-CO"/>
+              </w:rPr>
+              <w:t>Rosmery Conde</w:t>
+            </w:r>
           </w:p>
         </w:tc>
         <w:tc>
@@ -11730,6 +12233,13 @@
                 <w:lang w:val="es-CO"/>
               </w:rPr>
             </w:pPr>
+            <w:r>
+              <w:rPr>
+                <w:rFonts w:eastAsia="Calibri" w:cs="Calibri"/>
+                <w:color w:val="000000" w:themeColor="text1"/>
+              </w:rPr>
+              <w:t>Evaluadora instruccional</w:t>
+            </w:r>
           </w:p>
         </w:tc>
         <w:tc>
@@ -11748,7 +12258,21 @@
                 <w:rStyle w:val="normaltextrun"/>
                 <w:rFonts w:cs="Calibri"/>
               </w:rPr>
-              <w:t>Centro de Comercio y Servicios – Regional Atlántico  </w:t>
+              <w:t xml:space="preserve">Centro de Comercio y Servicios </w:t>
+            </w:r>
+            <w:r>
+              <w:rPr>
+                <w:rStyle w:val="normaltextrun"/>
+                <w:rFonts w:cs="Calibri"/>
+              </w:rPr>
+              <w:t>-</w:t>
+            </w:r>
+            <w:r>
+              <w:rPr>
+                <w:rStyle w:val="normaltextrun"/>
+                <w:rFonts w:cs="Calibri"/>
+              </w:rPr>
+              <w:t xml:space="preserve"> Regional Atlántico  </w:t>
             </w:r>
             <w:r>
               <w:rPr>
@@ -11781,6 +12305,12 @@
                 <w:lang w:val="es-CO"/>
               </w:rPr>
             </w:pPr>
+            <w:r>
+              <w:rPr>
+                <w:rFonts w:eastAsia="Calibri" w:cs="Calibri"/>
+              </w:rPr>
+              <w:t>Luis Gabriel Urueta</w:t>
+            </w:r>
           </w:p>
         </w:tc>
         <w:tc>
@@ -11794,6 +12324,13 @@
                 <w:lang w:val="es-CO"/>
               </w:rPr>
             </w:pPr>
+            <w:r>
+              <w:rPr>
+                <w:rFonts w:eastAsia="Calibri" w:cs="Calibri"/>
+                <w:lang w:val="es-ES"/>
+              </w:rPr>
+              <w:t>Diseñador de contenidos digitales</w:t>
+            </w:r>
           </w:p>
         </w:tc>
         <w:tc>
@@ -11812,7 +12349,21 @@
                 <w:rStyle w:val="normaltextrun"/>
                 <w:rFonts w:cs="Calibri"/>
               </w:rPr>
-              <w:t>Centro de Comercio y Servicios – Regional Atlántico  </w:t>
+              <w:t xml:space="preserve">Centro de Comercio y Servicios </w:t>
+            </w:r>
+            <w:r>
+              <w:rPr>
+                <w:rStyle w:val="normaltextrun"/>
+                <w:rFonts w:cs="Calibri"/>
+              </w:rPr>
+              <w:t>-</w:t>
+            </w:r>
+            <w:r>
+              <w:rPr>
+                <w:rStyle w:val="normaltextrun"/>
+                <w:rFonts w:cs="Calibri"/>
+              </w:rPr>
+              <w:t xml:space="preserve"> Regional Atlántico  </w:t>
             </w:r>
             <w:r>
               <w:rPr>
@@ -11842,6 +12393,12 @@
                 <w:lang w:val="es-CO"/>
               </w:rPr>
             </w:pPr>
+            <w:r>
+              <w:rPr>
+                <w:rFonts w:eastAsia="Calibri" w:cs="Calibri"/>
+              </w:rPr>
+              <w:t>Álvaro Guillermo Araújo Angarita</w:t>
+            </w:r>
           </w:p>
         </w:tc>
         <w:tc>
@@ -11855,6 +12412,19 @@
                 <w:lang w:val="es-CO"/>
               </w:rPr>
             </w:pPr>
+            <w:r>
+              <w:rPr>
+                <w:lang w:val="es-CO"/>
+              </w:rPr>
+              <w:t xml:space="preserve">Desarrollador </w:t>
+            </w:r>
+            <w:r>
+              <w:rPr>
+                <w:rStyle w:val="Extranjerismo"/>
+                <w:lang w:val="es-CO"/>
+              </w:rPr>
+              <w:t>full stack</w:t>
+            </w:r>
           </w:p>
         </w:tc>
         <w:tc>
@@ -11873,7 +12443,21 @@
                 <w:rStyle w:val="normaltextrun"/>
                 <w:rFonts w:cs="Calibri"/>
               </w:rPr>
-              <w:t>Centro de Comercio y Servicios – Regional Atlántico  </w:t>
+              <w:t xml:space="preserve">Centro de Comercio y Servicios </w:t>
+            </w:r>
+            <w:r>
+              <w:rPr>
+                <w:rStyle w:val="normaltextrun"/>
+                <w:rFonts w:cs="Calibri"/>
+              </w:rPr>
+              <w:t>-</w:t>
+            </w:r>
+            <w:r>
+              <w:rPr>
+                <w:rStyle w:val="normaltextrun"/>
+                <w:rFonts w:cs="Calibri"/>
+              </w:rPr>
+              <w:t xml:space="preserve"> Regional Atlántico  </w:t>
             </w:r>
             <w:r>
               <w:rPr>
@@ -11903,6 +12487,9 @@
             <w:pPr>
               <w:pStyle w:val="TextoTablas"/>
             </w:pPr>
+            <w:r>
+              <w:t>Alexander Rafael Acosta Bedoya</w:t>
+            </w:r>
           </w:p>
         </w:tc>
         <w:tc>
@@ -11916,6 +12503,12 @@
                 <w:lang w:val="es-CO"/>
               </w:rPr>
             </w:pPr>
+            <w:r>
+              <w:rPr>
+                <w:lang w:val="es-CO"/>
+              </w:rPr>
+              <w:t>Animador y productor audiovisual</w:t>
+            </w:r>
           </w:p>
         </w:tc>
         <w:tc>
@@ -11934,7 +12527,21 @@
                 <w:rStyle w:val="normaltextrun"/>
                 <w:rFonts w:cs="Calibri"/>
               </w:rPr>
-              <w:t>Centro de Comercio y Servicios – Regional Atlántico  </w:t>
+              <w:t xml:space="preserve">Centro de Comercio y Servicios </w:t>
+            </w:r>
+            <w:r>
+              <w:rPr>
+                <w:rStyle w:val="normaltextrun"/>
+                <w:rFonts w:cs="Calibri"/>
+              </w:rPr>
+              <w:t>-</w:t>
+            </w:r>
+            <w:r>
+              <w:rPr>
+                <w:rStyle w:val="normaltextrun"/>
+                <w:rFonts w:cs="Calibri"/>
+              </w:rPr>
+              <w:t xml:space="preserve"> Regional Atlántico  </w:t>
             </w:r>
             <w:r>
               <w:rPr>
@@ -11961,6 +12568,9 @@
             <w:pPr>
               <w:pStyle w:val="TextoTablas"/>
             </w:pPr>
+            <w:r>
+              <w:t>Nelson Iván Vera Briceño</w:t>
+            </w:r>
           </w:p>
         </w:tc>
         <w:tc>
@@ -11974,6 +12584,13 @@
                 <w:lang w:val="es-CO"/>
               </w:rPr>
             </w:pPr>
+            <w:r>
+              <w:rPr>
+                <w:rFonts w:eastAsia="Calibri" w:cs="Calibri"/>
+                <w:lang w:val="es-ES"/>
+              </w:rPr>
+              <w:t>Animador y productor audiovisual</w:t>
+            </w:r>
           </w:p>
         </w:tc>
         <w:tc>
@@ -11992,7 +12609,21 @@
                 <w:rStyle w:val="normaltextrun"/>
                 <w:rFonts w:cs="Calibri"/>
               </w:rPr>
-              <w:t>Centro de Comercio y Servicios – Regional Atlántico  </w:t>
+              <w:t xml:space="preserve">Centro de Comercio y Servicios </w:t>
+            </w:r>
+            <w:r>
+              <w:rPr>
+                <w:rStyle w:val="normaltextrun"/>
+                <w:rFonts w:cs="Calibri"/>
+              </w:rPr>
+              <w:t>-</w:t>
+            </w:r>
+            <w:r>
+              <w:rPr>
+                <w:rStyle w:val="normaltextrun"/>
+                <w:rFonts w:cs="Calibri"/>
+              </w:rPr>
+              <w:t xml:space="preserve"> Regional Atlántico  </w:t>
             </w:r>
             <w:r>
               <w:rPr>
@@ -12042,7 +12673,19 @@
               <w:rPr>
                 <w:rFonts w:eastAsia="Calibri" w:cs="Calibri"/>
               </w:rPr>
-              <w:t xml:space="preserve">Evaluador </w:t>
+              <w:t>Evaluador</w:t>
+            </w:r>
+            <w:r>
+              <w:rPr>
+                <w:rFonts w:eastAsia="Calibri" w:cs="Calibri"/>
+              </w:rPr>
+              <w:t>a</w:t>
+            </w:r>
+            <w:r>
+              <w:rPr>
+                <w:rFonts w:eastAsia="Calibri" w:cs="Calibri"/>
+              </w:rPr>
+              <w:t xml:space="preserve"> </w:t>
             </w:r>
             <w:r>
               <w:rPr>
@@ -12068,7 +12711,21 @@
                 <w:rStyle w:val="normaltextrun"/>
                 <w:rFonts w:cs="Calibri"/>
               </w:rPr>
-              <w:t>Centro de Comercio y Servicios – Regional Atlántico  </w:t>
+              <w:t xml:space="preserve">Centro de Comercio y Servicios </w:t>
+            </w:r>
+            <w:r>
+              <w:rPr>
+                <w:rStyle w:val="normaltextrun"/>
+                <w:rFonts w:cs="Calibri"/>
+              </w:rPr>
+              <w:t>-</w:t>
+            </w:r>
+            <w:r>
+              <w:rPr>
+                <w:rStyle w:val="normaltextrun"/>
+                <w:rFonts w:cs="Calibri"/>
+              </w:rPr>
+              <w:t xml:space="preserve"> Regional Atlántico  </w:t>
             </w:r>
             <w:r>
               <w:rPr>
@@ -12121,7 +12778,19 @@
               <w:rPr>
                 <w:rFonts w:eastAsia="Calibri" w:cs="Calibri"/>
               </w:rPr>
-              <w:t xml:space="preserve">Evaluador </w:t>
+              <w:t>Evaluador</w:t>
+            </w:r>
+            <w:r>
+              <w:rPr>
+                <w:rFonts w:eastAsia="Calibri" w:cs="Calibri"/>
+              </w:rPr>
+              <w:t>a</w:t>
+            </w:r>
+            <w:r>
+              <w:rPr>
+                <w:rFonts w:eastAsia="Calibri" w:cs="Calibri"/>
+              </w:rPr>
+              <w:t xml:space="preserve"> </w:t>
             </w:r>
             <w:r>
               <w:rPr>
@@ -12147,7 +12816,21 @@
                 <w:rStyle w:val="normaltextrun"/>
                 <w:rFonts w:cs="Calibri"/>
               </w:rPr>
-              <w:t>Centro de Comercio y Servicios – Regional Atlántico  </w:t>
+              <w:t xml:space="preserve">Centro de Comercio y Servicios </w:t>
+            </w:r>
+            <w:r>
+              <w:rPr>
+                <w:rStyle w:val="normaltextrun"/>
+                <w:rFonts w:cs="Calibri"/>
+              </w:rPr>
+              <w:t>-</w:t>
+            </w:r>
+            <w:r>
+              <w:rPr>
+                <w:rStyle w:val="normaltextrun"/>
+                <w:rFonts w:cs="Calibri"/>
+              </w:rPr>
+              <w:t xml:space="preserve"> Regional Atlántico  </w:t>
             </w:r>
             <w:r>
               <w:rPr>
@@ -12223,7 +12906,21 @@
                 <w:rStyle w:val="normaltextrun"/>
                 <w:rFonts w:cs="Calibri"/>
               </w:rPr>
-              <w:t>Centro de Comercio y Servicios – Regional Atlántico  </w:t>
+              <w:t xml:space="preserve">Centro de Comercio y Servicios </w:t>
+            </w:r>
+            <w:r>
+              <w:rPr>
+                <w:rStyle w:val="normaltextrun"/>
+                <w:rFonts w:cs="Calibri"/>
+              </w:rPr>
+              <w:t>-</w:t>
+            </w:r>
+            <w:r>
+              <w:rPr>
+                <w:rStyle w:val="normaltextrun"/>
+                <w:rFonts w:cs="Calibri"/>
+              </w:rPr>
+              <w:t xml:space="preserve"> Regional Atlántico  </w:t>
             </w:r>
             <w:r>
               <w:rPr>
@@ -12277,7 +12974,31 @@
               <w:rPr>
                 <w:lang w:val="es-CO"/>
               </w:rPr>
-              <w:t>Validador y vinculador de recursos educativos digitales</w:t>
+              <w:t>Validador</w:t>
+            </w:r>
+            <w:r>
+              <w:rPr>
+                <w:lang w:val="es-CO"/>
+              </w:rPr>
+              <w:t>a</w:t>
+            </w:r>
+            <w:r>
+              <w:rPr>
+                <w:lang w:val="es-CO"/>
+              </w:rPr>
+              <w:t xml:space="preserve"> y vinculador</w:t>
+            </w:r>
+            <w:r>
+              <w:rPr>
+                <w:lang w:val="es-CO"/>
+              </w:rPr>
+              <w:t>a</w:t>
+            </w:r>
+            <w:r>
+              <w:rPr>
+                <w:lang w:val="es-CO"/>
+              </w:rPr>
+              <w:t xml:space="preserve"> de recursos educativos digitales</w:t>
             </w:r>
           </w:p>
         </w:tc>
@@ -12297,7 +13018,21 @@
                 <w:rStyle w:val="normaltextrun"/>
                 <w:rFonts w:cs="Calibri"/>
               </w:rPr>
-              <w:t>Centro de Comercio y Servicios – Regional Atlántico  </w:t>
+              <w:t xml:space="preserve">Centro de Comercio y Servicios </w:t>
+            </w:r>
+            <w:r>
+              <w:rPr>
+                <w:rStyle w:val="normaltextrun"/>
+                <w:rFonts w:cs="Calibri"/>
+              </w:rPr>
+              <w:t>-</w:t>
+            </w:r>
+            <w:r>
+              <w:rPr>
+                <w:rStyle w:val="normaltextrun"/>
+                <w:rFonts w:cs="Calibri"/>
+              </w:rPr>
+              <w:t xml:space="preserve"> Regional Atlántico  </w:t>
             </w:r>
             <w:r>
               <w:rPr>
@@ -12324,8 +13059,8 @@
       </w:pPr>
     </w:p>
     <w:sectPr>
-      <w:headerReference w:type="default" r:id="rId21"/>
-      <w:footerReference w:type="default" r:id="rId22"/>
+      <w:headerReference w:type="default" r:id="rId28"/>
+      <w:footerReference w:type="default" r:id="rId29"/>
       <w:pgSz w:w="12240" w:h="15840"/>
       <w:pgMar w:top="1701" w:right="1134" w:bottom="1134" w:left="1134" w:header="709" w:footer="737" w:gutter="0"/>
       <w:pgNumType w:start="1"/>
@@ -13883,6 +14618,119 @@
     </w:lvl>
   </w:abstractNum>
   <w:abstractNum w:abstractNumId="13" w15:restartNumberingAfterBreak="0">
+    <w:nsid w:val="2C4A3C85"/>
+    <w:multiLevelType w:val="hybridMultilevel"/>
+    <w:tmpl w:val="F3F4886C"/>
+    <w:lvl w:ilvl="0" w:tplc="240A0001">
+      <w:start w:val="1"/>
+      <w:numFmt w:val="bullet"/>
+      <w:lvlText w:val=""/>
+      <w:lvlJc w:val="left"/>
+      <w:pPr>
+        <w:ind w:left="2149" w:hanging="360"/>
+      </w:pPr>
+      <w:rPr>
+        <w:rFonts w:ascii="Symbol" w:hAnsi="Symbol" w:hint="default"/>
+      </w:rPr>
+    </w:lvl>
+    <w:lvl w:ilvl="1" w:tplc="240A0003" w:tentative="1">
+      <w:start w:val="1"/>
+      <w:numFmt w:val="bullet"/>
+      <w:lvlText w:val="o"/>
+      <w:lvlJc w:val="left"/>
+      <w:pPr>
+        <w:ind w:left="2869" w:hanging="360"/>
+      </w:pPr>
+      <w:rPr>
+        <w:rFonts w:ascii="Courier New" w:hAnsi="Courier New" w:cs="Courier New" w:hint="default"/>
+      </w:rPr>
+    </w:lvl>
+    <w:lvl w:ilvl="2" w:tplc="240A0005" w:tentative="1">
+      <w:start w:val="1"/>
+      <w:numFmt w:val="bullet"/>
+      <w:lvlText w:val=""/>
+      <w:lvlJc w:val="left"/>
+      <w:pPr>
+        <w:ind w:left="3589" w:hanging="360"/>
+      </w:pPr>
+      <w:rPr>
+        <w:rFonts w:ascii="Wingdings" w:hAnsi="Wingdings" w:hint="default"/>
+      </w:rPr>
+    </w:lvl>
+    <w:lvl w:ilvl="3" w:tplc="240A0001" w:tentative="1">
+      <w:start w:val="1"/>
+      <w:numFmt w:val="bullet"/>
+      <w:lvlText w:val=""/>
+      <w:lvlJc w:val="left"/>
+      <w:pPr>
+        <w:ind w:left="4309" w:hanging="360"/>
+      </w:pPr>
+      <w:rPr>
+        <w:rFonts w:ascii="Symbol" w:hAnsi="Symbol" w:hint="default"/>
+      </w:rPr>
+    </w:lvl>
+    <w:lvl w:ilvl="4" w:tplc="240A0003" w:tentative="1">
+      <w:start w:val="1"/>
+      <w:numFmt w:val="bullet"/>
+      <w:lvlText w:val="o"/>
+      <w:lvlJc w:val="left"/>
+      <w:pPr>
+        <w:ind w:left="5029" w:hanging="360"/>
+      </w:pPr>
+      <w:rPr>
+        <w:rFonts w:ascii="Courier New" w:hAnsi="Courier New" w:cs="Courier New" w:hint="default"/>
+      </w:rPr>
+    </w:lvl>
+    <w:lvl w:ilvl="5" w:tplc="240A0005" w:tentative="1">
+      <w:start w:val="1"/>
+      <w:numFmt w:val="bullet"/>
+      <w:lvlText w:val=""/>
+      <w:lvlJc w:val="left"/>
+      <w:pPr>
+        <w:ind w:left="5749" w:hanging="360"/>
+      </w:pPr>
+      <w:rPr>
+        <w:rFonts w:ascii="Wingdings" w:hAnsi="Wingdings" w:hint="default"/>
+      </w:rPr>
+    </w:lvl>
+    <w:lvl w:ilvl="6" w:tplc="240A0001" w:tentative="1">
+      <w:start w:val="1"/>
+      <w:numFmt w:val="bullet"/>
+      <w:lvlText w:val=""/>
+      <w:lvlJc w:val="left"/>
+      <w:pPr>
+        <w:ind w:left="6469" w:hanging="360"/>
+      </w:pPr>
+      <w:rPr>
+        <w:rFonts w:ascii="Symbol" w:hAnsi="Symbol" w:hint="default"/>
+      </w:rPr>
+    </w:lvl>
+    <w:lvl w:ilvl="7" w:tplc="240A0003" w:tentative="1">
+      <w:start w:val="1"/>
+      <w:numFmt w:val="bullet"/>
+      <w:lvlText w:val="o"/>
+      <w:lvlJc w:val="left"/>
+      <w:pPr>
+        <w:ind w:left="7189" w:hanging="360"/>
+      </w:pPr>
+      <w:rPr>
+        <w:rFonts w:ascii="Courier New" w:hAnsi="Courier New" w:cs="Courier New" w:hint="default"/>
+      </w:rPr>
+    </w:lvl>
+    <w:lvl w:ilvl="8" w:tplc="240A0005" w:tentative="1">
+      <w:start w:val="1"/>
+      <w:numFmt w:val="bullet"/>
+      <w:lvlText w:val=""/>
+      <w:lvlJc w:val="left"/>
+      <w:pPr>
+        <w:ind w:left="7909" w:hanging="360"/>
+      </w:pPr>
+      <w:rPr>
+        <w:rFonts w:ascii="Wingdings" w:hAnsi="Wingdings" w:hint="default"/>
+      </w:rPr>
+    </w:lvl>
+  </w:abstractNum>
+  <w:abstractNum w:abstractNumId="14" w15:restartNumberingAfterBreak="0">
     <w:nsid w:val="2DB07B25"/>
     <w:multiLevelType w:val="hybridMultilevel"/>
     <w:tmpl w:val="58C8479C"/>
@@ -13995,7 +14843,120 @@
       </w:rPr>
     </w:lvl>
   </w:abstractNum>
-  <w:abstractNum w:abstractNumId="14" w15:restartNumberingAfterBreak="0">
+  <w:abstractNum w:abstractNumId="15" w15:restartNumberingAfterBreak="0">
+    <w:nsid w:val="35FC4115"/>
+    <w:multiLevelType w:val="hybridMultilevel"/>
+    <w:tmpl w:val="86EC75D6"/>
+    <w:lvl w:ilvl="0" w:tplc="240A0001">
+      <w:start w:val="1"/>
+      <w:numFmt w:val="bullet"/>
+      <w:lvlText w:val=""/>
+      <w:lvlJc w:val="left"/>
+      <w:pPr>
+        <w:ind w:left="2149" w:hanging="360"/>
+      </w:pPr>
+      <w:rPr>
+        <w:rFonts w:ascii="Symbol" w:hAnsi="Symbol" w:hint="default"/>
+      </w:rPr>
+    </w:lvl>
+    <w:lvl w:ilvl="1" w:tplc="240A0003" w:tentative="1">
+      <w:start w:val="1"/>
+      <w:numFmt w:val="bullet"/>
+      <w:lvlText w:val="o"/>
+      <w:lvlJc w:val="left"/>
+      <w:pPr>
+        <w:ind w:left="2869" w:hanging="360"/>
+      </w:pPr>
+      <w:rPr>
+        <w:rFonts w:ascii="Courier New" w:hAnsi="Courier New" w:cs="Courier New" w:hint="default"/>
+      </w:rPr>
+    </w:lvl>
+    <w:lvl w:ilvl="2" w:tplc="240A0005" w:tentative="1">
+      <w:start w:val="1"/>
+      <w:numFmt w:val="bullet"/>
+      <w:lvlText w:val=""/>
+      <w:lvlJc w:val="left"/>
+      <w:pPr>
+        <w:ind w:left="3589" w:hanging="360"/>
+      </w:pPr>
+      <w:rPr>
+        <w:rFonts w:ascii="Wingdings" w:hAnsi="Wingdings" w:hint="default"/>
+      </w:rPr>
+    </w:lvl>
+    <w:lvl w:ilvl="3" w:tplc="240A0001" w:tentative="1">
+      <w:start w:val="1"/>
+      <w:numFmt w:val="bullet"/>
+      <w:lvlText w:val=""/>
+      <w:lvlJc w:val="left"/>
+      <w:pPr>
+        <w:ind w:left="4309" w:hanging="360"/>
+      </w:pPr>
+      <w:rPr>
+        <w:rFonts w:ascii="Symbol" w:hAnsi="Symbol" w:hint="default"/>
+      </w:rPr>
+    </w:lvl>
+    <w:lvl w:ilvl="4" w:tplc="240A0003" w:tentative="1">
+      <w:start w:val="1"/>
+      <w:numFmt w:val="bullet"/>
+      <w:lvlText w:val="o"/>
+      <w:lvlJc w:val="left"/>
+      <w:pPr>
+        <w:ind w:left="5029" w:hanging="360"/>
+      </w:pPr>
+      <w:rPr>
+        <w:rFonts w:ascii="Courier New" w:hAnsi="Courier New" w:cs="Courier New" w:hint="default"/>
+      </w:rPr>
+    </w:lvl>
+    <w:lvl w:ilvl="5" w:tplc="240A0005" w:tentative="1">
+      <w:start w:val="1"/>
+      <w:numFmt w:val="bullet"/>
+      <w:lvlText w:val=""/>
+      <w:lvlJc w:val="left"/>
+      <w:pPr>
+        <w:ind w:left="5749" w:hanging="360"/>
+      </w:pPr>
+      <w:rPr>
+        <w:rFonts w:ascii="Wingdings" w:hAnsi="Wingdings" w:hint="default"/>
+      </w:rPr>
+    </w:lvl>
+    <w:lvl w:ilvl="6" w:tplc="240A0001" w:tentative="1">
+      <w:start w:val="1"/>
+      <w:numFmt w:val="bullet"/>
+      <w:lvlText w:val=""/>
+      <w:lvlJc w:val="left"/>
+      <w:pPr>
+        <w:ind w:left="6469" w:hanging="360"/>
+      </w:pPr>
+      <w:rPr>
+        <w:rFonts w:ascii="Symbol" w:hAnsi="Symbol" w:hint="default"/>
+      </w:rPr>
+    </w:lvl>
+    <w:lvl w:ilvl="7" w:tplc="240A0003" w:tentative="1">
+      <w:start w:val="1"/>
+      <w:numFmt w:val="bullet"/>
+      <w:lvlText w:val="o"/>
+      <w:lvlJc w:val="left"/>
+      <w:pPr>
+        <w:ind w:left="7189" w:hanging="360"/>
+      </w:pPr>
+      <w:rPr>
+        <w:rFonts w:ascii="Courier New" w:hAnsi="Courier New" w:cs="Courier New" w:hint="default"/>
+      </w:rPr>
+    </w:lvl>
+    <w:lvl w:ilvl="8" w:tplc="240A0005" w:tentative="1">
+      <w:start w:val="1"/>
+      <w:numFmt w:val="bullet"/>
+      <w:lvlText w:val=""/>
+      <w:lvlJc w:val="left"/>
+      <w:pPr>
+        <w:ind w:left="7909" w:hanging="360"/>
+      </w:pPr>
+      <w:rPr>
+        <w:rFonts w:ascii="Wingdings" w:hAnsi="Wingdings" w:hint="default"/>
+      </w:rPr>
+    </w:lvl>
+  </w:abstractNum>
+  <w:abstractNum w:abstractNumId="16" w15:restartNumberingAfterBreak="0">
     <w:nsid w:val="365E7EE9"/>
     <w:multiLevelType w:val="hybridMultilevel"/>
     <w:tmpl w:val="F7007014"/>
@@ -14108,7 +15069,7 @@
       </w:rPr>
     </w:lvl>
   </w:abstractNum>
-  <w:abstractNum w:abstractNumId="15" w15:restartNumberingAfterBreak="0">
+  <w:abstractNum w:abstractNumId="17" w15:restartNumberingAfterBreak="0">
     <w:nsid w:val="368E176E"/>
     <w:multiLevelType w:val="hybridMultilevel"/>
     <w:tmpl w:val="BDF054FE"/>
@@ -14202,7 +15163,7 @@
       </w:pPr>
     </w:lvl>
   </w:abstractNum>
-  <w:abstractNum w:abstractNumId="16" w15:restartNumberingAfterBreak="0">
+  <w:abstractNum w:abstractNumId="18" w15:restartNumberingAfterBreak="0">
     <w:nsid w:val="391D3F70"/>
     <w:multiLevelType w:val="hybridMultilevel"/>
     <w:tmpl w:val="ED822102"/>
@@ -14315,7 +15276,7 @@
       </w:rPr>
     </w:lvl>
   </w:abstractNum>
-  <w:abstractNum w:abstractNumId="17" w15:restartNumberingAfterBreak="0">
+  <w:abstractNum w:abstractNumId="19" w15:restartNumberingAfterBreak="0">
     <w:nsid w:val="3A841F15"/>
     <w:multiLevelType w:val="hybridMultilevel"/>
     <w:tmpl w:val="48D48098"/>
@@ -14428,7 +15389,7 @@
       </w:rPr>
     </w:lvl>
   </w:abstractNum>
-  <w:abstractNum w:abstractNumId="18" w15:restartNumberingAfterBreak="0">
+  <w:abstractNum w:abstractNumId="20" w15:restartNumberingAfterBreak="0">
     <w:nsid w:val="3DDF6562"/>
     <w:multiLevelType w:val="multilevel"/>
     <w:tmpl w:val="7F86BEAE"/>
@@ -14549,7 +15510,7 @@
       </w:rPr>
     </w:lvl>
   </w:abstractNum>
-  <w:abstractNum w:abstractNumId="19" w15:restartNumberingAfterBreak="0">
+  <w:abstractNum w:abstractNumId="21" w15:restartNumberingAfterBreak="0">
     <w:nsid w:val="3E546C6C"/>
     <w:multiLevelType w:val="hybridMultilevel"/>
     <w:tmpl w:val="17B24E0C"/>
@@ -14662,7 +15623,7 @@
       </w:rPr>
     </w:lvl>
   </w:abstractNum>
-  <w:abstractNum w:abstractNumId="20" w15:restartNumberingAfterBreak="0">
+  <w:abstractNum w:abstractNumId="22" w15:restartNumberingAfterBreak="0">
     <w:nsid w:val="3EC8481B"/>
     <w:multiLevelType w:val="hybridMultilevel"/>
     <w:tmpl w:val="C49077F2"/>
@@ -14775,7 +15736,7 @@
       </w:rPr>
     </w:lvl>
   </w:abstractNum>
-  <w:abstractNum w:abstractNumId="21" w15:restartNumberingAfterBreak="0">
+  <w:abstractNum w:abstractNumId="23" w15:restartNumberingAfterBreak="0">
     <w:nsid w:val="3EE64C8C"/>
     <w:multiLevelType w:val="hybridMultilevel"/>
     <w:tmpl w:val="AEFEE4DC"/>
@@ -14888,7 +15849,7 @@
       </w:rPr>
     </w:lvl>
   </w:abstractNum>
-  <w:abstractNum w:abstractNumId="22" w15:restartNumberingAfterBreak="0">
+  <w:abstractNum w:abstractNumId="24" w15:restartNumberingAfterBreak="0">
     <w:nsid w:val="3F5F58D0"/>
     <w:multiLevelType w:val="hybridMultilevel"/>
     <w:tmpl w:val="B48CEA44"/>
@@ -15001,7 +15962,7 @@
       </w:rPr>
     </w:lvl>
   </w:abstractNum>
-  <w:abstractNum w:abstractNumId="23" w15:restartNumberingAfterBreak="0">
+  <w:abstractNum w:abstractNumId="25" w15:restartNumberingAfterBreak="0">
     <w:nsid w:val="42643D6C"/>
     <w:multiLevelType w:val="hybridMultilevel"/>
     <w:tmpl w:val="10D2D01A"/>
@@ -15087,7 +16048,7 @@
       </w:pPr>
     </w:lvl>
   </w:abstractNum>
-  <w:abstractNum w:abstractNumId="24" w15:restartNumberingAfterBreak="0">
+  <w:abstractNum w:abstractNumId="26" w15:restartNumberingAfterBreak="0">
     <w:nsid w:val="4EBE1EF6"/>
     <w:multiLevelType w:val="hybridMultilevel"/>
     <w:tmpl w:val="AF3C2E24"/>
@@ -15178,7 +16139,7 @@
       </w:pPr>
     </w:lvl>
   </w:abstractNum>
-  <w:abstractNum w:abstractNumId="25" w15:restartNumberingAfterBreak="0">
+  <w:abstractNum w:abstractNumId="27" w15:restartNumberingAfterBreak="0">
     <w:nsid w:val="4F2F7E1E"/>
     <w:multiLevelType w:val="hybridMultilevel"/>
     <w:tmpl w:val="9E1C4724"/>
@@ -15291,7 +16252,120 @@
       </w:rPr>
     </w:lvl>
   </w:abstractNum>
-  <w:abstractNum w:abstractNumId="26" w15:restartNumberingAfterBreak="0">
+  <w:abstractNum w:abstractNumId="28" w15:restartNumberingAfterBreak="0">
+    <w:nsid w:val="4F4A075F"/>
+    <w:multiLevelType w:val="hybridMultilevel"/>
+    <w:tmpl w:val="90CEB2A8"/>
+    <w:lvl w:ilvl="0" w:tplc="240A0001">
+      <w:start w:val="1"/>
+      <w:numFmt w:val="bullet"/>
+      <w:lvlText w:val=""/>
+      <w:lvlJc w:val="left"/>
+      <w:pPr>
+        <w:ind w:left="1485" w:hanging="360"/>
+      </w:pPr>
+      <w:rPr>
+        <w:rFonts w:ascii="Symbol" w:hAnsi="Symbol" w:hint="default"/>
+      </w:rPr>
+    </w:lvl>
+    <w:lvl w:ilvl="1" w:tplc="240A0003" w:tentative="1">
+      <w:start w:val="1"/>
+      <w:numFmt w:val="bullet"/>
+      <w:lvlText w:val="o"/>
+      <w:lvlJc w:val="left"/>
+      <w:pPr>
+        <w:ind w:left="2205" w:hanging="360"/>
+      </w:pPr>
+      <w:rPr>
+        <w:rFonts w:ascii="Courier New" w:hAnsi="Courier New" w:cs="Courier New" w:hint="default"/>
+      </w:rPr>
+    </w:lvl>
+    <w:lvl w:ilvl="2" w:tplc="240A0005" w:tentative="1">
+      <w:start w:val="1"/>
+      <w:numFmt w:val="bullet"/>
+      <w:lvlText w:val=""/>
+      <w:lvlJc w:val="left"/>
+      <w:pPr>
+        <w:ind w:left="2925" w:hanging="360"/>
+      </w:pPr>
+      <w:rPr>
+        <w:rFonts w:ascii="Wingdings" w:hAnsi="Wingdings" w:hint="default"/>
+      </w:rPr>
+    </w:lvl>
+    <w:lvl w:ilvl="3" w:tplc="240A0001" w:tentative="1">
+      <w:start w:val="1"/>
+      <w:numFmt w:val="bullet"/>
+      <w:lvlText w:val=""/>
+      <w:lvlJc w:val="left"/>
+      <w:pPr>
+        <w:ind w:left="3645" w:hanging="360"/>
+      </w:pPr>
+      <w:rPr>
+        <w:rFonts w:ascii="Symbol" w:hAnsi="Symbol" w:hint="default"/>
+      </w:rPr>
+    </w:lvl>
+    <w:lvl w:ilvl="4" w:tplc="240A0003" w:tentative="1">
+      <w:start w:val="1"/>
+      <w:numFmt w:val="bullet"/>
+      <w:lvlText w:val="o"/>
+      <w:lvlJc w:val="left"/>
+      <w:pPr>
+        <w:ind w:left="4365" w:hanging="360"/>
+      </w:pPr>
+      <w:rPr>
+        <w:rFonts w:ascii="Courier New" w:hAnsi="Courier New" w:cs="Courier New" w:hint="default"/>
+      </w:rPr>
+    </w:lvl>
+    <w:lvl w:ilvl="5" w:tplc="240A0005" w:tentative="1">
+      <w:start w:val="1"/>
+      <w:numFmt w:val="bullet"/>
+      <w:lvlText w:val=""/>
+      <w:lvlJc w:val="left"/>
+      <w:pPr>
+        <w:ind w:left="5085" w:hanging="360"/>
+      </w:pPr>
+      <w:rPr>
+        <w:rFonts w:ascii="Wingdings" w:hAnsi="Wingdings" w:hint="default"/>
+      </w:rPr>
+    </w:lvl>
+    <w:lvl w:ilvl="6" w:tplc="240A0001" w:tentative="1">
+      <w:start w:val="1"/>
+      <w:numFmt w:val="bullet"/>
+      <w:lvlText w:val=""/>
+      <w:lvlJc w:val="left"/>
+      <w:pPr>
+        <w:ind w:left="5805" w:hanging="360"/>
+      </w:pPr>
+      <w:rPr>
+        <w:rFonts w:ascii="Symbol" w:hAnsi="Symbol" w:hint="default"/>
+      </w:rPr>
+    </w:lvl>
+    <w:lvl w:ilvl="7" w:tplc="240A0003" w:tentative="1">
+      <w:start w:val="1"/>
+      <w:numFmt w:val="bullet"/>
+      <w:lvlText w:val="o"/>
+      <w:lvlJc w:val="left"/>
+      <w:pPr>
+        <w:ind w:left="6525" w:hanging="360"/>
+      </w:pPr>
+      <w:rPr>
+        <w:rFonts w:ascii="Courier New" w:hAnsi="Courier New" w:cs="Courier New" w:hint="default"/>
+      </w:rPr>
+    </w:lvl>
+    <w:lvl w:ilvl="8" w:tplc="240A0005" w:tentative="1">
+      <w:start w:val="1"/>
+      <w:numFmt w:val="bullet"/>
+      <w:lvlText w:val=""/>
+      <w:lvlJc w:val="left"/>
+      <w:pPr>
+        <w:ind w:left="7245" w:hanging="360"/>
+      </w:pPr>
+      <w:rPr>
+        <w:rFonts w:ascii="Wingdings" w:hAnsi="Wingdings" w:hint="default"/>
+      </w:rPr>
+    </w:lvl>
+  </w:abstractNum>
+  <w:abstractNum w:abstractNumId="29" w15:restartNumberingAfterBreak="0">
     <w:nsid w:val="4FF07118"/>
     <w:multiLevelType w:val="hybridMultilevel"/>
     <w:tmpl w:val="40C4F4E2"/>
@@ -15404,7 +16478,7 @@
       </w:rPr>
     </w:lvl>
   </w:abstractNum>
-  <w:abstractNum w:abstractNumId="27" w15:restartNumberingAfterBreak="0">
+  <w:abstractNum w:abstractNumId="30" w15:restartNumberingAfterBreak="0">
     <w:nsid w:val="50005BF6"/>
     <w:multiLevelType w:val="hybridMultilevel"/>
     <w:tmpl w:val="2C340B4E"/>
@@ -15517,7 +16591,233 @@
       </w:rPr>
     </w:lvl>
   </w:abstractNum>
-  <w:abstractNum w:abstractNumId="28" w15:restartNumberingAfterBreak="0">
+  <w:abstractNum w:abstractNumId="31" w15:restartNumberingAfterBreak="0">
+    <w:nsid w:val="50121092"/>
+    <w:multiLevelType w:val="hybridMultilevel"/>
+    <w:tmpl w:val="C7BAA038"/>
+    <w:lvl w:ilvl="0" w:tplc="240A0001">
+      <w:start w:val="1"/>
+      <w:numFmt w:val="bullet"/>
+      <w:lvlText w:val=""/>
+      <w:lvlJc w:val="left"/>
+      <w:pPr>
+        <w:ind w:left="1485" w:hanging="360"/>
+      </w:pPr>
+      <w:rPr>
+        <w:rFonts w:ascii="Symbol" w:hAnsi="Symbol" w:hint="default"/>
+      </w:rPr>
+    </w:lvl>
+    <w:lvl w:ilvl="1" w:tplc="240A0003" w:tentative="1">
+      <w:start w:val="1"/>
+      <w:numFmt w:val="bullet"/>
+      <w:lvlText w:val="o"/>
+      <w:lvlJc w:val="left"/>
+      <w:pPr>
+        <w:ind w:left="2205" w:hanging="360"/>
+      </w:pPr>
+      <w:rPr>
+        <w:rFonts w:ascii="Courier New" w:hAnsi="Courier New" w:cs="Courier New" w:hint="default"/>
+      </w:rPr>
+    </w:lvl>
+    <w:lvl w:ilvl="2" w:tplc="240A0005" w:tentative="1">
+      <w:start w:val="1"/>
+      <w:numFmt w:val="bullet"/>
+      <w:lvlText w:val=""/>
+      <w:lvlJc w:val="left"/>
+      <w:pPr>
+        <w:ind w:left="2925" w:hanging="360"/>
+      </w:pPr>
+      <w:rPr>
+        <w:rFonts w:ascii="Wingdings" w:hAnsi="Wingdings" w:hint="default"/>
+      </w:rPr>
+    </w:lvl>
+    <w:lvl w:ilvl="3" w:tplc="240A0001" w:tentative="1">
+      <w:start w:val="1"/>
+      <w:numFmt w:val="bullet"/>
+      <w:lvlText w:val=""/>
+      <w:lvlJc w:val="left"/>
+      <w:pPr>
+        <w:ind w:left="3645" w:hanging="360"/>
+      </w:pPr>
+      <w:rPr>
+        <w:rFonts w:ascii="Symbol" w:hAnsi="Symbol" w:hint="default"/>
+      </w:rPr>
+    </w:lvl>
+    <w:lvl w:ilvl="4" w:tplc="240A0003" w:tentative="1">
+      <w:start w:val="1"/>
+      <w:numFmt w:val="bullet"/>
+      <w:lvlText w:val="o"/>
+      <w:lvlJc w:val="left"/>
+      <w:pPr>
+        <w:ind w:left="4365" w:hanging="360"/>
+      </w:pPr>
+      <w:rPr>
+        <w:rFonts w:ascii="Courier New" w:hAnsi="Courier New" w:cs="Courier New" w:hint="default"/>
+      </w:rPr>
+    </w:lvl>
+    <w:lvl w:ilvl="5" w:tplc="240A0005" w:tentative="1">
+      <w:start w:val="1"/>
+      <w:numFmt w:val="bullet"/>
+      <w:lvlText w:val=""/>
+      <w:lvlJc w:val="left"/>
+      <w:pPr>
+        <w:ind w:left="5085" w:hanging="360"/>
+      </w:pPr>
+      <w:rPr>
+        <w:rFonts w:ascii="Wingdings" w:hAnsi="Wingdings" w:hint="default"/>
+      </w:rPr>
+    </w:lvl>
+    <w:lvl w:ilvl="6" w:tplc="240A0001" w:tentative="1">
+      <w:start w:val="1"/>
+      <w:numFmt w:val="bullet"/>
+      <w:lvlText w:val=""/>
+      <w:lvlJc w:val="left"/>
+      <w:pPr>
+        <w:ind w:left="5805" w:hanging="360"/>
+      </w:pPr>
+      <w:rPr>
+        <w:rFonts w:ascii="Symbol" w:hAnsi="Symbol" w:hint="default"/>
+      </w:rPr>
+    </w:lvl>
+    <w:lvl w:ilvl="7" w:tplc="240A0003" w:tentative="1">
+      <w:start w:val="1"/>
+      <w:numFmt w:val="bullet"/>
+      <w:lvlText w:val="o"/>
+      <w:lvlJc w:val="left"/>
+      <w:pPr>
+        <w:ind w:left="6525" w:hanging="360"/>
+      </w:pPr>
+      <w:rPr>
+        <w:rFonts w:ascii="Courier New" w:hAnsi="Courier New" w:cs="Courier New" w:hint="default"/>
+      </w:rPr>
+    </w:lvl>
+    <w:lvl w:ilvl="8" w:tplc="240A0005" w:tentative="1">
+      <w:start w:val="1"/>
+      <w:numFmt w:val="bullet"/>
+      <w:lvlText w:val=""/>
+      <w:lvlJc w:val="left"/>
+      <w:pPr>
+        <w:ind w:left="7245" w:hanging="360"/>
+      </w:pPr>
+      <w:rPr>
+        <w:rFonts w:ascii="Wingdings" w:hAnsi="Wingdings" w:hint="default"/>
+      </w:rPr>
+    </w:lvl>
+  </w:abstractNum>
+  <w:abstractNum w:abstractNumId="32" w15:restartNumberingAfterBreak="0">
+    <w:nsid w:val="57E11EB3"/>
+    <w:multiLevelType w:val="hybridMultilevel"/>
+    <w:tmpl w:val="11729B38"/>
+    <w:lvl w:ilvl="0" w:tplc="240A0001">
+      <w:start w:val="1"/>
+      <w:numFmt w:val="bullet"/>
+      <w:lvlText w:val=""/>
+      <w:lvlJc w:val="left"/>
+      <w:pPr>
+        <w:ind w:left="2205" w:hanging="360"/>
+      </w:pPr>
+      <w:rPr>
+        <w:rFonts w:ascii="Symbol" w:hAnsi="Symbol" w:hint="default"/>
+      </w:rPr>
+    </w:lvl>
+    <w:lvl w:ilvl="1" w:tplc="240A0003" w:tentative="1">
+      <w:start w:val="1"/>
+      <w:numFmt w:val="bullet"/>
+      <w:lvlText w:val="o"/>
+      <w:lvlJc w:val="left"/>
+      <w:pPr>
+        <w:ind w:left="2925" w:hanging="360"/>
+      </w:pPr>
+      <w:rPr>
+        <w:rFonts w:ascii="Courier New" w:hAnsi="Courier New" w:cs="Courier New" w:hint="default"/>
+      </w:rPr>
+    </w:lvl>
+    <w:lvl w:ilvl="2" w:tplc="240A0005" w:tentative="1">
+      <w:start w:val="1"/>
+      <w:numFmt w:val="bullet"/>
+      <w:lvlText w:val=""/>
+      <w:lvlJc w:val="left"/>
+      <w:pPr>
+        <w:ind w:left="3645" w:hanging="360"/>
+      </w:pPr>
+      <w:rPr>
+        <w:rFonts w:ascii="Wingdings" w:hAnsi="Wingdings" w:hint="default"/>
+      </w:rPr>
+    </w:lvl>
+    <w:lvl w:ilvl="3" w:tplc="240A0001" w:tentative="1">
+      <w:start w:val="1"/>
+      <w:numFmt w:val="bullet"/>
+      <w:lvlText w:val=""/>
+      <w:lvlJc w:val="left"/>
+      <w:pPr>
+        <w:ind w:left="4365" w:hanging="360"/>
+      </w:pPr>
+      <w:rPr>
+        <w:rFonts w:ascii="Symbol" w:hAnsi="Symbol" w:hint="default"/>
+      </w:rPr>
+    </w:lvl>
+    <w:lvl w:ilvl="4" w:tplc="240A0003" w:tentative="1">
+      <w:start w:val="1"/>
+      <w:numFmt w:val="bullet"/>
+      <w:lvlText w:val="o"/>
+      <w:lvlJc w:val="left"/>
+      <w:pPr>
+        <w:ind w:left="5085" w:hanging="360"/>
+      </w:pPr>
+      <w:rPr>
+        <w:rFonts w:ascii="Courier New" w:hAnsi="Courier New" w:cs="Courier New" w:hint="default"/>
+      </w:rPr>
+    </w:lvl>
+    <w:lvl w:ilvl="5" w:tplc="240A0005" w:tentative="1">
+      <w:start w:val="1"/>
+      <w:numFmt w:val="bullet"/>
+      <w:lvlText w:val=""/>
+      <w:lvlJc w:val="left"/>
+      <w:pPr>
+        <w:ind w:left="5805" w:hanging="360"/>
+      </w:pPr>
+      <w:rPr>
+        <w:rFonts w:ascii="Wingdings" w:hAnsi="Wingdings" w:hint="default"/>
+      </w:rPr>
+    </w:lvl>
+    <w:lvl w:ilvl="6" w:tplc="240A0001" w:tentative="1">
+      <w:start w:val="1"/>
+      <w:numFmt w:val="bullet"/>
+      <w:lvlText w:val=""/>
+      <w:lvlJc w:val="left"/>
+      <w:pPr>
+        <w:ind w:left="6525" w:hanging="360"/>
+      </w:pPr>
+      <w:rPr>
+        <w:rFonts w:ascii="Symbol" w:hAnsi="Symbol" w:hint="default"/>
+      </w:rPr>
+    </w:lvl>
+    <w:lvl w:ilvl="7" w:tplc="240A0003" w:tentative="1">
+      <w:start w:val="1"/>
+      <w:numFmt w:val="bullet"/>
+      <w:lvlText w:val="o"/>
+      <w:lvlJc w:val="left"/>
+      <w:pPr>
+        <w:ind w:left="7245" w:hanging="360"/>
+      </w:pPr>
+      <w:rPr>
+        <w:rFonts w:ascii="Courier New" w:hAnsi="Courier New" w:cs="Courier New" w:hint="default"/>
+      </w:rPr>
+    </w:lvl>
+    <w:lvl w:ilvl="8" w:tplc="240A0005" w:tentative="1">
+      <w:start w:val="1"/>
+      <w:numFmt w:val="bullet"/>
+      <w:lvlText w:val=""/>
+      <w:lvlJc w:val="left"/>
+      <w:pPr>
+        <w:ind w:left="7965" w:hanging="360"/>
+      </w:pPr>
+      <w:rPr>
+        <w:rFonts w:ascii="Wingdings" w:hAnsi="Wingdings" w:hint="default"/>
+      </w:rPr>
+    </w:lvl>
+  </w:abstractNum>
+  <w:abstractNum w:abstractNumId="33" w15:restartNumberingAfterBreak="0">
     <w:nsid w:val="5C515C3E"/>
     <w:multiLevelType w:val="hybridMultilevel"/>
     <w:tmpl w:val="F9DAAB38"/>
@@ -15630,7 +16930,7 @@
       </w:rPr>
     </w:lvl>
   </w:abstractNum>
-  <w:abstractNum w:abstractNumId="29" w15:restartNumberingAfterBreak="0">
+  <w:abstractNum w:abstractNumId="34" w15:restartNumberingAfterBreak="0">
     <w:nsid w:val="5D6F3522"/>
     <w:multiLevelType w:val="hybridMultilevel"/>
     <w:tmpl w:val="09C2A716"/>
@@ -15743,7 +17043,7 @@
       </w:rPr>
     </w:lvl>
   </w:abstractNum>
-  <w:abstractNum w:abstractNumId="30" w15:restartNumberingAfterBreak="0">
+  <w:abstractNum w:abstractNumId="35" w15:restartNumberingAfterBreak="0">
     <w:nsid w:val="5E121177"/>
     <w:multiLevelType w:val="hybridMultilevel"/>
     <w:tmpl w:val="59B6F790"/>
@@ -15856,7 +17156,7 @@
       </w:rPr>
     </w:lvl>
   </w:abstractNum>
-  <w:abstractNum w:abstractNumId="31" w15:restartNumberingAfterBreak="0">
+  <w:abstractNum w:abstractNumId="36" w15:restartNumberingAfterBreak="0">
     <w:nsid w:val="5F883EFF"/>
     <w:multiLevelType w:val="hybridMultilevel"/>
     <w:tmpl w:val="6D306D1C"/>
@@ -15969,7 +17269,7 @@
       </w:rPr>
     </w:lvl>
   </w:abstractNum>
-  <w:abstractNum w:abstractNumId="32" w15:restartNumberingAfterBreak="0">
+  <w:abstractNum w:abstractNumId="37" w15:restartNumberingAfterBreak="0">
     <w:nsid w:val="66116329"/>
     <w:multiLevelType w:val="hybridMultilevel"/>
     <w:tmpl w:val="258CDE12"/>
@@ -16082,7 +17382,7 @@
       </w:rPr>
     </w:lvl>
   </w:abstractNum>
-  <w:abstractNum w:abstractNumId="33" w15:restartNumberingAfterBreak="0">
+  <w:abstractNum w:abstractNumId="38" w15:restartNumberingAfterBreak="0">
     <w:nsid w:val="682349A7"/>
     <w:multiLevelType w:val="hybridMultilevel"/>
     <w:tmpl w:val="9FCA9E26"/>
@@ -16168,7 +17468,7 @@
       </w:pPr>
     </w:lvl>
   </w:abstractNum>
-  <w:abstractNum w:abstractNumId="34" w15:restartNumberingAfterBreak="0">
+  <w:abstractNum w:abstractNumId="39" w15:restartNumberingAfterBreak="0">
     <w:nsid w:val="686E184F"/>
     <w:multiLevelType w:val="hybridMultilevel"/>
     <w:tmpl w:val="771AB952"/>
@@ -16281,7 +17581,120 @@
       </w:rPr>
     </w:lvl>
   </w:abstractNum>
-  <w:abstractNum w:abstractNumId="35" w15:restartNumberingAfterBreak="0">
+  <w:abstractNum w:abstractNumId="40" w15:restartNumberingAfterBreak="0">
+    <w:nsid w:val="68BB1450"/>
+    <w:multiLevelType w:val="hybridMultilevel"/>
+    <w:tmpl w:val="FC863072"/>
+    <w:lvl w:ilvl="0" w:tplc="240A0003">
+      <w:start w:val="1"/>
+      <w:numFmt w:val="bullet"/>
+      <w:lvlText w:val="o"/>
+      <w:lvlJc w:val="left"/>
+      <w:pPr>
+        <w:ind w:left="2149" w:hanging="360"/>
+      </w:pPr>
+      <w:rPr>
+        <w:rFonts w:ascii="Courier New" w:hAnsi="Courier New" w:cs="Courier New" w:hint="default"/>
+      </w:rPr>
+    </w:lvl>
+    <w:lvl w:ilvl="1" w:tplc="240A0003" w:tentative="1">
+      <w:start w:val="1"/>
+      <w:numFmt w:val="bullet"/>
+      <w:lvlText w:val="o"/>
+      <w:lvlJc w:val="left"/>
+      <w:pPr>
+        <w:ind w:left="2869" w:hanging="360"/>
+      </w:pPr>
+      <w:rPr>
+        <w:rFonts w:ascii="Courier New" w:hAnsi="Courier New" w:cs="Courier New" w:hint="default"/>
+      </w:rPr>
+    </w:lvl>
+    <w:lvl w:ilvl="2" w:tplc="240A0005" w:tentative="1">
+      <w:start w:val="1"/>
+      <w:numFmt w:val="bullet"/>
+      <w:lvlText w:val=""/>
+      <w:lvlJc w:val="left"/>
+      <w:pPr>
+        <w:ind w:left="3589" w:hanging="360"/>
+      </w:pPr>
+      <w:rPr>
+        <w:rFonts w:ascii="Wingdings" w:hAnsi="Wingdings" w:hint="default"/>
+      </w:rPr>
+    </w:lvl>
+    <w:lvl w:ilvl="3" w:tplc="240A0001" w:tentative="1">
+      <w:start w:val="1"/>
+      <w:numFmt w:val="bullet"/>
+      <w:lvlText w:val=""/>
+      <w:lvlJc w:val="left"/>
+      <w:pPr>
+        <w:ind w:left="4309" w:hanging="360"/>
+      </w:pPr>
+      <w:rPr>
+        <w:rFonts w:ascii="Symbol" w:hAnsi="Symbol" w:hint="default"/>
+      </w:rPr>
+    </w:lvl>
+    <w:lvl w:ilvl="4" w:tplc="240A0003" w:tentative="1">
+      <w:start w:val="1"/>
+      <w:numFmt w:val="bullet"/>
+      <w:lvlText w:val="o"/>
+      <w:lvlJc w:val="left"/>
+      <w:pPr>
+        <w:ind w:left="5029" w:hanging="360"/>
+      </w:pPr>
+      <w:rPr>
+        <w:rFonts w:ascii="Courier New" w:hAnsi="Courier New" w:cs="Courier New" w:hint="default"/>
+      </w:rPr>
+    </w:lvl>
+    <w:lvl w:ilvl="5" w:tplc="240A0005" w:tentative="1">
+      <w:start w:val="1"/>
+      <w:numFmt w:val="bullet"/>
+      <w:lvlText w:val=""/>
+      <w:lvlJc w:val="left"/>
+      <w:pPr>
+        <w:ind w:left="5749" w:hanging="360"/>
+      </w:pPr>
+      <w:rPr>
+        <w:rFonts w:ascii="Wingdings" w:hAnsi="Wingdings" w:hint="default"/>
+      </w:rPr>
+    </w:lvl>
+    <w:lvl w:ilvl="6" w:tplc="240A0001" w:tentative="1">
+      <w:start w:val="1"/>
+      <w:numFmt w:val="bullet"/>
+      <w:lvlText w:val=""/>
+      <w:lvlJc w:val="left"/>
+      <w:pPr>
+        <w:ind w:left="6469" w:hanging="360"/>
+      </w:pPr>
+      <w:rPr>
+        <w:rFonts w:ascii="Symbol" w:hAnsi="Symbol" w:hint="default"/>
+      </w:rPr>
+    </w:lvl>
+    <w:lvl w:ilvl="7" w:tplc="240A0003" w:tentative="1">
+      <w:start w:val="1"/>
+      <w:numFmt w:val="bullet"/>
+      <w:lvlText w:val="o"/>
+      <w:lvlJc w:val="left"/>
+      <w:pPr>
+        <w:ind w:left="7189" w:hanging="360"/>
+      </w:pPr>
+      <w:rPr>
+        <w:rFonts w:ascii="Courier New" w:hAnsi="Courier New" w:cs="Courier New" w:hint="default"/>
+      </w:rPr>
+    </w:lvl>
+    <w:lvl w:ilvl="8" w:tplc="240A0005" w:tentative="1">
+      <w:start w:val="1"/>
+      <w:numFmt w:val="bullet"/>
+      <w:lvlText w:val=""/>
+      <w:lvlJc w:val="left"/>
+      <w:pPr>
+        <w:ind w:left="7909" w:hanging="360"/>
+      </w:pPr>
+      <w:rPr>
+        <w:rFonts w:ascii="Wingdings" w:hAnsi="Wingdings" w:hint="default"/>
+      </w:rPr>
+    </w:lvl>
+  </w:abstractNum>
+  <w:abstractNum w:abstractNumId="41" w15:restartNumberingAfterBreak="0">
     <w:nsid w:val="6C0424BF"/>
     <w:multiLevelType w:val="hybridMultilevel"/>
     <w:tmpl w:val="544C5052"/>
@@ -16394,7 +17807,7 @@
       </w:rPr>
     </w:lvl>
   </w:abstractNum>
-  <w:abstractNum w:abstractNumId="36" w15:restartNumberingAfterBreak="0">
+  <w:abstractNum w:abstractNumId="42" w15:restartNumberingAfterBreak="0">
     <w:nsid w:val="6DB45AA5"/>
     <w:multiLevelType w:val="hybridMultilevel"/>
     <w:tmpl w:val="C1F4362E"/>
@@ -16507,7 +17920,7 @@
       </w:rPr>
     </w:lvl>
   </w:abstractNum>
-  <w:abstractNum w:abstractNumId="37" w15:restartNumberingAfterBreak="0">
+  <w:abstractNum w:abstractNumId="43" w15:restartNumberingAfterBreak="0">
     <w:nsid w:val="6F1C67A0"/>
     <w:multiLevelType w:val="hybridMultilevel"/>
     <w:tmpl w:val="6D26B664"/>
@@ -16620,7 +18033,7 @@
       </w:rPr>
     </w:lvl>
   </w:abstractNum>
-  <w:abstractNum w:abstractNumId="38" w15:restartNumberingAfterBreak="0">
+  <w:abstractNum w:abstractNumId="44" w15:restartNumberingAfterBreak="0">
     <w:nsid w:val="707D2C69"/>
     <w:multiLevelType w:val="hybridMultilevel"/>
     <w:tmpl w:val="0226EEF6"/>
@@ -16733,7 +18146,7 @@
       </w:rPr>
     </w:lvl>
   </w:abstractNum>
-  <w:abstractNum w:abstractNumId="39" w15:restartNumberingAfterBreak="0">
+  <w:abstractNum w:abstractNumId="45" w15:restartNumberingAfterBreak="0">
     <w:nsid w:val="7168686E"/>
     <w:multiLevelType w:val="hybridMultilevel"/>
     <w:tmpl w:val="2312E1B2"/>
@@ -16846,7 +18259,7 @@
       </w:rPr>
     </w:lvl>
   </w:abstractNum>
-  <w:abstractNum w:abstractNumId="40" w15:restartNumberingAfterBreak="0">
+  <w:abstractNum w:abstractNumId="46" w15:restartNumberingAfterBreak="0">
     <w:nsid w:val="720F7508"/>
     <w:multiLevelType w:val="hybridMultilevel"/>
     <w:tmpl w:val="DEE20BFE"/>
@@ -16959,7 +18372,7 @@
       </w:rPr>
     </w:lvl>
   </w:abstractNum>
-  <w:abstractNum w:abstractNumId="41" w15:restartNumberingAfterBreak="0">
+  <w:abstractNum w:abstractNumId="47" w15:restartNumberingAfterBreak="0">
     <w:nsid w:val="76AD2CDD"/>
     <w:multiLevelType w:val="hybridMultilevel"/>
     <w:tmpl w:val="CDBEACA6"/>
@@ -17072,7 +18485,7 @@
       </w:rPr>
     </w:lvl>
   </w:abstractNum>
-  <w:abstractNum w:abstractNumId="42" w15:restartNumberingAfterBreak="0">
+  <w:abstractNum w:abstractNumId="48" w15:restartNumberingAfterBreak="0">
     <w:nsid w:val="77914757"/>
     <w:multiLevelType w:val="hybridMultilevel"/>
     <w:tmpl w:val="0BB68C2C"/>
@@ -17185,7 +18598,7 @@
       </w:rPr>
     </w:lvl>
   </w:abstractNum>
-  <w:abstractNum w:abstractNumId="43" w15:restartNumberingAfterBreak="0">
+  <w:abstractNum w:abstractNumId="49" w15:restartNumberingAfterBreak="0">
     <w:nsid w:val="7E48608A"/>
     <w:multiLevelType w:val="hybridMultilevel"/>
     <w:tmpl w:val="B3CAC840"/>
@@ -17298,7 +18711,7 @@
       </w:rPr>
     </w:lvl>
   </w:abstractNum>
-  <w:abstractNum w:abstractNumId="44" w15:restartNumberingAfterBreak="0">
+  <w:abstractNum w:abstractNumId="50" w15:restartNumberingAfterBreak="0">
     <w:nsid w:val="7EA83D2C"/>
     <w:multiLevelType w:val="hybridMultilevel"/>
     <w:tmpl w:val="212C17D8"/>
@@ -17418,19 +18831,19 @@
     <w:abstractNumId w:val="8"/>
   </w:num>
   <w:num w:numId="3">
-    <w:abstractNumId w:val="24"/>
+    <w:abstractNumId w:val="26"/>
   </w:num>
   <w:num w:numId="4">
-    <w:abstractNumId w:val="15"/>
+    <w:abstractNumId w:val="17"/>
   </w:num>
   <w:num w:numId="5">
-    <w:abstractNumId w:val="18"/>
+    <w:abstractNumId w:val="20"/>
   </w:num>
   <w:num w:numId="6">
-    <w:abstractNumId w:val="30"/>
+    <w:abstractNumId w:val="35"/>
   </w:num>
   <w:num w:numId="7">
-    <w:abstractNumId w:val="33"/>
+    <w:abstractNumId w:val="38"/>
   </w:num>
   <w:num w:numId="8">
     <w:abstractNumId w:val="2"/>
@@ -17439,76 +18852,76 @@
     <w:abstractNumId w:val="7"/>
   </w:num>
   <w:num w:numId="10">
-    <w:abstractNumId w:val="28"/>
+    <w:abstractNumId w:val="33"/>
   </w:num>
   <w:num w:numId="11">
-    <w:abstractNumId w:val="27"/>
+    <w:abstractNumId w:val="30"/>
   </w:num>
   <w:num w:numId="12">
     <w:abstractNumId w:val="11"/>
   </w:num>
   <w:num w:numId="13">
-    <w:abstractNumId w:val="21"/>
+    <w:abstractNumId w:val="23"/>
   </w:num>
   <w:num w:numId="14">
-    <w:abstractNumId w:val="14"/>
+    <w:abstractNumId w:val="16"/>
   </w:num>
   <w:num w:numId="15">
-    <w:abstractNumId w:val="17"/>
+    <w:abstractNumId w:val="19"/>
   </w:num>
   <w:num w:numId="16">
     <w:abstractNumId w:val="12"/>
   </w:num>
   <w:num w:numId="17">
-    <w:abstractNumId w:val="39"/>
+    <w:abstractNumId w:val="45"/>
   </w:num>
   <w:num w:numId="18">
     <w:abstractNumId w:val="3"/>
   </w:num>
   <w:num w:numId="19">
-    <w:abstractNumId w:val="22"/>
+    <w:abstractNumId w:val="24"/>
   </w:num>
   <w:num w:numId="20">
+    <w:abstractNumId w:val="48"/>
+  </w:num>
+  <w:num w:numId="21">
+    <w:abstractNumId w:val="36"/>
+  </w:num>
+  <w:num w:numId="22">
     <w:abstractNumId w:val="42"/>
   </w:num>
-  <w:num w:numId="21">
-    <w:abstractNumId w:val="31"/>
-  </w:num>
-  <w:num w:numId="22">
-    <w:abstractNumId w:val="36"/>
-  </w:num>
   <w:num w:numId="23">
-    <w:abstractNumId w:val="43"/>
+    <w:abstractNumId w:val="49"/>
   </w:num>
   <w:num w:numId="24">
     <w:abstractNumId w:val="5"/>
   </w:num>
   <w:num w:numId="25">
-    <w:abstractNumId w:val="34"/>
+    <w:abstractNumId w:val="39"/>
   </w:num>
   <w:num w:numId="26">
     <w:abstractNumId w:val="1"/>
   </w:num>
   <w:num w:numId="27">
-    <w:abstractNumId w:val="44"/>
+    <w:abstractNumId w:val="50"/>
   </w:num>
   <w:num w:numId="28">
     <w:abstractNumId w:val="9"/>
   </w:num>
   <w:num w:numId="29">
-    <w:abstractNumId w:val="32"/>
+    <w:abstractNumId w:val="37"/>
   </w:num>
   <w:num w:numId="30">
-    <w:abstractNumId w:val="37"/>
+    <w:abstractNumId w:val="43"/>
   </w:num>
   <w:num w:numId="31">
-    <w:abstractNumId w:val="38"/>
+    <w:abstractNumId w:val="44"/>
   </w:num>
   <w:num w:numId="32">
-    <w:abstractNumId w:val="29"/>
+    <w:abstractNumId w:val="34"/>
   </w:num>
   <w:num w:numId="33">
-    <w:abstractNumId w:val="16"/>
+    <w:abstractNumId w:val="18"/>
   </w:num>
   <w:num w:numId="34">
     <w:abstractNumId w:val="4"/>
@@ -17517,34 +18930,52 @@
     <w:abstractNumId w:val="10"/>
   </w:num>
   <w:num w:numId="36">
-    <w:abstractNumId w:val="26"/>
+    <w:abstractNumId w:val="29"/>
   </w:num>
   <w:num w:numId="37">
-    <w:abstractNumId w:val="41"/>
+    <w:abstractNumId w:val="47"/>
   </w:num>
   <w:num w:numId="38">
-    <w:abstractNumId w:val="23"/>
+    <w:abstractNumId w:val="25"/>
   </w:num>
   <w:num w:numId="39">
-    <w:abstractNumId w:val="19"/>
+    <w:abstractNumId w:val="21"/>
   </w:num>
   <w:num w:numId="40">
-    <w:abstractNumId w:val="40"/>
+    <w:abstractNumId w:val="46"/>
   </w:num>
   <w:num w:numId="41">
-    <w:abstractNumId w:val="13"/>
+    <w:abstractNumId w:val="14"/>
   </w:num>
   <w:num w:numId="42">
     <w:abstractNumId w:val="6"/>
   </w:num>
   <w:num w:numId="43">
-    <w:abstractNumId w:val="35"/>
+    <w:abstractNumId w:val="41"/>
   </w:num>
   <w:num w:numId="44">
-    <w:abstractNumId w:val="25"/>
+    <w:abstractNumId w:val="27"/>
   </w:num>
   <w:num w:numId="45">
-    <w:abstractNumId w:val="20"/>
+    <w:abstractNumId w:val="22"/>
+  </w:num>
+  <w:num w:numId="46">
+    <w:abstractNumId w:val="40"/>
+  </w:num>
+  <w:num w:numId="47">
+    <w:abstractNumId w:val="13"/>
+  </w:num>
+  <w:num w:numId="48">
+    <w:abstractNumId w:val="31"/>
+  </w:num>
+  <w:num w:numId="49">
+    <w:abstractNumId w:val="28"/>
+  </w:num>
+  <w:num w:numId="50">
+    <w:abstractNumId w:val="32"/>
+  </w:num>
+  <w:num w:numId="51">
+    <w:abstractNumId w:val="15"/>
   </w:num>
   <w:numIdMacAtCleanup w:val="45"/>
 </w:numbering>
@@ -19368,7 +20799,14 @@
 </file>
 
 <file path=customXml/item1.xml><?xml version="1.0" encoding="utf-8"?>
-<b:Sources xmlns:b="http://schemas.openxmlformats.org/officeDocument/2006/bibliography" xmlns="http://schemas.openxmlformats.org/officeDocument/2006/bibliography" SelectedStyle="\APASixthEditionOfficeOnline.xsl" StyleName="APA" Version="6"/>
+<p:properties xmlns:p="http://schemas.microsoft.com/office/2006/metadata/properties" xmlns:xsi="http://www.w3.org/2001/XMLSchema-instance" xmlns:pc="http://schemas.microsoft.com/office/infopath/2007/PartnerControls">
+  <documentManagement>
+    <TaxCatchAll xmlns="67a0edcd-0de5-43ed-8c27-e32f38a00c91" xsi:nil="true"/>
+    <lcf76f155ced4ddcb4097134ff3c332f xmlns="42760c81-fd8e-4d59-8953-7cdb9f38b14f">
+      <Terms xmlns="http://schemas.microsoft.com/office/infopath/2007/PartnerControls"/>
+    </lcf76f155ced4ddcb4097134ff3c332f>
+  </documentManagement>
+</p:properties>
 </file>
 
 <file path=customXml/item2.xml><?xml version="1.0" encoding="utf-8"?>
@@ -19381,14 +20819,7 @@
 </file>
 
 <file path=customXml/item3.xml><?xml version="1.0" encoding="utf-8"?>
-<p:properties xmlns:p="http://schemas.microsoft.com/office/2006/metadata/properties" xmlns:xsi="http://www.w3.org/2001/XMLSchema-instance" xmlns:pc="http://schemas.microsoft.com/office/infopath/2007/PartnerControls">
-  <documentManagement>
-    <TaxCatchAll xmlns="67a0edcd-0de5-43ed-8c27-e32f38a00c91" xsi:nil="true"/>
-    <lcf76f155ced4ddcb4097134ff3c332f xmlns="42760c81-fd8e-4d59-8953-7cdb9f38b14f">
-      <Terms xmlns="http://schemas.microsoft.com/office/infopath/2007/PartnerControls"/>
-    </lcf76f155ced4ddcb4097134ff3c332f>
-  </documentManagement>
-</p:properties>
+<b:Sources xmlns:b="http://schemas.openxmlformats.org/officeDocument/2006/bibliography" xmlns="http://schemas.openxmlformats.org/officeDocument/2006/bibliography" SelectedStyle="\APASixthEditionOfficeOnline.xsl" StyleName="APA" Version="6"/>
 </file>
 
 <file path=customXml/item4.xml><?xml version="1.0" encoding="utf-8"?>
@@ -19593,9 +21024,12 @@
 </file>
 
 <file path=customXml/itemProps1.xml><?xml version="1.0" encoding="utf-8"?>
-<ds:datastoreItem xmlns:ds="http://schemas.openxmlformats.org/officeDocument/2006/customXml" ds:itemID="{EAE431FD-7059-4C09-804B-C9D69EB7B213}">
+<ds:datastoreItem xmlns:ds="http://schemas.openxmlformats.org/officeDocument/2006/customXml" ds:itemID="{1279454D-02BE-4A9C-A117-DCD1573E2608}">
   <ds:schemaRefs>
-    <ds:schemaRef ds:uri="http://schemas.openxmlformats.org/officeDocument/2006/bibliography"/>
+    <ds:schemaRef ds:uri="http://schemas.microsoft.com/office/2006/metadata/properties"/>
+    <ds:schemaRef ds:uri="http://schemas.microsoft.com/office/infopath/2007/PartnerControls"/>
+    <ds:schemaRef ds:uri="67a0edcd-0de5-43ed-8c27-e32f38a00c91"/>
+    <ds:schemaRef ds:uri="42760c81-fd8e-4d59-8953-7cdb9f38b14f"/>
   </ds:schemaRefs>
 </ds:datastoreItem>
 </file>
@@ -19609,16 +21043,28 @@
 </file>
 
 <file path=customXml/itemProps3.xml><?xml version="1.0" encoding="utf-8"?>
-<ds:datastoreItem xmlns:ds="http://schemas.openxmlformats.org/officeDocument/2006/customXml" ds:itemID="{1279454D-02BE-4A9C-A117-DCD1573E2608}">
+<ds:datastoreItem xmlns:ds="http://schemas.openxmlformats.org/officeDocument/2006/customXml" ds:itemID="{EAE431FD-7059-4C09-804B-C9D69EB7B213}">
   <ds:schemaRefs>
-    <ds:schemaRef ds:uri="http://schemas.microsoft.com/office/2006/metadata/properties"/>
-    <ds:schemaRef ds:uri="http://schemas.microsoft.com/office/infopath/2007/PartnerControls"/>
-    <ds:schemaRef ds:uri="13c90a0b-73bc-4dc0-be5f-28d77b615beb"/>
-    <ds:schemaRef ds:uri="13c93bba-48ce-428c-bfe5-88b42c19b028"/>
+    <ds:schemaRef ds:uri="http://schemas.openxmlformats.org/officeDocument/2006/bibliography"/>
   </ds:schemaRefs>
 </ds:datastoreItem>
 </file>
 
 <file path=customXml/itemProps4.xml><?xml version="1.0" encoding="utf-8"?>
-<ds:datastoreItem xmlns:ds="http://schemas.openxmlformats.org/officeDocument/2006/customXml" ds:itemID="{CE2664BC-F54B-4C3E-962D-4A1D2AE2435C}"/>
+<ds:datastoreItem xmlns:ds="http://schemas.openxmlformats.org/officeDocument/2006/customXml" ds:itemID="{CE2664BC-F54B-4C3E-962D-4A1D2AE2435C}">
+  <ds:schemaRefs>
+    <ds:schemaRef ds:uri="http://schemas.microsoft.com/office/2006/metadata/contentType"/>
+    <ds:schemaRef ds:uri="http://schemas.microsoft.com/office/2006/metadata/properties/metaAttributes"/>
+    <ds:schemaRef ds:uri="http://www.w3.org/2001/XMLSchema"/>
+    <ds:schemaRef ds:uri="http://schemas.microsoft.com/office/2006/metadata/properties"/>
+    <ds:schemaRef ds:uri="42760c81-fd8e-4d59-8953-7cdb9f38b14f"/>
+    <ds:schemaRef ds:uri="67a0edcd-0de5-43ed-8c27-e32f38a00c91"/>
+    <ds:schemaRef ds:uri="http://schemas.microsoft.com/office/2006/documentManagement/types"/>
+    <ds:schemaRef ds:uri="http://schemas.microsoft.com/office/infopath/2007/PartnerControls"/>
+    <ds:schemaRef ds:uri="http://schemas.openxmlformats.org/package/2006/metadata/core-properties"/>
+    <ds:schemaRef ds:uri="http://purl.org/dc/elements/1.1/"/>
+    <ds:schemaRef ds:uri="http://purl.org/dc/terms/"/>
+    <ds:schemaRef ds:uri="http://schemas.microsoft.com/internal/obd"/>
+  </ds:schemaRefs>
+</ds:datastoreItem>
 </file>